--- a/docs/do178/planning/SCMP_I-SCEET.docx
+++ b/docs/do178/planning/SCMP_I-SCEET.docx
@@ -292,7 +292,7 @@
                 <w:sz w:val="20"/>
                 <w:szCs w:val="20"/>
               </w:rPr>
-              <w:t>1.0</w:t>
+              <w:t>2.0</w:t>
             </w:r>
           </w:p>
         </w:tc>
@@ -406,7 +406,7 @@
                 <w:sz w:val="20"/>
                 <w:szCs w:val="20"/>
               </w:rPr>
-              <w:t>2026-04-19</w:t>
+              <w:t>2026-06-18</w:t>
             </w:r>
           </w:p>
         </w:tc>
@@ -993,15 +993,7 @@
                 <w:sz w:val="20"/>
                 <w:szCs w:val="20"/>
               </w:rPr>
-              <w:t>2026-04-</w:t>
-            </w:r>
-            <w:r>
-              <w:rPr>
-                <w:rFonts w:eastAsia="Arial" w:cs="Arial"/>
-                <w:sz w:val="20"/>
-                <w:szCs w:val="20"/>
-              </w:rPr>
-              <w:t>23</w:t>
+              <w:t>2026-04-23</w:t>
             </w:r>
           </w:p>
         </w:tc>
@@ -1056,6 +1048,117 @@
                 <w:szCs w:val="20"/>
               </w:rPr>
               <w:t>Initial draft — project kickoff</w:t>
+            </w:r>
+          </w:p>
+        </w:tc>
+      </w:tr>
+      <w:tr>
+        <w:trPr/>
+        <w:tc>
+          <w:tcPr>
+            <w:tcW w:w="1199" w:type="dxa"/>
+            <w:tcBorders>
+              <w:top w:val="single" w:sz="2" w:space="0" w:color="CCCCCC"/>
+              <w:left w:val="single" w:sz="2" w:space="0" w:color="CCCCCC"/>
+              <w:bottom w:val="single" w:sz="2" w:space="0" w:color="CCCCCC"/>
+              <w:right w:val="single" w:sz="2" w:space="0" w:color="CCCCCC"/>
+            </w:tcBorders>
+            <w:shd w:fill="F2F2F2" w:val="clear"/>
+          </w:tcPr>
+          <w:p>
+            <w:pPr>
+              <w:pStyle w:val="Normal"/>
+              <w:widowControl w:val="false"/>
+              <w:rPr/>
+            </w:pPr>
+            <w:r>
+              <w:rPr>
+                <w:rFonts w:eastAsia="Arial" w:cs="Arial"/>
+                <w:sz w:val="20"/>
+                <w:szCs w:val="20"/>
+              </w:rPr>
+              <w:t>2.0</w:t>
+            </w:r>
+          </w:p>
+        </w:tc>
+        <w:tc>
+          <w:tcPr>
+            <w:tcW w:w="1800" w:type="dxa"/>
+            <w:tcBorders>
+              <w:top w:val="single" w:sz="2" w:space="0" w:color="CCCCCC"/>
+              <w:left w:val="single" w:sz="2" w:space="0" w:color="CCCCCC"/>
+              <w:bottom w:val="single" w:sz="2" w:space="0" w:color="CCCCCC"/>
+              <w:right w:val="single" w:sz="2" w:space="0" w:color="CCCCCC"/>
+            </w:tcBorders>
+            <w:shd w:fill="F2F2F2" w:val="clear"/>
+          </w:tcPr>
+          <w:p>
+            <w:pPr>
+              <w:pStyle w:val="Normal"/>
+              <w:widowControl w:val="false"/>
+              <w:rPr/>
+            </w:pPr>
+            <w:r>
+              <w:rPr>
+                <w:rFonts w:eastAsia="Arial" w:cs="Arial"/>
+                <w:sz w:val="20"/>
+                <w:szCs w:val="20"/>
+              </w:rPr>
+              <w:t>2026-06-18</w:t>
+            </w:r>
+          </w:p>
+        </w:tc>
+        <w:tc>
+          <w:tcPr>
+            <w:tcW w:w="2400" w:type="dxa"/>
+            <w:tcBorders>
+              <w:top w:val="single" w:sz="2" w:space="0" w:color="CCCCCC"/>
+              <w:left w:val="single" w:sz="2" w:space="0" w:color="CCCCCC"/>
+              <w:bottom w:val="single" w:sz="2" w:space="0" w:color="CCCCCC"/>
+              <w:right w:val="single" w:sz="2" w:space="0" w:color="CCCCCC"/>
+            </w:tcBorders>
+            <w:shd w:fill="F2F2F2" w:val="clear"/>
+          </w:tcPr>
+          <w:p>
+            <w:pPr>
+              <w:pStyle w:val="Normal"/>
+              <w:widowControl w:val="false"/>
+              <w:rPr/>
+            </w:pPr>
+            <w:r>
+              <w:rPr>
+                <w:rFonts w:eastAsia="Arial" w:cs="Arial"/>
+                <w:sz w:val="20"/>
+                <w:szCs w:val="20"/>
+              </w:rPr>
+              <w:t>Hatem ADOUANI</w:t>
+            </w:r>
+          </w:p>
+        </w:tc>
+        <w:tc>
+          <w:tcPr>
+            <w:tcW w:w="3960" w:type="dxa"/>
+            <w:tcBorders>
+              <w:top w:val="single" w:sz="2" w:space="0" w:color="CCCCCC"/>
+              <w:left w:val="single" w:sz="2" w:space="0" w:color="CCCCCC"/>
+              <w:bottom w:val="single" w:sz="2" w:space="0" w:color="CCCCCC"/>
+              <w:right w:val="single" w:sz="2" w:space="0" w:color="CCCCCC"/>
+            </w:tcBorders>
+            <w:shd w:fill="F2F2F2" w:val="clear"/>
+          </w:tcPr>
+          <w:p>
+            <w:pPr>
+              <w:pStyle w:val="Normal"/>
+              <w:widowControl w:val="false"/>
+              <w:rPr/>
+            </w:pPr>
+            <w:r>
+              <w:rPr>
+                <w:rFonts w:eastAsia="Arial" w:cs="Arial"/>
+                <w:sz w:val="20"/>
+                <w:szCs w:val="20"/>
+              </w:rPr>
+              <w:t>Updated SCI register with verified local model stack and versions (PSAC v3.0, SDP v3.0, SVP v2.0, SQAP/SRS-001/SDS-001/SCS-001 now APPROVED); fixed AI module CI example (removed GPT-4o reference)</w:t>
             </w:r>
           </w:p>
         </w:tc>
@@ -5538,7 +5641,7 @@
           <w:sz w:val="22"/>
           <w:szCs w:val="22"/>
         </w:rPr>
-        <w:t>Model name and version (e.g., GPT-4o v2024-05-13)</w:t>
+        <w:t>Model name and version (e.g., Qwen3 32B Q4_K_M.gguf for M1; Mistral Small 24B for M2; Qwen2.5-Coder 32B for M3; Gemma3 27B for M4; DeepSeek-R1-Distill-Qwen 32B for M5; Phi-4 14B for M6 — all local GGUF files, no external API)</w:t>
       </w:r>
     </w:p>
     <w:p>
@@ -11507,7 +11610,7 @@
                 <w:sz w:val="20"/>
                 <w:szCs w:val="20"/>
               </w:rPr>
-              <w:t>2.0</w:t>
+              <w:t>3.0</w:t>
             </w:r>
           </w:p>
         </w:tc>
@@ -11615,7 +11718,7 @@
                 <w:sz w:val="20"/>
                 <w:szCs w:val="20"/>
               </w:rPr>
-              <w:t>2026-04-19</w:t>
+              <w:t>2026-06-18</w:t>
             </w:r>
           </w:p>
         </w:tc>
@@ -11672,7 +11775,7 @@
                 <w:sz w:val="20"/>
                 <w:szCs w:val="20"/>
               </w:rPr>
-              <w:t>2.0</w:t>
+              <w:t>3.0</w:t>
             </w:r>
           </w:p>
         </w:tc>
@@ -11780,7 +11883,7 @@
                 <w:sz w:val="20"/>
                 <w:szCs w:val="20"/>
               </w:rPr>
-              <w:t>2026-04-19</w:t>
+              <w:t>2026-06-18</w:t>
             </w:r>
           </w:p>
         </w:tc>
@@ -11837,7 +11940,7 @@
                 <w:sz w:val="20"/>
                 <w:szCs w:val="20"/>
               </w:rPr>
-              <w:t>1.0</w:t>
+              <w:t>2.0</w:t>
             </w:r>
           </w:p>
         </w:tc>
@@ -11945,7 +12048,7 @@
                 <w:sz w:val="20"/>
                 <w:szCs w:val="20"/>
               </w:rPr>
-              <w:t>2026-04-19</w:t>
+              <w:t>2026-06-18</w:t>
             </w:r>
           </w:p>
         </w:tc>
@@ -12002,7 +12105,7 @@
                 <w:sz w:val="20"/>
                 <w:szCs w:val="20"/>
               </w:rPr>
-              <w:t>1.0</w:t>
+              <w:t>2.0</w:t>
             </w:r>
           </w:p>
         </w:tc>
@@ -12110,7 +12213,7 @@
                 <w:sz w:val="20"/>
                 <w:szCs w:val="20"/>
               </w:rPr>
-              <w:t>2026-04-19</w:t>
+              <w:t>2026-06-18</w:t>
             </w:r>
           </w:p>
         </w:tc>
@@ -12194,7 +12297,7 @@
                 <w:sz w:val="20"/>
                 <w:szCs w:val="20"/>
               </w:rPr>
-              <w:t>PENDING</w:t>
+              <w:t>APPROVED</w:t>
             </w:r>
           </w:p>
         </w:tc>
@@ -12275,7 +12378,7 @@
                 <w:sz w:val="20"/>
                 <w:szCs w:val="20"/>
               </w:rPr>
-              <w:t>TBD</w:t>
+              <w:t>2026-06-18</w:t>
             </w:r>
           </w:p>
         </w:tc>
@@ -12359,7 +12462,7 @@
                 <w:sz w:val="20"/>
                 <w:szCs w:val="20"/>
               </w:rPr>
-              <w:t>PENDING</w:t>
+              <w:t>APPROVED</w:t>
             </w:r>
           </w:p>
         </w:tc>
@@ -12440,7 +12543,7 @@
                 <w:sz w:val="20"/>
                 <w:szCs w:val="20"/>
               </w:rPr>
-              <w:t>TBD</w:t>
+              <w:t>2026-06-18</w:t>
             </w:r>
           </w:p>
         </w:tc>
@@ -12524,7 +12627,7 @@
                 <w:sz w:val="20"/>
                 <w:szCs w:val="20"/>
               </w:rPr>
-              <w:t>PENDING</w:t>
+              <w:t>APPROVED</w:t>
             </w:r>
           </w:p>
         </w:tc>
@@ -12605,7 +12708,7 @@
                 <w:sz w:val="20"/>
                 <w:szCs w:val="20"/>
               </w:rPr>
-              <w:t>TBD</w:t>
+              <w:t>2026-06-18</w:t>
             </w:r>
           </w:p>
         </w:tc>
@@ -12689,7 +12792,7 @@
                 <w:sz w:val="20"/>
                 <w:szCs w:val="20"/>
               </w:rPr>
-              <w:t>PENDING</w:t>
+              <w:t>APPROVED</w:t>
             </w:r>
           </w:p>
         </w:tc>
@@ -12770,7 +12873,7 @@
                 <w:sz w:val="20"/>
                 <w:szCs w:val="20"/>
               </w:rPr>
-              <w:t>TBD</w:t>
+              <w:t>2026-06-18</w:t>
             </w:r>
           </w:p>
         </w:tc>
@@ -15865,7 +15968,7 @@
         <w:sz w:val="18"/>
         <w:szCs w:val="18"/>
       </w:rPr>
-      <w:t>SCMP — I-SCEET   |   SCMP-TOOLCHAIN-001   |   v1.0   |   DRAFT</w:t>
+      <w:t>SCMP — I-SCEET   |   SCMP-TOOLCHAIN-001   |   v2.0   |   DRAFT</w:t>
     </w:r>
   </w:p>
 </w:hdr>

--- a/docs/do178/planning/SCMP_I-SCEET.docx
+++ b/docs/do178/planning/SCMP_I-SCEET.docx
@@ -115,8 +115,8 @@
         </w:tblCellMar>
       </w:tblPr>
       <w:tblGrid>
-        <w:gridCol w:w="2999"/>
-        <w:gridCol w:w="6360"/>
+        <w:gridCol w:w="2998"/>
+        <w:gridCol w:w="6361"/>
       </w:tblGrid>
       <w:tr>
         <w:trPr>
@@ -124,7 +124,7 @@
         </w:trPr>
         <w:tc>
           <w:tcPr>
-            <w:tcW w:w="2999" w:type="dxa"/>
+            <w:tcW w:w="2998" w:type="dxa"/>
             <w:tcBorders>
               <w:top w:val="single" w:sz="2" w:space="0" w:color="CCCCCC"/>
               <w:left w:val="single" w:sz="2" w:space="0" w:color="CCCCCC"/>
@@ -154,7 +154,7 @@
         </w:tc>
         <w:tc>
           <w:tcPr>
-            <w:tcW w:w="6360" w:type="dxa"/>
+            <w:tcW w:w="6361" w:type="dxa"/>
             <w:tcBorders>
               <w:top w:val="single" w:sz="2" w:space="0" w:color="CCCCCC"/>
               <w:left w:val="single" w:sz="2" w:space="0" w:color="CCCCCC"/>
@@ -187,7 +187,7 @@
         <w:trPr/>
         <w:tc>
           <w:tcPr>
-            <w:tcW w:w="2999" w:type="dxa"/>
+            <w:tcW w:w="2998" w:type="dxa"/>
             <w:tcBorders>
               <w:top w:val="single" w:sz="2" w:space="0" w:color="CCCCCC"/>
               <w:left w:val="single" w:sz="2" w:space="0" w:color="CCCCCC"/>
@@ -214,7 +214,7 @@
         </w:tc>
         <w:tc>
           <w:tcPr>
-            <w:tcW w:w="6360" w:type="dxa"/>
+            <w:tcW w:w="6361" w:type="dxa"/>
             <w:tcBorders>
               <w:top w:val="single" w:sz="2" w:space="0" w:color="CCCCCC"/>
               <w:left w:val="single" w:sz="2" w:space="0" w:color="CCCCCC"/>
@@ -244,7 +244,7 @@
         <w:trPr/>
         <w:tc>
           <w:tcPr>
-            <w:tcW w:w="2999" w:type="dxa"/>
+            <w:tcW w:w="2998" w:type="dxa"/>
             <w:tcBorders>
               <w:top w:val="single" w:sz="2" w:space="0" w:color="CCCCCC"/>
               <w:left w:val="single" w:sz="2" w:space="0" w:color="CCCCCC"/>
@@ -271,28 +271,28 @@
         </w:tc>
         <w:tc>
           <w:tcPr>
-            <w:tcW w:w="6360" w:type="dxa"/>
-            <w:tcBorders>
-              <w:top w:val="single" w:sz="2" w:space="0" w:color="CCCCCC"/>
-              <w:left w:val="single" w:sz="2" w:space="0" w:color="CCCCCC"/>
-              <w:bottom w:val="single" w:sz="2" w:space="0" w:color="CCCCCC"/>
-              <w:right w:val="single" w:sz="2" w:space="0" w:color="CCCCCC"/>
-            </w:tcBorders>
-            <w:shd w:fill="FFFFFF" w:val="clear"/>
-          </w:tcPr>
-          <w:p>
-            <w:pPr>
-              <w:pStyle w:val="Normal"/>
-              <w:widowControl w:val="false"/>
-              <w:rPr/>
-            </w:pPr>
-            <w:r>
-              <w:rPr>
-                <w:rFonts w:eastAsia="Arial" w:cs="Arial"/>
-                <w:sz w:val="20"/>
-                <w:szCs w:val="20"/>
-              </w:rPr>
-              <w:t>2.0</w:t>
+            <w:tcW w:w="6361" w:type="dxa"/>
+            <w:tcBorders>
+              <w:top w:val="single" w:sz="2" w:space="0" w:color="CCCCCC"/>
+              <w:left w:val="single" w:sz="2" w:space="0" w:color="CCCCCC"/>
+              <w:bottom w:val="single" w:sz="2" w:space="0" w:color="CCCCCC"/>
+              <w:right w:val="single" w:sz="2" w:space="0" w:color="CCCCCC"/>
+            </w:tcBorders>
+            <w:shd w:fill="FFFFFF" w:val="clear"/>
+          </w:tcPr>
+          <w:p>
+            <w:pPr>
+              <w:pStyle w:val="Normal"/>
+              <w:widowControl w:val="false"/>
+              <w:rPr/>
+            </w:pPr>
+            <w:r>
+              <w:rPr>
+                <w:rFonts w:eastAsia="Arial" w:cs="Arial"/>
+                <w:sz w:val="20"/>
+                <w:szCs w:val="20"/>
+              </w:rPr>
+              <w:t>2.1</w:t>
             </w:r>
           </w:p>
         </w:tc>
@@ -301,7 +301,7 @@
         <w:trPr/>
         <w:tc>
           <w:tcPr>
-            <w:tcW w:w="2999" w:type="dxa"/>
+            <w:tcW w:w="2998" w:type="dxa"/>
             <w:tcBorders>
               <w:top w:val="single" w:sz="2" w:space="0" w:color="CCCCCC"/>
               <w:left w:val="single" w:sz="2" w:space="0" w:color="CCCCCC"/>
@@ -328,7 +328,7 @@
         </w:tc>
         <w:tc>
           <w:tcPr>
-            <w:tcW w:w="6360" w:type="dxa"/>
+            <w:tcW w:w="6361" w:type="dxa"/>
             <w:tcBorders>
               <w:top w:val="single" w:sz="2" w:space="0" w:color="CCCCCC"/>
               <w:left w:val="single" w:sz="2" w:space="0" w:color="CCCCCC"/>
@@ -358,7 +358,7 @@
         <w:trPr/>
         <w:tc>
           <w:tcPr>
-            <w:tcW w:w="2999" w:type="dxa"/>
+            <w:tcW w:w="2998" w:type="dxa"/>
             <w:tcBorders>
               <w:top w:val="single" w:sz="2" w:space="0" w:color="CCCCCC"/>
               <w:left w:val="single" w:sz="2" w:space="0" w:color="CCCCCC"/>
@@ -385,28 +385,28 @@
         </w:tc>
         <w:tc>
           <w:tcPr>
-            <w:tcW w:w="6360" w:type="dxa"/>
-            <w:tcBorders>
-              <w:top w:val="single" w:sz="2" w:space="0" w:color="CCCCCC"/>
-              <w:left w:val="single" w:sz="2" w:space="0" w:color="CCCCCC"/>
-              <w:bottom w:val="single" w:sz="2" w:space="0" w:color="CCCCCC"/>
-              <w:right w:val="single" w:sz="2" w:space="0" w:color="CCCCCC"/>
-            </w:tcBorders>
-            <w:shd w:fill="FFFFFF" w:val="clear"/>
-          </w:tcPr>
-          <w:p>
-            <w:pPr>
-              <w:pStyle w:val="Normal"/>
-              <w:widowControl w:val="false"/>
-              <w:rPr/>
-            </w:pPr>
-            <w:r>
-              <w:rPr>
-                <w:rFonts w:eastAsia="Arial" w:cs="Arial"/>
-                <w:sz w:val="20"/>
-                <w:szCs w:val="20"/>
-              </w:rPr>
-              <w:t>2026-06-18</w:t>
+            <w:tcW w:w="6361" w:type="dxa"/>
+            <w:tcBorders>
+              <w:top w:val="single" w:sz="2" w:space="0" w:color="CCCCCC"/>
+              <w:left w:val="single" w:sz="2" w:space="0" w:color="CCCCCC"/>
+              <w:bottom w:val="single" w:sz="2" w:space="0" w:color="CCCCCC"/>
+              <w:right w:val="single" w:sz="2" w:space="0" w:color="CCCCCC"/>
+            </w:tcBorders>
+            <w:shd w:fill="FFFFFF" w:val="clear"/>
+          </w:tcPr>
+          <w:p>
+            <w:pPr>
+              <w:pStyle w:val="Normal"/>
+              <w:widowControl w:val="false"/>
+              <w:rPr/>
+            </w:pPr>
+            <w:r>
+              <w:rPr>
+                <w:rFonts w:eastAsia="Arial" w:cs="Arial"/>
+                <w:sz w:val="20"/>
+                <w:szCs w:val="20"/>
+              </w:rPr>
+              <w:t>2026-06-29</w:t>
             </w:r>
           </w:p>
         </w:tc>
@@ -415,7 +415,7 @@
         <w:trPr/>
         <w:tc>
           <w:tcPr>
-            <w:tcW w:w="2999" w:type="dxa"/>
+            <w:tcW w:w="2998" w:type="dxa"/>
             <w:tcBorders>
               <w:top w:val="single" w:sz="2" w:space="0" w:color="CCCCCC"/>
               <w:left w:val="single" w:sz="2" w:space="0" w:color="CCCCCC"/>
@@ -442,7 +442,7 @@
         </w:tc>
         <w:tc>
           <w:tcPr>
-            <w:tcW w:w="6360" w:type="dxa"/>
+            <w:tcW w:w="6361" w:type="dxa"/>
             <w:tcBorders>
               <w:top w:val="single" w:sz="2" w:space="0" w:color="CCCCCC"/>
               <w:left w:val="single" w:sz="2" w:space="0" w:color="CCCCCC"/>
@@ -472,7 +472,7 @@
         <w:trPr/>
         <w:tc>
           <w:tcPr>
-            <w:tcW w:w="2999" w:type="dxa"/>
+            <w:tcW w:w="2998" w:type="dxa"/>
             <w:tcBorders>
               <w:top w:val="single" w:sz="2" w:space="0" w:color="CCCCCC"/>
               <w:left w:val="single" w:sz="2" w:space="0" w:color="CCCCCC"/>
@@ -499,7 +499,7 @@
         </w:tc>
         <w:tc>
           <w:tcPr>
-            <w:tcW w:w="6360" w:type="dxa"/>
+            <w:tcW w:w="6361" w:type="dxa"/>
             <w:tcBorders>
               <w:top w:val="single" w:sz="2" w:space="0" w:color="CCCCCC"/>
               <w:left w:val="single" w:sz="2" w:space="0" w:color="CCCCCC"/>
@@ -529,7 +529,7 @@
         <w:trPr/>
         <w:tc>
           <w:tcPr>
-            <w:tcW w:w="2999" w:type="dxa"/>
+            <w:tcW w:w="2998" w:type="dxa"/>
             <w:tcBorders>
               <w:top w:val="single" w:sz="2" w:space="0" w:color="CCCCCC"/>
               <w:left w:val="single" w:sz="2" w:space="0" w:color="CCCCCC"/>
@@ -556,7 +556,7 @@
         </w:tc>
         <w:tc>
           <w:tcPr>
-            <w:tcW w:w="6360" w:type="dxa"/>
+            <w:tcW w:w="6361" w:type="dxa"/>
             <w:tcBorders>
               <w:top w:val="single" w:sz="2" w:space="0" w:color="CCCCCC"/>
               <w:left w:val="single" w:sz="2" w:space="0" w:color="CCCCCC"/>
@@ -586,7 +586,7 @@
         <w:trPr/>
         <w:tc>
           <w:tcPr>
-            <w:tcW w:w="2999" w:type="dxa"/>
+            <w:tcW w:w="2998" w:type="dxa"/>
             <w:tcBorders>
               <w:top w:val="single" w:sz="2" w:space="0" w:color="CCCCCC"/>
               <w:left w:val="single" w:sz="2" w:space="0" w:color="CCCCCC"/>
@@ -613,7 +613,7 @@
         </w:tc>
         <w:tc>
           <w:tcPr>
-            <w:tcW w:w="6360" w:type="dxa"/>
+            <w:tcW w:w="6361" w:type="dxa"/>
             <w:tcBorders>
               <w:top w:val="single" w:sz="2" w:space="0" w:color="CCCCCC"/>
               <w:left w:val="single" w:sz="2" w:space="0" w:color="CCCCCC"/>
@@ -643,7 +643,7 @@
         <w:trPr/>
         <w:tc>
           <w:tcPr>
-            <w:tcW w:w="2999" w:type="dxa"/>
+            <w:tcW w:w="2998" w:type="dxa"/>
             <w:tcBorders>
               <w:top w:val="single" w:sz="2" w:space="0" w:color="CCCCCC"/>
               <w:left w:val="single" w:sz="2" w:space="0" w:color="CCCCCC"/>
@@ -670,7 +670,7 @@
         </w:tc>
         <w:tc>
           <w:tcPr>
-            <w:tcW w:w="6360" w:type="dxa"/>
+            <w:tcW w:w="6361" w:type="dxa"/>
             <w:tcBorders>
               <w:top w:val="single" w:sz="2" w:space="0" w:color="CCCCCC"/>
               <w:left w:val="single" w:sz="2" w:space="0" w:color="CCCCCC"/>
@@ -700,7 +700,7 @@
         <w:trPr/>
         <w:tc>
           <w:tcPr>
-            <w:tcW w:w="2999" w:type="dxa"/>
+            <w:tcW w:w="2998" w:type="dxa"/>
             <w:tcBorders>
               <w:top w:val="single" w:sz="2" w:space="0" w:color="CCCCCC"/>
               <w:left w:val="single" w:sz="2" w:space="0" w:color="CCCCCC"/>
@@ -727,7 +727,7 @@
         </w:tc>
         <w:tc>
           <w:tcPr>
-            <w:tcW w:w="6360" w:type="dxa"/>
+            <w:tcW w:w="6361" w:type="dxa"/>
             <w:tcBorders>
               <w:top w:val="single" w:sz="2" w:space="0" w:color="CCCCCC"/>
               <w:left w:val="single" w:sz="2" w:space="0" w:color="CCCCCC"/>
@@ -812,8 +812,8 @@
       </w:tblPr>
       <w:tblGrid>
         <w:gridCol w:w="1199"/>
-        <w:gridCol w:w="1800"/>
-        <w:gridCol w:w="2400"/>
+        <w:gridCol w:w="1799"/>
+        <w:gridCol w:w="2401"/>
         <w:gridCol w:w="3960"/>
       </w:tblGrid>
       <w:tr>
@@ -852,7 +852,7 @@
         </w:tc>
         <w:tc>
           <w:tcPr>
-            <w:tcW w:w="1800" w:type="dxa"/>
+            <w:tcW w:w="1799" w:type="dxa"/>
             <w:tcBorders>
               <w:top w:val="single" w:sz="2" w:space="0" w:color="CCCCCC"/>
               <w:left w:val="single" w:sz="2" w:space="0" w:color="CCCCCC"/>
@@ -882,7 +882,7 @@
         </w:tc>
         <w:tc>
           <w:tcPr>
-            <w:tcW w:w="2400" w:type="dxa"/>
+            <w:tcW w:w="2401" w:type="dxa"/>
             <w:tcBorders>
               <w:top w:val="single" w:sz="2" w:space="0" w:color="CCCCCC"/>
               <w:left w:val="single" w:sz="2" w:space="0" w:color="CCCCCC"/>
@@ -972,7 +972,7 @@
         </w:tc>
         <w:tc>
           <w:tcPr>
-            <w:tcW w:w="1800" w:type="dxa"/>
+            <w:tcW w:w="1799" w:type="dxa"/>
             <w:tcBorders>
               <w:top w:val="single" w:sz="2" w:space="0" w:color="CCCCCC"/>
               <w:left w:val="single" w:sz="2" w:space="0" w:color="CCCCCC"/>
@@ -999,7 +999,7 @@
         </w:tc>
         <w:tc>
           <w:tcPr>
-            <w:tcW w:w="2400" w:type="dxa"/>
+            <w:tcW w:w="2401" w:type="dxa"/>
             <w:tcBorders>
               <w:top w:val="single" w:sz="2" w:space="0" w:color="CCCCCC"/>
               <w:left w:val="single" w:sz="2" w:space="0" w:color="CCCCCC"/>
@@ -1083,34 +1083,34 @@
         </w:tc>
         <w:tc>
           <w:tcPr>
-            <w:tcW w:w="1800" w:type="dxa"/>
-            <w:tcBorders>
-              <w:top w:val="single" w:sz="2" w:space="0" w:color="CCCCCC"/>
-              <w:left w:val="single" w:sz="2" w:space="0" w:color="CCCCCC"/>
-              <w:bottom w:val="single" w:sz="2" w:space="0" w:color="CCCCCC"/>
-              <w:right w:val="single" w:sz="2" w:space="0" w:color="CCCCCC"/>
-            </w:tcBorders>
-            <w:shd w:fill="F2F2F2" w:val="clear"/>
-          </w:tcPr>
-          <w:p>
-            <w:pPr>
-              <w:pStyle w:val="Normal"/>
-              <w:widowControl w:val="false"/>
-              <w:rPr/>
-            </w:pPr>
-            <w:r>
-              <w:rPr>
-                <w:rFonts w:eastAsia="Arial" w:cs="Arial"/>
-                <w:sz w:val="20"/>
-                <w:szCs w:val="20"/>
-              </w:rPr>
-              <w:t>2026-06-18</w:t>
-            </w:r>
-          </w:p>
-        </w:tc>
-        <w:tc>
-          <w:tcPr>
-            <w:tcW w:w="2400" w:type="dxa"/>
+            <w:tcW w:w="1799" w:type="dxa"/>
+            <w:tcBorders>
+              <w:top w:val="single" w:sz="2" w:space="0" w:color="CCCCCC"/>
+              <w:left w:val="single" w:sz="2" w:space="0" w:color="CCCCCC"/>
+              <w:bottom w:val="single" w:sz="2" w:space="0" w:color="CCCCCC"/>
+              <w:right w:val="single" w:sz="2" w:space="0" w:color="CCCCCC"/>
+            </w:tcBorders>
+            <w:shd w:fill="F2F2F2" w:val="clear"/>
+          </w:tcPr>
+          <w:p>
+            <w:pPr>
+              <w:pStyle w:val="Normal"/>
+              <w:widowControl w:val="false"/>
+              <w:rPr/>
+            </w:pPr>
+            <w:r>
+              <w:rPr>
+                <w:rFonts w:eastAsia="Arial" w:cs="Arial"/>
+                <w:sz w:val="20"/>
+                <w:szCs w:val="20"/>
+              </w:rPr>
+              <w:t>2026-06-29</w:t>
+            </w:r>
+          </w:p>
+        </w:tc>
+        <w:tc>
+          <w:tcPr>
+            <w:tcW w:w="2401" w:type="dxa"/>
             <w:tcBorders>
               <w:top w:val="single" w:sz="2" w:space="0" w:color="CCCCCC"/>
               <w:left w:val="single" w:sz="2" w:space="0" w:color="CCCCCC"/>
@@ -1158,7 +1158,7 @@
                 <w:sz w:val="20"/>
                 <w:szCs w:val="20"/>
               </w:rPr>
-              <w:t>Updated SCI register with verified local model stack and versions (PSAC v3.0, SDP v3.0, SVP v2.0, SQAP/SRS-001/SDS-001/SCS-001 now APPROVED); fixed AI module CI example (removed GPT-4o reference)</w:t>
+              <w:t>Updated SCI register with verified local model stack and versions (PSAC v3.0, SDP v3.0, SVP v2.0, SQAP/SRS-001/SDS-001/SCS-001 now APPROVED); fixed AI module CI example (removed external API model reference)</w:t>
             </w:r>
           </w:p>
         </w:tc>
@@ -1189,29 +1189,29 @@
         </w:tc>
         <w:tc>
           <w:tcPr>
-            <w:tcW w:w="1800" w:type="dxa"/>
-            <w:tcBorders>
-              <w:top w:val="single" w:sz="2" w:space="0" w:color="CCCCCC"/>
-              <w:left w:val="single" w:sz="2" w:space="0" w:color="CCCCCC"/>
-              <w:bottom w:val="single" w:sz="2" w:space="0" w:color="CCCCCC"/>
-              <w:right w:val="single" w:sz="2" w:space="0" w:color="CCCCCC"/>
-            </w:tcBorders>
-            <w:shd w:fill="FFFFFF" w:val="clear"/>
-          </w:tcPr>
-          <w:p>
-            <w:pPr>
-              <w:pStyle w:val="Normal"/>
-              <w:widowControl w:val="false"/>
-              <w:rPr/>
-            </w:pPr>
-            <w:r>
-              <w:rPr/>
-            </w:r>
-          </w:p>
-        </w:tc>
-        <w:tc>
-          <w:tcPr>
-            <w:tcW w:w="2400" w:type="dxa"/>
+            <w:tcW w:w="1799" w:type="dxa"/>
+            <w:tcBorders>
+              <w:top w:val="single" w:sz="2" w:space="0" w:color="CCCCCC"/>
+              <w:left w:val="single" w:sz="2" w:space="0" w:color="CCCCCC"/>
+              <w:bottom w:val="single" w:sz="2" w:space="0" w:color="CCCCCC"/>
+              <w:right w:val="single" w:sz="2" w:space="0" w:color="CCCCCC"/>
+            </w:tcBorders>
+            <w:shd w:fill="FFFFFF" w:val="clear"/>
+          </w:tcPr>
+          <w:p>
+            <w:pPr>
+              <w:pStyle w:val="Normal"/>
+              <w:widowControl w:val="false"/>
+              <w:rPr/>
+            </w:pPr>
+            <w:r>
+              <w:rPr/>
+            </w:r>
+          </w:p>
+        </w:tc>
+        <w:tc>
+          <w:tcPr>
+            <w:tcW w:w="2401" w:type="dxa"/>
             <w:tcBorders>
               <w:top w:val="single" w:sz="2" w:space="0" w:color="CCCCCC"/>
               <w:left w:val="single" w:sz="2" w:space="0" w:color="CCCCCC"/>
@@ -1280,29 +1280,29 @@
         </w:tc>
         <w:tc>
           <w:tcPr>
-            <w:tcW w:w="1800" w:type="dxa"/>
-            <w:tcBorders>
-              <w:top w:val="single" w:sz="2" w:space="0" w:color="CCCCCC"/>
-              <w:left w:val="single" w:sz="2" w:space="0" w:color="CCCCCC"/>
-              <w:bottom w:val="single" w:sz="2" w:space="0" w:color="CCCCCC"/>
-              <w:right w:val="single" w:sz="2" w:space="0" w:color="CCCCCC"/>
-            </w:tcBorders>
-            <w:shd w:fill="F2F2F2" w:val="clear"/>
-          </w:tcPr>
-          <w:p>
-            <w:pPr>
-              <w:pStyle w:val="Normal"/>
-              <w:widowControl w:val="false"/>
-              <w:rPr/>
-            </w:pPr>
-            <w:r>
-              <w:rPr/>
-            </w:r>
-          </w:p>
-        </w:tc>
-        <w:tc>
-          <w:tcPr>
-            <w:tcW w:w="2400" w:type="dxa"/>
+            <w:tcW w:w="1799" w:type="dxa"/>
+            <w:tcBorders>
+              <w:top w:val="single" w:sz="2" w:space="0" w:color="CCCCCC"/>
+              <w:left w:val="single" w:sz="2" w:space="0" w:color="CCCCCC"/>
+              <w:bottom w:val="single" w:sz="2" w:space="0" w:color="CCCCCC"/>
+              <w:right w:val="single" w:sz="2" w:space="0" w:color="CCCCCC"/>
+            </w:tcBorders>
+            <w:shd w:fill="F2F2F2" w:val="clear"/>
+          </w:tcPr>
+          <w:p>
+            <w:pPr>
+              <w:pStyle w:val="Normal"/>
+              <w:widowControl w:val="false"/>
+              <w:rPr/>
+            </w:pPr>
+            <w:r>
+              <w:rPr/>
+            </w:r>
+          </w:p>
+        </w:tc>
+        <w:tc>
+          <w:tcPr>
+            <w:tcW w:w="2401" w:type="dxa"/>
             <w:tcBorders>
               <w:top w:val="single" w:sz="2" w:space="0" w:color="CCCCCC"/>
               <w:left w:val="single" w:sz="2" w:space="0" w:color="CCCCCC"/>
@@ -2019,7 +2019,7 @@
                 <w:sz w:val="20"/>
                 <w:szCs w:val="20"/>
               </w:rPr>
-              <w:t>SVCP-LLT-001</w:t>
+              <w:t>SUTC-001</w:t>
             </w:r>
           </w:p>
         </w:tc>
@@ -2130,7 +2130,7 @@
                 <w:sz w:val="20"/>
                 <w:szCs w:val="20"/>
               </w:rPr>
-              <w:t>SVCP-HLT-001</w:t>
+              <w:t>SVTC-001</w:t>
             </w:r>
           </w:p>
         </w:tc>
@@ -2241,7 +2241,7 @@
                 <w:sz w:val="20"/>
                 <w:szCs w:val="20"/>
               </w:rPr>
-              <w:t>STD-001</w:t>
+              <w:t>TM-001</w:t>
             </w:r>
           </w:p>
         </w:tc>
@@ -2599,7 +2599,7 @@
         <w:pStyle w:val="ListParagraph"/>
         <w:numPr>
           <w:ilvl w:val="0"/>
-          <w:numId w:val="3"/>
+          <w:numId w:val="4"/>
         </w:numPr>
         <w:spacing w:before="60" w:after="60"/>
         <w:rPr/>
@@ -2618,7 +2618,7 @@
         <w:pStyle w:val="ListParagraph"/>
         <w:numPr>
           <w:ilvl w:val="0"/>
-          <w:numId w:val="1"/>
+          <w:numId w:val="5"/>
         </w:numPr>
         <w:spacing w:before="60" w:after="60"/>
         <w:rPr/>
@@ -2637,7 +2637,7 @@
         <w:pStyle w:val="ListParagraph"/>
         <w:numPr>
           <w:ilvl w:val="0"/>
-          <w:numId w:val="1"/>
+          <w:numId w:val="6"/>
         </w:numPr>
         <w:spacing w:before="60" w:after="60"/>
         <w:rPr/>
@@ -2656,7 +2656,7 @@
         <w:pStyle w:val="ListParagraph"/>
         <w:numPr>
           <w:ilvl w:val="0"/>
-          <w:numId w:val="1"/>
+          <w:numId w:val="7"/>
         </w:numPr>
         <w:spacing w:before="60" w:after="60"/>
         <w:rPr/>
@@ -2675,7 +2675,7 @@
         <w:pStyle w:val="ListParagraph"/>
         <w:numPr>
           <w:ilvl w:val="0"/>
-          <w:numId w:val="1"/>
+          <w:numId w:val="8"/>
         </w:numPr>
         <w:spacing w:before="60" w:after="60"/>
         <w:rPr/>
@@ -2694,7 +2694,7 @@
         <w:pStyle w:val="ListParagraph"/>
         <w:numPr>
           <w:ilvl w:val="0"/>
-          <w:numId w:val="1"/>
+          <w:numId w:val="9"/>
         </w:numPr>
         <w:spacing w:before="60" w:after="60"/>
         <w:rPr/>
@@ -2808,8 +2808,8 @@
         </w:tblCellMar>
       </w:tblPr>
       <w:tblGrid>
-        <w:gridCol w:w="2399"/>
-        <w:gridCol w:w="3001"/>
+        <w:gridCol w:w="2398"/>
+        <w:gridCol w:w="3002"/>
         <w:gridCol w:w="4000"/>
       </w:tblGrid>
       <w:tr>
@@ -2818,7 +2818,7 @@
         </w:trPr>
         <w:tc>
           <w:tcPr>
-            <w:tcW w:w="2399" w:type="dxa"/>
+            <w:tcW w:w="2398" w:type="dxa"/>
             <w:tcBorders>
               <w:top w:val="single" w:sz="2" w:space="0" w:color="CCCCCC"/>
               <w:left w:val="single" w:sz="2" w:space="0" w:color="CCCCCC"/>
@@ -2848,7 +2848,7 @@
         </w:tc>
         <w:tc>
           <w:tcPr>
-            <w:tcW w:w="3001" w:type="dxa"/>
+            <w:tcW w:w="3002" w:type="dxa"/>
             <w:tcBorders>
               <w:top w:val="single" w:sz="2" w:space="0" w:color="CCCCCC"/>
               <w:left w:val="single" w:sz="2" w:space="0" w:color="CCCCCC"/>
@@ -2911,7 +2911,7 @@
         <w:trPr/>
         <w:tc>
           <w:tcPr>
-            <w:tcW w:w="2399" w:type="dxa"/>
+            <w:tcW w:w="2398" w:type="dxa"/>
             <w:tcBorders>
               <w:top w:val="single" w:sz="2" w:space="0" w:color="CCCCCC"/>
               <w:left w:val="single" w:sz="2" w:space="0" w:color="CCCCCC"/>
@@ -2938,7 +2938,7 @@
         </w:tc>
         <w:tc>
           <w:tcPr>
-            <w:tcW w:w="3001" w:type="dxa"/>
+            <w:tcW w:w="3002" w:type="dxa"/>
             <w:tcBorders>
               <w:top w:val="single" w:sz="2" w:space="0" w:color="CCCCCC"/>
               <w:left w:val="single" w:sz="2" w:space="0" w:color="CCCCCC"/>
@@ -2995,7 +2995,7 @@
         <w:trPr/>
         <w:tc>
           <w:tcPr>
-            <w:tcW w:w="2399" w:type="dxa"/>
+            <w:tcW w:w="2398" w:type="dxa"/>
             <w:tcBorders>
               <w:top w:val="single" w:sz="2" w:space="0" w:color="CCCCCC"/>
               <w:left w:val="single" w:sz="2" w:space="0" w:color="CCCCCC"/>
@@ -3022,7 +3022,7 @@
         </w:tc>
         <w:tc>
           <w:tcPr>
-            <w:tcW w:w="3001" w:type="dxa"/>
+            <w:tcW w:w="3002" w:type="dxa"/>
             <w:tcBorders>
               <w:top w:val="single" w:sz="2" w:space="0" w:color="CCCCCC"/>
               <w:left w:val="single" w:sz="2" w:space="0" w:color="CCCCCC"/>
@@ -3079,7 +3079,7 @@
         <w:trPr/>
         <w:tc>
           <w:tcPr>
-            <w:tcW w:w="2399" w:type="dxa"/>
+            <w:tcW w:w="2398" w:type="dxa"/>
             <w:tcBorders>
               <w:top w:val="single" w:sz="2" w:space="0" w:color="CCCCCC"/>
               <w:left w:val="single" w:sz="2" w:space="0" w:color="CCCCCC"/>
@@ -3106,7 +3106,7 @@
         </w:tc>
         <w:tc>
           <w:tcPr>
-            <w:tcW w:w="3001" w:type="dxa"/>
+            <w:tcW w:w="3002" w:type="dxa"/>
             <w:tcBorders>
               <w:top w:val="single" w:sz="2" w:space="0" w:color="CCCCCC"/>
               <w:left w:val="single" w:sz="2" w:space="0" w:color="CCCCCC"/>
@@ -3154,7 +3154,7 @@
                 <w:sz w:val="20"/>
                 <w:szCs w:val="20"/>
               </w:rPr>
-              <w:t>SVCP-LLT-001, SVCP-HLT-001, SVR-001, STD-001, SAS-001</w:t>
+              <w:t>SUTC-001, SVTC-001, SVR-001, TM-001, SAS-001</w:t>
             </w:r>
           </w:p>
         </w:tc>
@@ -3212,10 +3212,10 @@
         </w:tblCellMar>
       </w:tblPr>
       <w:tblGrid>
-        <w:gridCol w:w="2199"/>
-        <w:gridCol w:w="2801"/>
-        <w:gridCol w:w="1599"/>
-        <w:gridCol w:w="1400"/>
+        <w:gridCol w:w="2198"/>
+        <w:gridCol w:w="2802"/>
+        <w:gridCol w:w="1598"/>
+        <w:gridCol w:w="1401"/>
         <w:gridCol w:w="1361"/>
       </w:tblGrid>
       <w:tr>
@@ -3224,7 +3224,7 @@
         </w:trPr>
         <w:tc>
           <w:tcPr>
-            <w:tcW w:w="2199" w:type="dxa"/>
+            <w:tcW w:w="2198" w:type="dxa"/>
             <w:tcBorders>
               <w:top w:val="single" w:sz="2" w:space="0" w:color="CCCCCC"/>
               <w:left w:val="single" w:sz="2" w:space="0" w:color="CCCCCC"/>
@@ -3254,7 +3254,7 @@
         </w:tc>
         <w:tc>
           <w:tcPr>
-            <w:tcW w:w="2801" w:type="dxa"/>
+            <w:tcW w:w="2802" w:type="dxa"/>
             <w:tcBorders>
               <w:top w:val="single" w:sz="2" w:space="0" w:color="CCCCCC"/>
               <w:left w:val="single" w:sz="2" w:space="0" w:color="CCCCCC"/>
@@ -3284,7 +3284,7 @@
         </w:tc>
         <w:tc>
           <w:tcPr>
-            <w:tcW w:w="1599" w:type="dxa"/>
+            <w:tcW w:w="1598" w:type="dxa"/>
             <w:tcBorders>
               <w:top w:val="single" w:sz="2" w:space="0" w:color="CCCCCC"/>
               <w:left w:val="single" w:sz="2" w:space="0" w:color="CCCCCC"/>
@@ -3314,7 +3314,7 @@
         </w:tc>
         <w:tc>
           <w:tcPr>
-            <w:tcW w:w="1400" w:type="dxa"/>
+            <w:tcW w:w="1401" w:type="dxa"/>
             <w:tcBorders>
               <w:top w:val="single" w:sz="2" w:space="0" w:color="CCCCCC"/>
               <w:left w:val="single" w:sz="2" w:space="0" w:color="CCCCCC"/>
@@ -3377,7 +3377,7 @@
         <w:trPr/>
         <w:tc>
           <w:tcPr>
-            <w:tcW w:w="2199" w:type="dxa"/>
+            <w:tcW w:w="2198" w:type="dxa"/>
             <w:tcBorders>
               <w:top w:val="single" w:sz="2" w:space="0" w:color="CCCCCC"/>
               <w:left w:val="single" w:sz="2" w:space="0" w:color="CCCCCC"/>
@@ -3404,7 +3404,7 @@
         </w:tc>
         <w:tc>
           <w:tcPr>
-            <w:tcW w:w="2801" w:type="dxa"/>
+            <w:tcW w:w="2802" w:type="dxa"/>
             <w:tcBorders>
               <w:top w:val="single" w:sz="2" w:space="0" w:color="CCCCCC"/>
               <w:left w:val="single" w:sz="2" w:space="0" w:color="CCCCCC"/>
@@ -3431,7 +3431,7 @@
         </w:tc>
         <w:tc>
           <w:tcPr>
-            <w:tcW w:w="1599" w:type="dxa"/>
+            <w:tcW w:w="1598" w:type="dxa"/>
             <w:tcBorders>
               <w:top w:val="single" w:sz="2" w:space="0" w:color="CCCCCC"/>
               <w:left w:val="single" w:sz="2" w:space="0" w:color="CCCCCC"/>
@@ -3458,7 +3458,7 @@
         </w:tc>
         <w:tc>
           <w:tcPr>
-            <w:tcW w:w="1400" w:type="dxa"/>
+            <w:tcW w:w="1401" w:type="dxa"/>
             <w:tcBorders>
               <w:top w:val="single" w:sz="2" w:space="0" w:color="CCCCCC"/>
               <w:left w:val="single" w:sz="2" w:space="0" w:color="CCCCCC"/>
@@ -3515,7 +3515,7 @@
         <w:trPr/>
         <w:tc>
           <w:tcPr>
-            <w:tcW w:w="2199" w:type="dxa"/>
+            <w:tcW w:w="2198" w:type="dxa"/>
             <w:tcBorders>
               <w:top w:val="single" w:sz="2" w:space="0" w:color="CCCCCC"/>
               <w:left w:val="single" w:sz="2" w:space="0" w:color="CCCCCC"/>
@@ -3542,7 +3542,7 @@
         </w:tc>
         <w:tc>
           <w:tcPr>
-            <w:tcW w:w="2801" w:type="dxa"/>
+            <w:tcW w:w="2802" w:type="dxa"/>
             <w:tcBorders>
               <w:top w:val="single" w:sz="2" w:space="0" w:color="CCCCCC"/>
               <w:left w:val="single" w:sz="2" w:space="0" w:color="CCCCCC"/>
@@ -3569,7 +3569,7 @@
         </w:tc>
         <w:tc>
           <w:tcPr>
-            <w:tcW w:w="1599" w:type="dxa"/>
+            <w:tcW w:w="1598" w:type="dxa"/>
             <w:tcBorders>
               <w:top w:val="single" w:sz="2" w:space="0" w:color="CCCCCC"/>
               <w:left w:val="single" w:sz="2" w:space="0" w:color="CCCCCC"/>
@@ -3596,7 +3596,7 @@
         </w:tc>
         <w:tc>
           <w:tcPr>
-            <w:tcW w:w="1400" w:type="dxa"/>
+            <w:tcW w:w="1401" w:type="dxa"/>
             <w:tcBorders>
               <w:top w:val="single" w:sz="2" w:space="0" w:color="CCCCCC"/>
               <w:left w:val="single" w:sz="2" w:space="0" w:color="CCCCCC"/>
@@ -3653,7 +3653,7 @@
         <w:trPr/>
         <w:tc>
           <w:tcPr>
-            <w:tcW w:w="2199" w:type="dxa"/>
+            <w:tcW w:w="2198" w:type="dxa"/>
             <w:tcBorders>
               <w:top w:val="single" w:sz="2" w:space="0" w:color="CCCCCC"/>
               <w:left w:val="single" w:sz="2" w:space="0" w:color="CCCCCC"/>
@@ -3680,7 +3680,7 @@
         </w:tc>
         <w:tc>
           <w:tcPr>
-            <w:tcW w:w="2801" w:type="dxa"/>
+            <w:tcW w:w="2802" w:type="dxa"/>
             <w:tcBorders>
               <w:top w:val="single" w:sz="2" w:space="0" w:color="CCCCCC"/>
               <w:left w:val="single" w:sz="2" w:space="0" w:color="CCCCCC"/>
@@ -3707,7 +3707,7 @@
         </w:tc>
         <w:tc>
           <w:tcPr>
-            <w:tcW w:w="1599" w:type="dxa"/>
+            <w:tcW w:w="1598" w:type="dxa"/>
             <w:tcBorders>
               <w:top w:val="single" w:sz="2" w:space="0" w:color="CCCCCC"/>
               <w:left w:val="single" w:sz="2" w:space="0" w:color="CCCCCC"/>
@@ -3734,7 +3734,7 @@
         </w:tc>
         <w:tc>
           <w:tcPr>
-            <w:tcW w:w="1400" w:type="dxa"/>
+            <w:tcW w:w="1401" w:type="dxa"/>
             <w:tcBorders>
               <w:top w:val="single" w:sz="2" w:space="0" w:color="CCCCCC"/>
               <w:left w:val="single" w:sz="2" w:space="0" w:color="CCCCCC"/>
@@ -3791,7 +3791,7 @@
         <w:trPr/>
         <w:tc>
           <w:tcPr>
-            <w:tcW w:w="2199" w:type="dxa"/>
+            <w:tcW w:w="2198" w:type="dxa"/>
             <w:tcBorders>
               <w:top w:val="single" w:sz="2" w:space="0" w:color="CCCCCC"/>
               <w:left w:val="single" w:sz="2" w:space="0" w:color="CCCCCC"/>
@@ -3818,7 +3818,7 @@
         </w:tc>
         <w:tc>
           <w:tcPr>
-            <w:tcW w:w="2801" w:type="dxa"/>
+            <w:tcW w:w="2802" w:type="dxa"/>
             <w:tcBorders>
               <w:top w:val="single" w:sz="2" w:space="0" w:color="CCCCCC"/>
               <w:left w:val="single" w:sz="2" w:space="0" w:color="CCCCCC"/>
@@ -3845,7 +3845,7 @@
         </w:tc>
         <w:tc>
           <w:tcPr>
-            <w:tcW w:w="1599" w:type="dxa"/>
+            <w:tcW w:w="1598" w:type="dxa"/>
             <w:tcBorders>
               <w:top w:val="single" w:sz="2" w:space="0" w:color="CCCCCC"/>
               <w:left w:val="single" w:sz="2" w:space="0" w:color="CCCCCC"/>
@@ -3872,7 +3872,7 @@
         </w:tc>
         <w:tc>
           <w:tcPr>
-            <w:tcW w:w="1400" w:type="dxa"/>
+            <w:tcW w:w="1401" w:type="dxa"/>
             <w:tcBorders>
               <w:top w:val="single" w:sz="2" w:space="0" w:color="CCCCCC"/>
               <w:left w:val="single" w:sz="2" w:space="0" w:color="CCCCCC"/>
@@ -3929,7 +3929,7 @@
         <w:trPr/>
         <w:tc>
           <w:tcPr>
-            <w:tcW w:w="2199" w:type="dxa"/>
+            <w:tcW w:w="2198" w:type="dxa"/>
             <w:tcBorders>
               <w:top w:val="single" w:sz="2" w:space="0" w:color="CCCCCC"/>
               <w:left w:val="single" w:sz="2" w:space="0" w:color="CCCCCC"/>
@@ -3956,7 +3956,7 @@
         </w:tc>
         <w:tc>
           <w:tcPr>
-            <w:tcW w:w="2801" w:type="dxa"/>
+            <w:tcW w:w="2802" w:type="dxa"/>
             <w:tcBorders>
               <w:top w:val="single" w:sz="2" w:space="0" w:color="CCCCCC"/>
               <w:left w:val="single" w:sz="2" w:space="0" w:color="CCCCCC"/>
@@ -3983,7 +3983,7 @@
         </w:tc>
         <w:tc>
           <w:tcPr>
-            <w:tcW w:w="1599" w:type="dxa"/>
+            <w:tcW w:w="1598" w:type="dxa"/>
             <w:tcBorders>
               <w:top w:val="single" w:sz="2" w:space="0" w:color="CCCCCC"/>
               <w:left w:val="single" w:sz="2" w:space="0" w:color="CCCCCC"/>
@@ -4010,7 +4010,7 @@
         </w:tc>
         <w:tc>
           <w:tcPr>
-            <w:tcW w:w="1400" w:type="dxa"/>
+            <w:tcW w:w="1401" w:type="dxa"/>
             <w:tcBorders>
               <w:top w:val="single" w:sz="2" w:space="0" w:color="CCCCCC"/>
               <w:left w:val="single" w:sz="2" w:space="0" w:color="CCCCCC"/>
@@ -4067,7 +4067,7 @@
         <w:trPr/>
         <w:tc>
           <w:tcPr>
-            <w:tcW w:w="2199" w:type="dxa"/>
+            <w:tcW w:w="2198" w:type="dxa"/>
             <w:tcBorders>
               <w:top w:val="single" w:sz="2" w:space="0" w:color="CCCCCC"/>
               <w:left w:val="single" w:sz="2" w:space="0" w:color="CCCCCC"/>
@@ -4094,7 +4094,7 @@
         </w:tc>
         <w:tc>
           <w:tcPr>
-            <w:tcW w:w="2801" w:type="dxa"/>
+            <w:tcW w:w="2802" w:type="dxa"/>
             <w:tcBorders>
               <w:top w:val="single" w:sz="2" w:space="0" w:color="CCCCCC"/>
               <w:left w:val="single" w:sz="2" w:space="0" w:color="CCCCCC"/>
@@ -4121,7 +4121,7 @@
         </w:tc>
         <w:tc>
           <w:tcPr>
-            <w:tcW w:w="1599" w:type="dxa"/>
+            <w:tcW w:w="1598" w:type="dxa"/>
             <w:tcBorders>
               <w:top w:val="single" w:sz="2" w:space="0" w:color="CCCCCC"/>
               <w:left w:val="single" w:sz="2" w:space="0" w:color="CCCCCC"/>
@@ -4148,7 +4148,7 @@
         </w:tc>
         <w:tc>
           <w:tcPr>
-            <w:tcW w:w="1400" w:type="dxa"/>
+            <w:tcW w:w="1401" w:type="dxa"/>
             <w:tcBorders>
               <w:top w:val="single" w:sz="2" w:space="0" w:color="CCCCCC"/>
               <w:left w:val="single" w:sz="2" w:space="0" w:color="CCCCCC"/>
@@ -4205,7 +4205,7 @@
         <w:trPr/>
         <w:tc>
           <w:tcPr>
-            <w:tcW w:w="2199" w:type="dxa"/>
+            <w:tcW w:w="2198" w:type="dxa"/>
             <w:tcBorders>
               <w:top w:val="single" w:sz="2" w:space="0" w:color="CCCCCC"/>
               <w:left w:val="single" w:sz="2" w:space="0" w:color="CCCCCC"/>
@@ -4232,7 +4232,7 @@
         </w:tc>
         <w:tc>
           <w:tcPr>
-            <w:tcW w:w="2801" w:type="dxa"/>
+            <w:tcW w:w="2802" w:type="dxa"/>
             <w:tcBorders>
               <w:top w:val="single" w:sz="2" w:space="0" w:color="CCCCCC"/>
               <w:left w:val="single" w:sz="2" w:space="0" w:color="CCCCCC"/>
@@ -4259,7 +4259,7 @@
         </w:tc>
         <w:tc>
           <w:tcPr>
-            <w:tcW w:w="1599" w:type="dxa"/>
+            <w:tcW w:w="1598" w:type="dxa"/>
             <w:tcBorders>
               <w:top w:val="single" w:sz="2" w:space="0" w:color="CCCCCC"/>
               <w:left w:val="single" w:sz="2" w:space="0" w:color="CCCCCC"/>
@@ -4286,7 +4286,7 @@
         </w:tc>
         <w:tc>
           <w:tcPr>
-            <w:tcW w:w="1400" w:type="dxa"/>
+            <w:tcW w:w="1401" w:type="dxa"/>
             <w:tcBorders>
               <w:top w:val="single" w:sz="2" w:space="0" w:color="CCCCCC"/>
               <w:left w:val="single" w:sz="2" w:space="0" w:color="CCCCCC"/>
@@ -4343,7 +4343,7 @@
         <w:trPr/>
         <w:tc>
           <w:tcPr>
-            <w:tcW w:w="2199" w:type="dxa"/>
+            <w:tcW w:w="2198" w:type="dxa"/>
             <w:tcBorders>
               <w:top w:val="single" w:sz="2" w:space="0" w:color="CCCCCC"/>
               <w:left w:val="single" w:sz="2" w:space="0" w:color="CCCCCC"/>
@@ -4370,7 +4370,7 @@
         </w:tc>
         <w:tc>
           <w:tcPr>
-            <w:tcW w:w="2801" w:type="dxa"/>
+            <w:tcW w:w="2802" w:type="dxa"/>
             <w:tcBorders>
               <w:top w:val="single" w:sz="2" w:space="0" w:color="CCCCCC"/>
               <w:left w:val="single" w:sz="2" w:space="0" w:color="CCCCCC"/>
@@ -4397,7 +4397,7 @@
         </w:tc>
         <w:tc>
           <w:tcPr>
-            <w:tcW w:w="1599" w:type="dxa"/>
+            <w:tcW w:w="1598" w:type="dxa"/>
             <w:tcBorders>
               <w:top w:val="single" w:sz="2" w:space="0" w:color="CCCCCC"/>
               <w:left w:val="single" w:sz="2" w:space="0" w:color="CCCCCC"/>
@@ -4424,7 +4424,7 @@
         </w:tc>
         <w:tc>
           <w:tcPr>
-            <w:tcW w:w="1400" w:type="dxa"/>
+            <w:tcW w:w="1401" w:type="dxa"/>
             <w:tcBorders>
               <w:top w:val="single" w:sz="2" w:space="0" w:color="CCCCCC"/>
               <w:left w:val="single" w:sz="2" w:space="0" w:color="CCCCCC"/>
@@ -4481,7 +4481,7 @@
         <w:trPr/>
         <w:tc>
           <w:tcPr>
-            <w:tcW w:w="2199" w:type="dxa"/>
+            <w:tcW w:w="2198" w:type="dxa"/>
             <w:tcBorders>
               <w:top w:val="single" w:sz="2" w:space="0" w:color="CCCCCC"/>
               <w:left w:val="single" w:sz="2" w:space="0" w:color="CCCCCC"/>
@@ -4508,7 +4508,7 @@
         </w:tc>
         <w:tc>
           <w:tcPr>
-            <w:tcW w:w="2801" w:type="dxa"/>
+            <w:tcW w:w="2802" w:type="dxa"/>
             <w:tcBorders>
               <w:top w:val="single" w:sz="2" w:space="0" w:color="CCCCCC"/>
               <w:left w:val="single" w:sz="2" w:space="0" w:color="CCCCCC"/>
@@ -4535,7 +4535,7 @@
         </w:tc>
         <w:tc>
           <w:tcPr>
-            <w:tcW w:w="1599" w:type="dxa"/>
+            <w:tcW w:w="1598" w:type="dxa"/>
             <w:tcBorders>
               <w:top w:val="single" w:sz="2" w:space="0" w:color="CCCCCC"/>
               <w:left w:val="single" w:sz="2" w:space="0" w:color="CCCCCC"/>
@@ -4562,7 +4562,7 @@
         </w:tc>
         <w:tc>
           <w:tcPr>
-            <w:tcW w:w="1400" w:type="dxa"/>
+            <w:tcW w:w="1401" w:type="dxa"/>
             <w:tcBorders>
               <w:top w:val="single" w:sz="2" w:space="0" w:color="CCCCCC"/>
               <w:left w:val="single" w:sz="2" w:space="0" w:color="CCCCCC"/>
@@ -4619,7 +4619,7 @@
         <w:trPr/>
         <w:tc>
           <w:tcPr>
-            <w:tcW w:w="2199" w:type="dxa"/>
+            <w:tcW w:w="2198" w:type="dxa"/>
             <w:tcBorders>
               <w:top w:val="single" w:sz="2" w:space="0" w:color="CCCCCC"/>
               <w:left w:val="single" w:sz="2" w:space="0" w:color="CCCCCC"/>
@@ -4646,7 +4646,7 @@
         </w:tc>
         <w:tc>
           <w:tcPr>
-            <w:tcW w:w="2801" w:type="dxa"/>
+            <w:tcW w:w="2802" w:type="dxa"/>
             <w:tcBorders>
               <w:top w:val="single" w:sz="2" w:space="0" w:color="CCCCCC"/>
               <w:left w:val="single" w:sz="2" w:space="0" w:color="CCCCCC"/>
@@ -4673,7 +4673,7 @@
         </w:tc>
         <w:tc>
           <w:tcPr>
-            <w:tcW w:w="1599" w:type="dxa"/>
+            <w:tcW w:w="1598" w:type="dxa"/>
             <w:tcBorders>
               <w:top w:val="single" w:sz="2" w:space="0" w:color="CCCCCC"/>
               <w:left w:val="single" w:sz="2" w:space="0" w:color="CCCCCC"/>
@@ -4700,7 +4700,7 @@
         </w:tc>
         <w:tc>
           <w:tcPr>
-            <w:tcW w:w="1400" w:type="dxa"/>
+            <w:tcW w:w="1401" w:type="dxa"/>
             <w:tcBorders>
               <w:top w:val="single" w:sz="2" w:space="0" w:color="CCCCCC"/>
               <w:left w:val="single" w:sz="2" w:space="0" w:color="CCCCCC"/>
@@ -4757,7 +4757,7 @@
         <w:trPr/>
         <w:tc>
           <w:tcPr>
-            <w:tcW w:w="2199" w:type="dxa"/>
+            <w:tcW w:w="2198" w:type="dxa"/>
             <w:tcBorders>
               <w:top w:val="single" w:sz="2" w:space="0" w:color="CCCCCC"/>
               <w:left w:val="single" w:sz="2" w:space="0" w:color="CCCCCC"/>
@@ -4784,7 +4784,7 @@
         </w:tc>
         <w:tc>
           <w:tcPr>
-            <w:tcW w:w="2801" w:type="dxa"/>
+            <w:tcW w:w="2802" w:type="dxa"/>
             <w:tcBorders>
               <w:top w:val="single" w:sz="2" w:space="0" w:color="CCCCCC"/>
               <w:left w:val="single" w:sz="2" w:space="0" w:color="CCCCCC"/>
@@ -4811,7 +4811,7 @@
         </w:tc>
         <w:tc>
           <w:tcPr>
-            <w:tcW w:w="1599" w:type="dxa"/>
+            <w:tcW w:w="1598" w:type="dxa"/>
             <w:tcBorders>
               <w:top w:val="single" w:sz="2" w:space="0" w:color="CCCCCC"/>
               <w:left w:val="single" w:sz="2" w:space="0" w:color="CCCCCC"/>
@@ -4838,7 +4838,7 @@
         </w:tc>
         <w:tc>
           <w:tcPr>
-            <w:tcW w:w="1400" w:type="dxa"/>
+            <w:tcW w:w="1401" w:type="dxa"/>
             <w:tcBorders>
               <w:top w:val="single" w:sz="2" w:space="0" w:color="CCCCCC"/>
               <w:left w:val="single" w:sz="2" w:space="0" w:color="CCCCCC"/>
@@ -4895,34 +4895,34 @@
         <w:trPr/>
         <w:tc>
           <w:tcPr>
-            <w:tcW w:w="2199" w:type="dxa"/>
-            <w:tcBorders>
-              <w:top w:val="single" w:sz="2" w:space="0" w:color="CCCCCC"/>
-              <w:left w:val="single" w:sz="2" w:space="0" w:color="CCCCCC"/>
-              <w:bottom w:val="single" w:sz="2" w:space="0" w:color="CCCCCC"/>
-              <w:right w:val="single" w:sz="2" w:space="0" w:color="CCCCCC"/>
-            </w:tcBorders>
-            <w:shd w:fill="FFFFFF" w:val="clear"/>
-          </w:tcPr>
-          <w:p>
-            <w:pPr>
-              <w:pStyle w:val="Normal"/>
-              <w:widowControl w:val="false"/>
-              <w:rPr/>
-            </w:pPr>
-            <w:r>
-              <w:rPr>
-                <w:rFonts w:eastAsia="Arial" w:cs="Arial"/>
-                <w:sz w:val="20"/>
-                <w:szCs w:val="20"/>
-              </w:rPr>
-              <w:t>SVCP-LLT-001</w:t>
-            </w:r>
-          </w:p>
-        </w:tc>
-        <w:tc>
-          <w:tcPr>
-            <w:tcW w:w="2801" w:type="dxa"/>
+            <w:tcW w:w="2198" w:type="dxa"/>
+            <w:tcBorders>
+              <w:top w:val="single" w:sz="2" w:space="0" w:color="CCCCCC"/>
+              <w:left w:val="single" w:sz="2" w:space="0" w:color="CCCCCC"/>
+              <w:bottom w:val="single" w:sz="2" w:space="0" w:color="CCCCCC"/>
+              <w:right w:val="single" w:sz="2" w:space="0" w:color="CCCCCC"/>
+            </w:tcBorders>
+            <w:shd w:fill="FFFFFF" w:val="clear"/>
+          </w:tcPr>
+          <w:p>
+            <w:pPr>
+              <w:pStyle w:val="Normal"/>
+              <w:widowControl w:val="false"/>
+              <w:rPr/>
+            </w:pPr>
+            <w:r>
+              <w:rPr>
+                <w:rFonts w:eastAsia="Arial" w:cs="Arial"/>
+                <w:sz w:val="20"/>
+                <w:szCs w:val="20"/>
+              </w:rPr>
+              <w:t>SUTC-001</w:t>
+            </w:r>
+          </w:p>
+        </w:tc>
+        <w:tc>
+          <w:tcPr>
+            <w:tcW w:w="2802" w:type="dxa"/>
             <w:tcBorders>
               <w:top w:val="single" w:sz="2" w:space="0" w:color="CCCCCC"/>
               <w:left w:val="single" w:sz="2" w:space="0" w:color="CCCCCC"/>
@@ -4949,7 +4949,7 @@
         </w:tc>
         <w:tc>
           <w:tcPr>
-            <w:tcW w:w="1599" w:type="dxa"/>
+            <w:tcW w:w="1598" w:type="dxa"/>
             <w:tcBorders>
               <w:top w:val="single" w:sz="2" w:space="0" w:color="CCCCCC"/>
               <w:left w:val="single" w:sz="2" w:space="0" w:color="CCCCCC"/>
@@ -4976,7 +4976,7 @@
         </w:tc>
         <w:tc>
           <w:tcPr>
-            <w:tcW w:w="1400" w:type="dxa"/>
+            <w:tcW w:w="1401" w:type="dxa"/>
             <w:tcBorders>
               <w:top w:val="single" w:sz="2" w:space="0" w:color="CCCCCC"/>
               <w:left w:val="single" w:sz="2" w:space="0" w:color="CCCCCC"/>
@@ -5033,34 +5033,34 @@
         <w:trPr/>
         <w:tc>
           <w:tcPr>
-            <w:tcW w:w="2199" w:type="dxa"/>
-            <w:tcBorders>
-              <w:top w:val="single" w:sz="2" w:space="0" w:color="CCCCCC"/>
-              <w:left w:val="single" w:sz="2" w:space="0" w:color="CCCCCC"/>
-              <w:bottom w:val="single" w:sz="2" w:space="0" w:color="CCCCCC"/>
-              <w:right w:val="single" w:sz="2" w:space="0" w:color="CCCCCC"/>
-            </w:tcBorders>
-            <w:shd w:fill="F2F2F2" w:val="clear"/>
-          </w:tcPr>
-          <w:p>
-            <w:pPr>
-              <w:pStyle w:val="Normal"/>
-              <w:widowControl w:val="false"/>
-              <w:rPr/>
-            </w:pPr>
-            <w:r>
-              <w:rPr>
-                <w:rFonts w:eastAsia="Arial" w:cs="Arial"/>
-                <w:sz w:val="20"/>
-                <w:szCs w:val="20"/>
-              </w:rPr>
-              <w:t>SVCP-HLT-001</w:t>
-            </w:r>
-          </w:p>
-        </w:tc>
-        <w:tc>
-          <w:tcPr>
-            <w:tcW w:w="2801" w:type="dxa"/>
+            <w:tcW w:w="2198" w:type="dxa"/>
+            <w:tcBorders>
+              <w:top w:val="single" w:sz="2" w:space="0" w:color="CCCCCC"/>
+              <w:left w:val="single" w:sz="2" w:space="0" w:color="CCCCCC"/>
+              <w:bottom w:val="single" w:sz="2" w:space="0" w:color="CCCCCC"/>
+              <w:right w:val="single" w:sz="2" w:space="0" w:color="CCCCCC"/>
+            </w:tcBorders>
+            <w:shd w:fill="F2F2F2" w:val="clear"/>
+          </w:tcPr>
+          <w:p>
+            <w:pPr>
+              <w:pStyle w:val="Normal"/>
+              <w:widowControl w:val="false"/>
+              <w:rPr/>
+            </w:pPr>
+            <w:r>
+              <w:rPr>
+                <w:rFonts w:eastAsia="Arial" w:cs="Arial"/>
+                <w:sz w:val="20"/>
+                <w:szCs w:val="20"/>
+              </w:rPr>
+              <w:t>SVTC-001</w:t>
+            </w:r>
+          </w:p>
+        </w:tc>
+        <w:tc>
+          <w:tcPr>
+            <w:tcW w:w="2802" w:type="dxa"/>
             <w:tcBorders>
               <w:top w:val="single" w:sz="2" w:space="0" w:color="CCCCCC"/>
               <w:left w:val="single" w:sz="2" w:space="0" w:color="CCCCCC"/>
@@ -5087,7 +5087,7 @@
         </w:tc>
         <w:tc>
           <w:tcPr>
-            <w:tcW w:w="1599" w:type="dxa"/>
+            <w:tcW w:w="1598" w:type="dxa"/>
             <w:tcBorders>
               <w:top w:val="single" w:sz="2" w:space="0" w:color="CCCCCC"/>
               <w:left w:val="single" w:sz="2" w:space="0" w:color="CCCCCC"/>
@@ -5114,7 +5114,7 @@
         </w:tc>
         <w:tc>
           <w:tcPr>
-            <w:tcW w:w="1400" w:type="dxa"/>
+            <w:tcW w:w="1401" w:type="dxa"/>
             <w:tcBorders>
               <w:top w:val="single" w:sz="2" w:space="0" w:color="CCCCCC"/>
               <w:left w:val="single" w:sz="2" w:space="0" w:color="CCCCCC"/>
@@ -5171,34 +5171,34 @@
         <w:trPr/>
         <w:tc>
           <w:tcPr>
-            <w:tcW w:w="2199" w:type="dxa"/>
-            <w:tcBorders>
-              <w:top w:val="single" w:sz="2" w:space="0" w:color="CCCCCC"/>
-              <w:left w:val="single" w:sz="2" w:space="0" w:color="CCCCCC"/>
-              <w:bottom w:val="single" w:sz="2" w:space="0" w:color="CCCCCC"/>
-              <w:right w:val="single" w:sz="2" w:space="0" w:color="CCCCCC"/>
-            </w:tcBorders>
-            <w:shd w:fill="FFFFFF" w:val="clear"/>
-          </w:tcPr>
-          <w:p>
-            <w:pPr>
-              <w:pStyle w:val="Normal"/>
-              <w:widowControl w:val="false"/>
-              <w:rPr/>
-            </w:pPr>
-            <w:r>
-              <w:rPr>
-                <w:rFonts w:eastAsia="Arial" w:cs="Arial"/>
-                <w:sz w:val="20"/>
-                <w:szCs w:val="20"/>
-              </w:rPr>
-              <w:t>STD-001</w:t>
-            </w:r>
-          </w:p>
-        </w:tc>
-        <w:tc>
-          <w:tcPr>
-            <w:tcW w:w="2801" w:type="dxa"/>
+            <w:tcW w:w="2198" w:type="dxa"/>
+            <w:tcBorders>
+              <w:top w:val="single" w:sz="2" w:space="0" w:color="CCCCCC"/>
+              <w:left w:val="single" w:sz="2" w:space="0" w:color="CCCCCC"/>
+              <w:bottom w:val="single" w:sz="2" w:space="0" w:color="CCCCCC"/>
+              <w:right w:val="single" w:sz="2" w:space="0" w:color="CCCCCC"/>
+            </w:tcBorders>
+            <w:shd w:fill="FFFFFF" w:val="clear"/>
+          </w:tcPr>
+          <w:p>
+            <w:pPr>
+              <w:pStyle w:val="Normal"/>
+              <w:widowControl w:val="false"/>
+              <w:rPr/>
+            </w:pPr>
+            <w:r>
+              <w:rPr>
+                <w:rFonts w:eastAsia="Arial" w:cs="Arial"/>
+                <w:sz w:val="20"/>
+                <w:szCs w:val="20"/>
+              </w:rPr>
+              <w:t>TM-001</w:t>
+            </w:r>
+          </w:p>
+        </w:tc>
+        <w:tc>
+          <w:tcPr>
+            <w:tcW w:w="2802" w:type="dxa"/>
             <w:tcBorders>
               <w:top w:val="single" w:sz="2" w:space="0" w:color="CCCCCC"/>
               <w:left w:val="single" w:sz="2" w:space="0" w:color="CCCCCC"/>
@@ -5225,7 +5225,7 @@
         </w:tc>
         <w:tc>
           <w:tcPr>
-            <w:tcW w:w="1599" w:type="dxa"/>
+            <w:tcW w:w="1598" w:type="dxa"/>
             <w:tcBorders>
               <w:top w:val="single" w:sz="2" w:space="0" w:color="CCCCCC"/>
               <w:left w:val="single" w:sz="2" w:space="0" w:color="CCCCCC"/>
@@ -5252,7 +5252,7 @@
         </w:tc>
         <w:tc>
           <w:tcPr>
-            <w:tcW w:w="1400" w:type="dxa"/>
+            <w:tcW w:w="1401" w:type="dxa"/>
             <w:tcBorders>
               <w:top w:val="single" w:sz="2" w:space="0" w:color="CCCCCC"/>
               <w:left w:val="single" w:sz="2" w:space="0" w:color="CCCCCC"/>
@@ -5309,7 +5309,7 @@
         <w:trPr/>
         <w:tc>
           <w:tcPr>
-            <w:tcW w:w="2199" w:type="dxa"/>
+            <w:tcW w:w="2198" w:type="dxa"/>
             <w:tcBorders>
               <w:top w:val="single" w:sz="2" w:space="0" w:color="CCCCCC"/>
               <w:left w:val="single" w:sz="2" w:space="0" w:color="CCCCCC"/>
@@ -5336,7 +5336,7 @@
         </w:tc>
         <w:tc>
           <w:tcPr>
-            <w:tcW w:w="2801" w:type="dxa"/>
+            <w:tcW w:w="2802" w:type="dxa"/>
             <w:tcBorders>
               <w:top w:val="single" w:sz="2" w:space="0" w:color="CCCCCC"/>
               <w:left w:val="single" w:sz="2" w:space="0" w:color="CCCCCC"/>
@@ -5363,7 +5363,7 @@
         </w:tc>
         <w:tc>
           <w:tcPr>
-            <w:tcW w:w="1599" w:type="dxa"/>
+            <w:tcW w:w="1598" w:type="dxa"/>
             <w:tcBorders>
               <w:top w:val="single" w:sz="2" w:space="0" w:color="CCCCCC"/>
               <w:left w:val="single" w:sz="2" w:space="0" w:color="CCCCCC"/>
@@ -5390,7 +5390,7 @@
         </w:tc>
         <w:tc>
           <w:tcPr>
-            <w:tcW w:w="1400" w:type="dxa"/>
+            <w:tcW w:w="1401" w:type="dxa"/>
             <w:tcBorders>
               <w:top w:val="single" w:sz="2" w:space="0" w:color="CCCCCC"/>
               <w:left w:val="single" w:sz="2" w:space="0" w:color="CCCCCC"/>
@@ -5447,7 +5447,7 @@
         <w:trPr/>
         <w:tc>
           <w:tcPr>
-            <w:tcW w:w="2199" w:type="dxa"/>
+            <w:tcW w:w="2198" w:type="dxa"/>
             <w:tcBorders>
               <w:top w:val="single" w:sz="2" w:space="0" w:color="CCCCCC"/>
               <w:left w:val="single" w:sz="2" w:space="0" w:color="CCCCCC"/>
@@ -5474,7 +5474,7 @@
         </w:tc>
         <w:tc>
           <w:tcPr>
-            <w:tcW w:w="2801" w:type="dxa"/>
+            <w:tcW w:w="2802" w:type="dxa"/>
             <w:tcBorders>
               <w:top w:val="single" w:sz="2" w:space="0" w:color="CCCCCC"/>
               <w:left w:val="single" w:sz="2" w:space="0" w:color="CCCCCC"/>
@@ -5501,7 +5501,7 @@
         </w:tc>
         <w:tc>
           <w:tcPr>
-            <w:tcW w:w="1599" w:type="dxa"/>
+            <w:tcW w:w="1598" w:type="dxa"/>
             <w:tcBorders>
               <w:top w:val="single" w:sz="2" w:space="0" w:color="CCCCCC"/>
               <w:left w:val="single" w:sz="2" w:space="0" w:color="CCCCCC"/>
@@ -5528,7 +5528,7 @@
         </w:tc>
         <w:tc>
           <w:tcPr>
-            <w:tcW w:w="1400" w:type="dxa"/>
+            <w:tcW w:w="1401" w:type="dxa"/>
             <w:tcBorders>
               <w:top w:val="single" w:sz="2" w:space="0" w:color="CCCCCC"/>
               <w:left w:val="single" w:sz="2" w:space="0" w:color="CCCCCC"/>
@@ -5630,7 +5630,7 @@
         <w:pStyle w:val="ListParagraph"/>
         <w:numPr>
           <w:ilvl w:val="0"/>
-          <w:numId w:val="1"/>
+          <w:numId w:val="10"/>
         </w:numPr>
         <w:spacing w:before="60" w:after="60"/>
         <w:rPr/>
@@ -5649,7 +5649,7 @@
         <w:pStyle w:val="ListParagraph"/>
         <w:numPr>
           <w:ilvl w:val="0"/>
-          <w:numId w:val="1"/>
+          <w:numId w:val="11"/>
         </w:numPr>
         <w:spacing w:before="60" w:after="60"/>
         <w:rPr/>
@@ -5668,7 +5668,7 @@
         <w:pStyle w:val="ListParagraph"/>
         <w:numPr>
           <w:ilvl w:val="0"/>
-          <w:numId w:val="1"/>
+          <w:numId w:val="12"/>
         </w:numPr>
         <w:spacing w:before="60" w:after="60"/>
         <w:rPr/>
@@ -5687,7 +5687,7 @@
         <w:pStyle w:val="ListParagraph"/>
         <w:numPr>
           <w:ilvl w:val="0"/>
-          <w:numId w:val="1"/>
+          <w:numId w:val="13"/>
         </w:numPr>
         <w:spacing w:before="60" w:after="60"/>
         <w:rPr/>
@@ -5706,7 +5706,7 @@
         <w:pStyle w:val="ListParagraph"/>
         <w:numPr>
           <w:ilvl w:val="0"/>
-          <w:numId w:val="1"/>
+          <w:numId w:val="14"/>
         </w:numPr>
         <w:spacing w:before="60" w:after="60"/>
         <w:rPr/>
@@ -5835,9 +5835,9 @@
         </w:tblCellMar>
       </w:tblPr>
       <w:tblGrid>
-        <w:gridCol w:w="2199"/>
+        <w:gridCol w:w="2198"/>
         <w:gridCol w:w="3800"/>
-        <w:gridCol w:w="3361"/>
+        <w:gridCol w:w="3362"/>
       </w:tblGrid>
       <w:tr>
         <w:trPr>
@@ -5845,7 +5845,7 @@
         </w:trPr>
         <w:tc>
           <w:tcPr>
-            <w:tcW w:w="2199" w:type="dxa"/>
+            <w:tcW w:w="2198" w:type="dxa"/>
             <w:tcBorders>
               <w:top w:val="single" w:sz="2" w:space="0" w:color="CCCCCC"/>
               <w:left w:val="single" w:sz="2" w:space="0" w:color="CCCCCC"/>
@@ -5905,7 +5905,7 @@
         </w:tc>
         <w:tc>
           <w:tcPr>
-            <w:tcW w:w="3361" w:type="dxa"/>
+            <w:tcW w:w="3362" w:type="dxa"/>
             <w:tcBorders>
               <w:top w:val="single" w:sz="2" w:space="0" w:color="CCCCCC"/>
               <w:left w:val="single" w:sz="2" w:space="0" w:color="CCCCCC"/>
@@ -5938,7 +5938,7 @@
         <w:trPr/>
         <w:tc>
           <w:tcPr>
-            <w:tcW w:w="2199" w:type="dxa"/>
+            <w:tcW w:w="2198" w:type="dxa"/>
             <w:tcBorders>
               <w:top w:val="single" w:sz="2" w:space="0" w:color="CCCCCC"/>
               <w:left w:val="single" w:sz="2" w:space="0" w:color="CCCCCC"/>
@@ -5992,7 +5992,7 @@
         </w:tc>
         <w:tc>
           <w:tcPr>
-            <w:tcW w:w="3361" w:type="dxa"/>
+            <w:tcW w:w="3362" w:type="dxa"/>
             <w:tcBorders>
               <w:top w:val="single" w:sz="2" w:space="0" w:color="CCCCCC"/>
               <w:left w:val="single" w:sz="2" w:space="0" w:color="CCCCCC"/>
@@ -6022,7 +6022,7 @@
         <w:trPr/>
         <w:tc>
           <w:tcPr>
-            <w:tcW w:w="2199" w:type="dxa"/>
+            <w:tcW w:w="2198" w:type="dxa"/>
             <w:tcBorders>
               <w:top w:val="single" w:sz="2" w:space="0" w:color="CCCCCC"/>
               <w:left w:val="single" w:sz="2" w:space="0" w:color="CCCCCC"/>
@@ -6076,7 +6076,7 @@
         </w:tc>
         <w:tc>
           <w:tcPr>
-            <w:tcW w:w="3361" w:type="dxa"/>
+            <w:tcW w:w="3362" w:type="dxa"/>
             <w:tcBorders>
               <w:top w:val="single" w:sz="2" w:space="0" w:color="CCCCCC"/>
               <w:left w:val="single" w:sz="2" w:space="0" w:color="CCCCCC"/>
@@ -6106,7 +6106,7 @@
         <w:trPr/>
         <w:tc>
           <w:tcPr>
-            <w:tcW w:w="2199" w:type="dxa"/>
+            <w:tcW w:w="2198" w:type="dxa"/>
             <w:tcBorders>
               <w:top w:val="single" w:sz="2" w:space="0" w:color="CCCCCC"/>
               <w:left w:val="single" w:sz="2" w:space="0" w:color="CCCCCC"/>
@@ -6160,7 +6160,7 @@
         </w:tc>
         <w:tc>
           <w:tcPr>
-            <w:tcW w:w="3361" w:type="dxa"/>
+            <w:tcW w:w="3362" w:type="dxa"/>
             <w:tcBorders>
               <w:top w:val="single" w:sz="2" w:space="0" w:color="CCCCCC"/>
               <w:left w:val="single" w:sz="2" w:space="0" w:color="CCCCCC"/>
@@ -6190,7 +6190,7 @@
         <w:trPr/>
         <w:tc>
           <w:tcPr>
-            <w:tcW w:w="2199" w:type="dxa"/>
+            <w:tcW w:w="2198" w:type="dxa"/>
             <w:tcBorders>
               <w:top w:val="single" w:sz="2" w:space="0" w:color="CCCCCC"/>
               <w:left w:val="single" w:sz="2" w:space="0" w:color="CCCCCC"/>
@@ -6244,7 +6244,7 @@
         </w:tc>
         <w:tc>
           <w:tcPr>
-            <w:tcW w:w="3361" w:type="dxa"/>
+            <w:tcW w:w="3362" w:type="dxa"/>
             <w:tcBorders>
               <w:top w:val="single" w:sz="2" w:space="0" w:color="CCCCCC"/>
               <w:left w:val="single" w:sz="2" w:space="0" w:color="CCCCCC"/>
@@ -6274,7 +6274,7 @@
         <w:trPr/>
         <w:tc>
           <w:tcPr>
-            <w:tcW w:w="2199" w:type="dxa"/>
+            <w:tcW w:w="2198" w:type="dxa"/>
             <w:tcBorders>
               <w:top w:val="single" w:sz="2" w:space="0" w:color="CCCCCC"/>
               <w:left w:val="single" w:sz="2" w:space="0" w:color="CCCCCC"/>
@@ -6328,7 +6328,7 @@
         </w:tc>
         <w:tc>
           <w:tcPr>
-            <w:tcW w:w="3361" w:type="dxa"/>
+            <w:tcW w:w="3362" w:type="dxa"/>
             <w:tcBorders>
               <w:top w:val="single" w:sz="2" w:space="0" w:color="CCCCCC"/>
               <w:left w:val="single" w:sz="2" w:space="0" w:color="CCCCCC"/>
@@ -6358,7 +6358,7 @@
         <w:trPr/>
         <w:tc>
           <w:tcPr>
-            <w:tcW w:w="2199" w:type="dxa"/>
+            <w:tcW w:w="2198" w:type="dxa"/>
             <w:tcBorders>
               <w:top w:val="single" w:sz="2" w:space="0" w:color="CCCCCC"/>
               <w:left w:val="single" w:sz="2" w:space="0" w:color="CCCCCC"/>
@@ -6406,13 +6406,13 @@
                 <w:sz w:val="20"/>
                 <w:szCs w:val="20"/>
               </w:rPr>
-              <w:t>SVCP-LLT-001, SVCP-HLT-001</w:t>
-            </w:r>
-          </w:p>
-        </w:tc>
-        <w:tc>
-          <w:tcPr>
-            <w:tcW w:w="3361" w:type="dxa"/>
+              <w:t>SUTC-001, SVTC-001</w:t>
+            </w:r>
+          </w:p>
+        </w:tc>
+        <w:tc>
+          <w:tcPr>
+            <w:tcW w:w="3362" w:type="dxa"/>
             <w:tcBorders>
               <w:top w:val="single" w:sz="2" w:space="0" w:color="CCCCCC"/>
               <w:left w:val="single" w:sz="2" w:space="0" w:color="CCCCCC"/>
@@ -6442,7 +6442,7 @@
         <w:trPr/>
         <w:tc>
           <w:tcPr>
-            <w:tcW w:w="2199" w:type="dxa"/>
+            <w:tcW w:w="2198" w:type="dxa"/>
             <w:tcBorders>
               <w:top w:val="single" w:sz="2" w:space="0" w:color="CCCCCC"/>
               <w:left w:val="single" w:sz="2" w:space="0" w:color="CCCCCC"/>
@@ -6496,7 +6496,7 @@
         </w:tc>
         <w:tc>
           <w:tcPr>
-            <w:tcW w:w="3361" w:type="dxa"/>
+            <w:tcW w:w="3362" w:type="dxa"/>
             <w:tcBorders>
               <w:top w:val="single" w:sz="2" w:space="0" w:color="CCCCCC"/>
               <w:left w:val="single" w:sz="2" w:space="0" w:color="CCCCCC"/>
@@ -6526,7 +6526,7 @@
         <w:trPr/>
         <w:tc>
           <w:tcPr>
-            <w:tcW w:w="2199" w:type="dxa"/>
+            <w:tcW w:w="2198" w:type="dxa"/>
             <w:tcBorders>
               <w:top w:val="single" w:sz="2" w:space="0" w:color="CCCCCC"/>
               <w:left w:val="single" w:sz="2" w:space="0" w:color="CCCCCC"/>
@@ -6574,13 +6574,13 @@
                 <w:sz w:val="20"/>
                 <w:szCs w:val="20"/>
               </w:rPr>
-              <w:t>STD-001</w:t>
-            </w:r>
-          </w:p>
-        </w:tc>
-        <w:tc>
-          <w:tcPr>
-            <w:tcW w:w="3361" w:type="dxa"/>
+              <w:t>TM-001</w:t>
+            </w:r>
+          </w:p>
+        </w:tc>
+        <w:tc>
+          <w:tcPr>
+            <w:tcW w:w="3362" w:type="dxa"/>
             <w:tcBorders>
               <w:top w:val="single" w:sz="2" w:space="0" w:color="CCCCCC"/>
               <w:left w:val="single" w:sz="2" w:space="0" w:color="CCCCCC"/>
@@ -6610,7 +6610,7 @@
         <w:trPr/>
         <w:tc>
           <w:tcPr>
-            <w:tcW w:w="2199" w:type="dxa"/>
+            <w:tcW w:w="2198" w:type="dxa"/>
             <w:tcBorders>
               <w:top w:val="single" w:sz="2" w:space="0" w:color="CCCCCC"/>
               <w:left w:val="single" w:sz="2" w:space="0" w:color="CCCCCC"/>
@@ -6664,7 +6664,7 @@
         </w:tc>
         <w:tc>
           <w:tcPr>
-            <w:tcW w:w="3361" w:type="dxa"/>
+            <w:tcW w:w="3362" w:type="dxa"/>
             <w:tcBorders>
               <w:top w:val="single" w:sz="2" w:space="0" w:color="CCCCCC"/>
               <w:left w:val="single" w:sz="2" w:space="0" w:color="CCCCCC"/>
@@ -6694,7 +6694,7 @@
         <w:trPr/>
         <w:tc>
           <w:tcPr>
-            <w:tcW w:w="2199" w:type="dxa"/>
+            <w:tcW w:w="2198" w:type="dxa"/>
             <w:tcBorders>
               <w:top w:val="single" w:sz="2" w:space="0" w:color="CCCCCC"/>
               <w:left w:val="single" w:sz="2" w:space="0" w:color="CCCCCC"/>
@@ -6748,7 +6748,7 @@
         </w:tc>
         <w:tc>
           <w:tcPr>
-            <w:tcW w:w="3361" w:type="dxa"/>
+            <w:tcW w:w="3362" w:type="dxa"/>
             <w:tcBorders>
               <w:top w:val="single" w:sz="2" w:space="0" w:color="CCCCCC"/>
               <w:left w:val="single" w:sz="2" w:space="0" w:color="CCCCCC"/>
@@ -7311,7 +7311,7 @@
         <w:pStyle w:val="ListParagraph"/>
         <w:numPr>
           <w:ilvl w:val="0"/>
-          <w:numId w:val="1"/>
+          <w:numId w:val="15"/>
         </w:numPr>
         <w:spacing w:before="60" w:after="60"/>
         <w:rPr/>
@@ -7330,7 +7330,7 @@
         <w:pStyle w:val="ListParagraph"/>
         <w:numPr>
           <w:ilvl w:val="0"/>
-          <w:numId w:val="1"/>
+          <w:numId w:val="16"/>
         </w:numPr>
         <w:spacing w:before="60" w:after="60"/>
         <w:rPr/>
@@ -7349,7 +7349,7 @@
         <w:pStyle w:val="ListParagraph"/>
         <w:numPr>
           <w:ilvl w:val="0"/>
-          <w:numId w:val="1"/>
+          <w:numId w:val="17"/>
         </w:numPr>
         <w:spacing w:before="60" w:after="60"/>
         <w:rPr/>
@@ -7368,7 +7368,7 @@
         <w:pStyle w:val="ListParagraph"/>
         <w:numPr>
           <w:ilvl w:val="0"/>
-          <w:numId w:val="1"/>
+          <w:numId w:val="18"/>
         </w:numPr>
         <w:spacing w:before="60" w:after="60"/>
         <w:rPr/>
@@ -7512,8 +7512,8 @@
       <w:tblGrid>
         <w:gridCol w:w="1199"/>
         <w:gridCol w:w="2001"/>
-        <w:gridCol w:w="999"/>
-        <w:gridCol w:w="2801"/>
+        <w:gridCol w:w="998"/>
+        <w:gridCol w:w="2802"/>
         <w:gridCol w:w="2360"/>
       </w:tblGrid>
       <w:tr>
@@ -7582,7 +7582,7 @@
         </w:tc>
         <w:tc>
           <w:tcPr>
-            <w:tcW w:w="999" w:type="dxa"/>
+            <w:tcW w:w="998" w:type="dxa"/>
             <w:tcBorders>
               <w:top w:val="single" w:sz="2" w:space="0" w:color="CCCCCC"/>
               <w:left w:val="single" w:sz="2" w:space="0" w:color="CCCCCC"/>
@@ -7612,7 +7612,7 @@
         </w:tc>
         <w:tc>
           <w:tcPr>
-            <w:tcW w:w="2801" w:type="dxa"/>
+            <w:tcW w:w="2802" w:type="dxa"/>
             <w:tcBorders>
               <w:top w:val="single" w:sz="2" w:space="0" w:color="CCCCCC"/>
               <w:left w:val="single" w:sz="2" w:space="0" w:color="CCCCCC"/>
@@ -7729,7 +7729,7 @@
         </w:tc>
         <w:tc>
           <w:tcPr>
-            <w:tcW w:w="999" w:type="dxa"/>
+            <w:tcW w:w="998" w:type="dxa"/>
             <w:tcBorders>
               <w:top w:val="single" w:sz="2" w:space="0" w:color="CCCCCC"/>
               <w:left w:val="single" w:sz="2" w:space="0" w:color="CCCCCC"/>
@@ -7756,7 +7756,7 @@
         </w:tc>
         <w:tc>
           <w:tcPr>
-            <w:tcW w:w="2801" w:type="dxa"/>
+            <w:tcW w:w="2802" w:type="dxa"/>
             <w:tcBorders>
               <w:top w:val="single" w:sz="2" w:space="0" w:color="CCCCCC"/>
               <w:left w:val="single" w:sz="2" w:space="0" w:color="CCCCCC"/>
@@ -7867,7 +7867,7 @@
         </w:tc>
         <w:tc>
           <w:tcPr>
-            <w:tcW w:w="999" w:type="dxa"/>
+            <w:tcW w:w="998" w:type="dxa"/>
             <w:tcBorders>
               <w:top w:val="single" w:sz="2" w:space="0" w:color="CCCCCC"/>
               <w:left w:val="single" w:sz="2" w:space="0" w:color="CCCCCC"/>
@@ -7894,7 +7894,7 @@
         </w:tc>
         <w:tc>
           <w:tcPr>
-            <w:tcW w:w="2801" w:type="dxa"/>
+            <w:tcW w:w="2802" w:type="dxa"/>
             <w:tcBorders>
               <w:top w:val="single" w:sz="2" w:space="0" w:color="CCCCCC"/>
               <w:left w:val="single" w:sz="2" w:space="0" w:color="CCCCCC"/>
@@ -8005,7 +8005,7 @@
         </w:tc>
         <w:tc>
           <w:tcPr>
-            <w:tcW w:w="999" w:type="dxa"/>
+            <w:tcW w:w="998" w:type="dxa"/>
             <w:tcBorders>
               <w:top w:val="single" w:sz="2" w:space="0" w:color="CCCCCC"/>
               <w:left w:val="single" w:sz="2" w:space="0" w:color="CCCCCC"/>
@@ -8032,28 +8032,28 @@
         </w:tc>
         <w:tc>
           <w:tcPr>
-            <w:tcW w:w="2801" w:type="dxa"/>
-            <w:tcBorders>
-              <w:top w:val="single" w:sz="2" w:space="0" w:color="CCCCCC"/>
-              <w:left w:val="single" w:sz="2" w:space="0" w:color="CCCCCC"/>
-              <w:bottom w:val="single" w:sz="2" w:space="0" w:color="CCCCCC"/>
-              <w:right w:val="single" w:sz="2" w:space="0" w:color="CCCCCC"/>
-            </w:tcBorders>
-            <w:shd w:fill="F2F2F2" w:val="clear"/>
-          </w:tcPr>
-          <w:p>
-            <w:pPr>
-              <w:pStyle w:val="Normal"/>
-              <w:widowControl w:val="false"/>
-              <w:rPr/>
-            </w:pPr>
-            <w:r>
-              <w:rPr>
-                <w:rFonts w:eastAsia="Arial" w:cs="Arial"/>
-                <w:sz w:val="20"/>
-                <w:szCs w:val="20"/>
-              </w:rPr>
-              <w:t>BL-2 + SVCP-LLT-001, SVCP-HLT-001, SVR-001, STD-001</w:t>
+            <w:tcW w:w="2802" w:type="dxa"/>
+            <w:tcBorders>
+              <w:top w:val="single" w:sz="2" w:space="0" w:color="CCCCCC"/>
+              <w:left w:val="single" w:sz="2" w:space="0" w:color="CCCCCC"/>
+              <w:bottom w:val="single" w:sz="2" w:space="0" w:color="CCCCCC"/>
+              <w:right w:val="single" w:sz="2" w:space="0" w:color="CCCCCC"/>
+            </w:tcBorders>
+            <w:shd w:fill="F2F2F2" w:val="clear"/>
+          </w:tcPr>
+          <w:p>
+            <w:pPr>
+              <w:pStyle w:val="Normal"/>
+              <w:widowControl w:val="false"/>
+              <w:rPr/>
+            </w:pPr>
+            <w:r>
+              <w:rPr>
+                <w:rFonts w:eastAsia="Arial" w:cs="Arial"/>
+                <w:sz w:val="20"/>
+                <w:szCs w:val="20"/>
+              </w:rPr>
+              <w:t>BL-2 + SUTC-001, SVTC-001, SVR-001, TM-001</w:t>
             </w:r>
           </w:p>
         </w:tc>
@@ -8143,7 +8143,7 @@
         </w:tc>
         <w:tc>
           <w:tcPr>
-            <w:tcW w:w="999" w:type="dxa"/>
+            <w:tcW w:w="998" w:type="dxa"/>
             <w:tcBorders>
               <w:top w:val="single" w:sz="2" w:space="0" w:color="CCCCCC"/>
               <w:left w:val="single" w:sz="2" w:space="0" w:color="CCCCCC"/>
@@ -8170,7 +8170,7 @@
         </w:tc>
         <w:tc>
           <w:tcPr>
-            <w:tcW w:w="2801" w:type="dxa"/>
+            <w:tcW w:w="2802" w:type="dxa"/>
             <w:tcBorders>
               <w:top w:val="single" w:sz="2" w:space="0" w:color="CCCCCC"/>
               <w:left w:val="single" w:sz="2" w:space="0" w:color="CCCCCC"/>
@@ -8257,7 +8257,7 @@
         <w:pStyle w:val="ListParagraph"/>
         <w:numPr>
           <w:ilvl w:val="0"/>
-          <w:numId w:val="1"/>
+          <w:numId w:val="19"/>
         </w:numPr>
         <w:spacing w:before="60" w:after="60"/>
         <w:rPr/>
@@ -8276,7 +8276,7 @@
         <w:pStyle w:val="ListParagraph"/>
         <w:numPr>
           <w:ilvl w:val="0"/>
-          <w:numId w:val="1"/>
+          <w:numId w:val="20"/>
         </w:numPr>
         <w:spacing w:before="60" w:after="60"/>
         <w:rPr/>
@@ -8295,7 +8295,7 @@
         <w:pStyle w:val="ListParagraph"/>
         <w:numPr>
           <w:ilvl w:val="0"/>
-          <w:numId w:val="1"/>
+          <w:numId w:val="21"/>
         </w:numPr>
         <w:spacing w:before="60" w:after="60"/>
         <w:rPr/>
@@ -8314,7 +8314,7 @@
         <w:pStyle w:val="ListParagraph"/>
         <w:numPr>
           <w:ilvl w:val="0"/>
-          <w:numId w:val="1"/>
+          <w:numId w:val="22"/>
         </w:numPr>
         <w:spacing w:before="60" w:after="60"/>
         <w:rPr/>
@@ -8333,7 +8333,7 @@
         <w:pStyle w:val="ListParagraph"/>
         <w:numPr>
           <w:ilvl w:val="0"/>
-          <w:numId w:val="1"/>
+          <w:numId w:val="23"/>
         </w:numPr>
         <w:spacing w:before="60" w:after="60"/>
         <w:rPr/>
@@ -9808,7 +9808,7 @@
         <w:pStyle w:val="ListParagraph"/>
         <w:numPr>
           <w:ilvl w:val="0"/>
-          <w:numId w:val="1"/>
+          <w:numId w:val="24"/>
         </w:numPr>
         <w:spacing w:before="60" w:after="60"/>
         <w:rPr/>
@@ -9827,7 +9827,7 @@
         <w:pStyle w:val="ListParagraph"/>
         <w:numPr>
           <w:ilvl w:val="0"/>
-          <w:numId w:val="1"/>
+          <w:numId w:val="25"/>
         </w:numPr>
         <w:spacing w:before="60" w:after="60"/>
         <w:rPr/>
@@ -9846,7 +9846,7 @@
         <w:pStyle w:val="ListParagraph"/>
         <w:numPr>
           <w:ilvl w:val="0"/>
-          <w:numId w:val="1"/>
+          <w:numId w:val="26"/>
         </w:numPr>
         <w:spacing w:before="60" w:after="60"/>
         <w:rPr/>
@@ -9865,7 +9865,7 @@
         <w:pStyle w:val="ListParagraph"/>
         <w:numPr>
           <w:ilvl w:val="0"/>
-          <w:numId w:val="1"/>
+          <w:numId w:val="27"/>
         </w:numPr>
         <w:spacing w:before="60" w:after="60"/>
         <w:rPr/>
@@ -11194,6 +11194,24 @@
       <w:pPr>
         <w:pStyle w:val="Heading2"/>
         <w:spacing w:before="300" w:after="150"/>
+        <w:rPr>
+          <w:rFonts w:ascii="Arial" w:hAnsi="Arial" w:eastAsia="Arial" w:cs="Arial"/>
+          <w:b/>
+          <w:b/>
+          <w:bCs/>
+          <w:color w:val="2E75B6"/>
+          <w:sz w:val="24"/>
+          <w:szCs w:val="24"/>
+        </w:rPr>
+      </w:pPr>
+      <w:r>
+        <w:rPr/>
+      </w:r>
+    </w:p>
+    <w:p>
+      <w:pPr>
+        <w:pStyle w:val="Heading2"/>
+        <w:spacing w:before="300" w:after="150"/>
         <w:rPr/>
       </w:pPr>
       <w:r>
@@ -11213,7 +11231,7 @@
         <w:pStyle w:val="ListParagraph"/>
         <w:numPr>
           <w:ilvl w:val="0"/>
-          <w:numId w:val="1"/>
+          <w:numId w:val="28"/>
         </w:numPr>
         <w:spacing w:before="60" w:after="60"/>
         <w:rPr/>
@@ -11232,7 +11250,7 @@
         <w:pStyle w:val="ListParagraph"/>
         <w:numPr>
           <w:ilvl w:val="0"/>
-          <w:numId w:val="1"/>
+          <w:numId w:val="29"/>
         </w:numPr>
         <w:spacing w:before="60" w:after="60"/>
         <w:rPr/>
@@ -11251,7 +11269,7 @@
         <w:pStyle w:val="ListParagraph"/>
         <w:numPr>
           <w:ilvl w:val="0"/>
-          <w:numId w:val="1"/>
+          <w:numId w:val="30"/>
         </w:numPr>
         <w:spacing w:before="60" w:after="60"/>
         <w:rPr/>
@@ -11270,7 +11288,7 @@
         <w:pStyle w:val="ListParagraph"/>
         <w:numPr>
           <w:ilvl w:val="0"/>
-          <w:numId w:val="1"/>
+          <w:numId w:val="31"/>
         </w:numPr>
         <w:spacing w:before="60" w:after="60"/>
         <w:rPr/>
@@ -11369,8 +11387,8 @@
         <w:gridCol w:w="2000"/>
         <w:gridCol w:w="1399"/>
         <w:gridCol w:w="1201"/>
-        <w:gridCol w:w="1000"/>
-        <w:gridCol w:w="2399"/>
+        <w:gridCol w:w="1001"/>
+        <w:gridCol w:w="2398"/>
         <w:gridCol w:w="1360"/>
       </w:tblGrid>
       <w:tr>
@@ -11469,7 +11487,7 @@
         </w:tc>
         <w:tc>
           <w:tcPr>
-            <w:tcW w:w="1000" w:type="dxa"/>
+            <w:tcW w:w="1001" w:type="dxa"/>
             <w:tcBorders>
               <w:top w:val="single" w:sz="2" w:space="0" w:color="CCCCCC"/>
               <w:left w:val="single" w:sz="2" w:space="0" w:color="CCCCCC"/>
@@ -11499,7 +11517,7 @@
         </w:tc>
         <w:tc>
           <w:tcPr>
-            <w:tcW w:w="2399" w:type="dxa"/>
+            <w:tcW w:w="2398" w:type="dxa"/>
             <w:tcBorders>
               <w:top w:val="single" w:sz="2" w:space="0" w:color="CCCCCC"/>
               <w:left w:val="single" w:sz="2" w:space="0" w:color="CCCCCC"/>
@@ -11643,7 +11661,7 @@
         </w:tc>
         <w:tc>
           <w:tcPr>
-            <w:tcW w:w="1000" w:type="dxa"/>
+            <w:tcW w:w="1001" w:type="dxa"/>
             <w:tcBorders>
               <w:top w:val="single" w:sz="2" w:space="0" w:color="CCCCCC"/>
               <w:left w:val="single" w:sz="2" w:space="0" w:color="CCCCCC"/>
@@ -11670,7 +11688,7 @@
         </w:tc>
         <w:tc>
           <w:tcPr>
-            <w:tcW w:w="2399" w:type="dxa"/>
+            <w:tcW w:w="2398" w:type="dxa"/>
             <w:tcBorders>
               <w:top w:val="single" w:sz="2" w:space="0" w:color="CCCCCC"/>
               <w:left w:val="single" w:sz="2" w:space="0" w:color="CCCCCC"/>
@@ -11718,7 +11736,7 @@
                 <w:sz w:val="20"/>
                 <w:szCs w:val="20"/>
               </w:rPr>
-              <w:t>2026-06-18</w:t>
+              <w:t>2026-06-29</w:t>
             </w:r>
           </w:p>
         </w:tc>
@@ -11808,7 +11826,7 @@
         </w:tc>
         <w:tc>
           <w:tcPr>
-            <w:tcW w:w="1000" w:type="dxa"/>
+            <w:tcW w:w="1001" w:type="dxa"/>
             <w:tcBorders>
               <w:top w:val="single" w:sz="2" w:space="0" w:color="CCCCCC"/>
               <w:left w:val="single" w:sz="2" w:space="0" w:color="CCCCCC"/>
@@ -11835,7 +11853,7 @@
         </w:tc>
         <w:tc>
           <w:tcPr>
-            <w:tcW w:w="2399" w:type="dxa"/>
+            <w:tcW w:w="2398" w:type="dxa"/>
             <w:tcBorders>
               <w:top w:val="single" w:sz="2" w:space="0" w:color="CCCCCC"/>
               <w:left w:val="single" w:sz="2" w:space="0" w:color="CCCCCC"/>
@@ -11883,7 +11901,7 @@
                 <w:sz w:val="20"/>
                 <w:szCs w:val="20"/>
               </w:rPr>
-              <w:t>2026-06-18</w:t>
+              <w:t>2026-06-29</w:t>
             </w:r>
           </w:p>
         </w:tc>
@@ -11973,7 +11991,7 @@
         </w:tc>
         <w:tc>
           <w:tcPr>
-            <w:tcW w:w="1000" w:type="dxa"/>
+            <w:tcW w:w="1001" w:type="dxa"/>
             <w:tcBorders>
               <w:top w:val="single" w:sz="2" w:space="0" w:color="CCCCCC"/>
               <w:left w:val="single" w:sz="2" w:space="0" w:color="CCCCCC"/>
@@ -12000,7 +12018,7 @@
         </w:tc>
         <w:tc>
           <w:tcPr>
-            <w:tcW w:w="2399" w:type="dxa"/>
+            <w:tcW w:w="2398" w:type="dxa"/>
             <w:tcBorders>
               <w:top w:val="single" w:sz="2" w:space="0" w:color="CCCCCC"/>
               <w:left w:val="single" w:sz="2" w:space="0" w:color="CCCCCC"/>
@@ -12048,7 +12066,7 @@
                 <w:sz w:val="20"/>
                 <w:szCs w:val="20"/>
               </w:rPr>
-              <w:t>2026-06-18</w:t>
+              <w:t>2026-06-29</w:t>
             </w:r>
           </w:p>
         </w:tc>
@@ -12138,7 +12156,7 @@
         </w:tc>
         <w:tc>
           <w:tcPr>
-            <w:tcW w:w="1000" w:type="dxa"/>
+            <w:tcW w:w="1001" w:type="dxa"/>
             <w:tcBorders>
               <w:top w:val="single" w:sz="2" w:space="0" w:color="CCCCCC"/>
               <w:left w:val="single" w:sz="2" w:space="0" w:color="CCCCCC"/>
@@ -12165,7 +12183,7 @@
         </w:tc>
         <w:tc>
           <w:tcPr>
-            <w:tcW w:w="2399" w:type="dxa"/>
+            <w:tcW w:w="2398" w:type="dxa"/>
             <w:tcBorders>
               <w:top w:val="single" w:sz="2" w:space="0" w:color="CCCCCC"/>
               <w:left w:val="single" w:sz="2" w:space="0" w:color="CCCCCC"/>
@@ -12213,7 +12231,7 @@
                 <w:sz w:val="20"/>
                 <w:szCs w:val="20"/>
               </w:rPr>
-              <w:t>2026-06-18</w:t>
+              <w:t>2026-06-29</w:t>
             </w:r>
           </w:p>
         </w:tc>
@@ -12303,7 +12321,7 @@
         </w:tc>
         <w:tc>
           <w:tcPr>
-            <w:tcW w:w="1000" w:type="dxa"/>
+            <w:tcW w:w="1001" w:type="dxa"/>
             <w:tcBorders>
               <w:top w:val="single" w:sz="2" w:space="0" w:color="CCCCCC"/>
               <w:left w:val="single" w:sz="2" w:space="0" w:color="CCCCCC"/>
@@ -12330,7 +12348,7 @@
         </w:tc>
         <w:tc>
           <w:tcPr>
-            <w:tcW w:w="2399" w:type="dxa"/>
+            <w:tcW w:w="2398" w:type="dxa"/>
             <w:tcBorders>
               <w:top w:val="single" w:sz="2" w:space="0" w:color="CCCCCC"/>
               <w:left w:val="single" w:sz="2" w:space="0" w:color="CCCCCC"/>
@@ -12378,7 +12396,7 @@
                 <w:sz w:val="20"/>
                 <w:szCs w:val="20"/>
               </w:rPr>
-              <w:t>2026-06-18</w:t>
+              <w:t>2026-06-29</w:t>
             </w:r>
           </w:p>
         </w:tc>
@@ -12468,7 +12486,7 @@
         </w:tc>
         <w:tc>
           <w:tcPr>
-            <w:tcW w:w="1000" w:type="dxa"/>
+            <w:tcW w:w="1001" w:type="dxa"/>
             <w:tcBorders>
               <w:top w:val="single" w:sz="2" w:space="0" w:color="CCCCCC"/>
               <w:left w:val="single" w:sz="2" w:space="0" w:color="CCCCCC"/>
@@ -12495,7 +12513,7 @@
         </w:tc>
         <w:tc>
           <w:tcPr>
-            <w:tcW w:w="2399" w:type="dxa"/>
+            <w:tcW w:w="2398" w:type="dxa"/>
             <w:tcBorders>
               <w:top w:val="single" w:sz="2" w:space="0" w:color="CCCCCC"/>
               <w:left w:val="single" w:sz="2" w:space="0" w:color="CCCCCC"/>
@@ -12543,7 +12561,7 @@
                 <w:sz w:val="20"/>
                 <w:szCs w:val="20"/>
               </w:rPr>
-              <w:t>2026-06-18</w:t>
+              <w:t>2026-06-29</w:t>
             </w:r>
           </w:p>
         </w:tc>
@@ -12633,7 +12651,7 @@
         </w:tc>
         <w:tc>
           <w:tcPr>
-            <w:tcW w:w="1000" w:type="dxa"/>
+            <w:tcW w:w="1001" w:type="dxa"/>
             <w:tcBorders>
               <w:top w:val="single" w:sz="2" w:space="0" w:color="CCCCCC"/>
               <w:left w:val="single" w:sz="2" w:space="0" w:color="CCCCCC"/>
@@ -12660,7 +12678,7 @@
         </w:tc>
         <w:tc>
           <w:tcPr>
-            <w:tcW w:w="2399" w:type="dxa"/>
+            <w:tcW w:w="2398" w:type="dxa"/>
             <w:tcBorders>
               <w:top w:val="single" w:sz="2" w:space="0" w:color="CCCCCC"/>
               <w:left w:val="single" w:sz="2" w:space="0" w:color="CCCCCC"/>
@@ -12708,7 +12726,7 @@
                 <w:sz w:val="20"/>
                 <w:szCs w:val="20"/>
               </w:rPr>
-              <w:t>2026-06-18</w:t>
+              <w:t>2026-06-29</w:t>
             </w:r>
           </w:p>
         </w:tc>
@@ -12798,7 +12816,7 @@
         </w:tc>
         <w:tc>
           <w:tcPr>
-            <w:tcW w:w="1000" w:type="dxa"/>
+            <w:tcW w:w="1001" w:type="dxa"/>
             <w:tcBorders>
               <w:top w:val="single" w:sz="2" w:space="0" w:color="CCCCCC"/>
               <w:left w:val="single" w:sz="2" w:space="0" w:color="CCCCCC"/>
@@ -12825,7 +12843,7 @@
         </w:tc>
         <w:tc>
           <w:tcPr>
-            <w:tcW w:w="2399" w:type="dxa"/>
+            <w:tcW w:w="2398" w:type="dxa"/>
             <w:tcBorders>
               <w:top w:val="single" w:sz="2" w:space="0" w:color="CCCCCC"/>
               <w:left w:val="single" w:sz="2" w:space="0" w:color="CCCCCC"/>
@@ -12873,7 +12891,7 @@
                 <w:sz w:val="20"/>
                 <w:szCs w:val="20"/>
               </w:rPr>
-              <w:t>2026-06-18</w:t>
+              <w:t>2026-06-29</w:t>
             </w:r>
           </w:p>
         </w:tc>
@@ -12963,7 +12981,7 @@
         </w:tc>
         <w:tc>
           <w:tcPr>
-            <w:tcW w:w="1000" w:type="dxa"/>
+            <w:tcW w:w="1001" w:type="dxa"/>
             <w:tcBorders>
               <w:top w:val="single" w:sz="2" w:space="0" w:color="CCCCCC"/>
               <w:left w:val="single" w:sz="2" w:space="0" w:color="CCCCCC"/>
@@ -12990,7 +13008,7 @@
         </w:tc>
         <w:tc>
           <w:tcPr>
-            <w:tcW w:w="2399" w:type="dxa"/>
+            <w:tcW w:w="2398" w:type="dxa"/>
             <w:tcBorders>
               <w:top w:val="single" w:sz="2" w:space="0" w:color="CCCCCC"/>
               <w:left w:val="single" w:sz="2" w:space="0" w:color="CCCCCC"/>
@@ -13128,7 +13146,7 @@
         </w:tc>
         <w:tc>
           <w:tcPr>
-            <w:tcW w:w="1000" w:type="dxa"/>
+            <w:tcW w:w="1001" w:type="dxa"/>
             <w:tcBorders>
               <w:top w:val="single" w:sz="2" w:space="0" w:color="CCCCCC"/>
               <w:left w:val="single" w:sz="2" w:space="0" w:color="CCCCCC"/>
@@ -13155,7 +13173,7 @@
         </w:tc>
         <w:tc>
           <w:tcPr>
-            <w:tcW w:w="2399" w:type="dxa"/>
+            <w:tcW w:w="2398" w:type="dxa"/>
             <w:tcBorders>
               <w:top w:val="single" w:sz="2" w:space="0" w:color="CCCCCC"/>
               <w:left w:val="single" w:sz="2" w:space="0" w:color="CCCCCC"/>
@@ -13293,7 +13311,7 @@
         </w:tc>
         <w:tc>
           <w:tcPr>
-            <w:tcW w:w="1000" w:type="dxa"/>
+            <w:tcW w:w="1001" w:type="dxa"/>
             <w:tcBorders>
               <w:top w:val="single" w:sz="2" w:space="0" w:color="CCCCCC"/>
               <w:left w:val="single" w:sz="2" w:space="0" w:color="CCCCCC"/>
@@ -13320,7 +13338,7 @@
         </w:tc>
         <w:tc>
           <w:tcPr>
-            <w:tcW w:w="2399" w:type="dxa"/>
+            <w:tcW w:w="2398" w:type="dxa"/>
             <w:tcBorders>
               <w:top w:val="single" w:sz="2" w:space="0" w:color="CCCCCC"/>
               <w:left w:val="single" w:sz="2" w:space="0" w:color="CCCCCC"/>
@@ -13398,7 +13416,7 @@
                 <w:sz w:val="20"/>
                 <w:szCs w:val="20"/>
               </w:rPr>
-              <w:t>SVCP-LLT-001</w:t>
+              <w:t>SUTC-001</w:t>
             </w:r>
           </w:p>
         </w:tc>
@@ -13458,7 +13476,7 @@
         </w:tc>
         <w:tc>
           <w:tcPr>
-            <w:tcW w:w="1000" w:type="dxa"/>
+            <w:tcW w:w="1001" w:type="dxa"/>
             <w:tcBorders>
               <w:top w:val="single" w:sz="2" w:space="0" w:color="CCCCCC"/>
               <w:left w:val="single" w:sz="2" w:space="0" w:color="CCCCCC"/>
@@ -13485,28 +13503,28 @@
         </w:tc>
         <w:tc>
           <w:tcPr>
-            <w:tcW w:w="2399" w:type="dxa"/>
-            <w:tcBorders>
-              <w:top w:val="single" w:sz="2" w:space="0" w:color="CCCCCC"/>
-              <w:left w:val="single" w:sz="2" w:space="0" w:color="CCCCCC"/>
-              <w:bottom w:val="single" w:sz="2" w:space="0" w:color="CCCCCC"/>
-              <w:right w:val="single" w:sz="2" w:space="0" w:color="CCCCCC"/>
-            </w:tcBorders>
-            <w:shd w:fill="FFFFFF" w:val="clear"/>
-          </w:tcPr>
-          <w:p>
-            <w:pPr>
-              <w:pStyle w:val="Normal"/>
-              <w:widowControl w:val="false"/>
-              <w:rPr/>
-            </w:pPr>
-            <w:r>
-              <w:rPr>
-                <w:rFonts w:eastAsia="Arial" w:cs="Arial"/>
-                <w:sz w:val="20"/>
-                <w:szCs w:val="20"/>
-              </w:rPr>
-              <w:t>/tests/SVCP-LLT-001.docx</w:t>
+            <w:tcW w:w="2398" w:type="dxa"/>
+            <w:tcBorders>
+              <w:top w:val="single" w:sz="2" w:space="0" w:color="CCCCCC"/>
+              <w:left w:val="single" w:sz="2" w:space="0" w:color="CCCCCC"/>
+              <w:bottom w:val="single" w:sz="2" w:space="0" w:color="CCCCCC"/>
+              <w:right w:val="single" w:sz="2" w:space="0" w:color="CCCCCC"/>
+            </w:tcBorders>
+            <w:shd w:fill="FFFFFF" w:val="clear"/>
+          </w:tcPr>
+          <w:p>
+            <w:pPr>
+              <w:pStyle w:val="Normal"/>
+              <w:widowControl w:val="false"/>
+              <w:rPr/>
+            </w:pPr>
+            <w:r>
+              <w:rPr>
+                <w:rFonts w:eastAsia="Arial" w:cs="Arial"/>
+                <w:sz w:val="20"/>
+                <w:szCs w:val="20"/>
+              </w:rPr>
+              <w:t>/tests/SUTC-001.docx</w:t>
             </w:r>
           </w:p>
         </w:tc>
@@ -13563,7 +13581,7 @@
                 <w:sz w:val="20"/>
                 <w:szCs w:val="20"/>
               </w:rPr>
-              <w:t>SVCP-HLT-001</w:t>
+              <w:t>SVTC-001</w:t>
             </w:r>
           </w:p>
         </w:tc>
@@ -13623,7 +13641,7 @@
         </w:tc>
         <w:tc>
           <w:tcPr>
-            <w:tcW w:w="1000" w:type="dxa"/>
+            <w:tcW w:w="1001" w:type="dxa"/>
             <w:tcBorders>
               <w:top w:val="single" w:sz="2" w:space="0" w:color="CCCCCC"/>
               <w:left w:val="single" w:sz="2" w:space="0" w:color="CCCCCC"/>
@@ -13650,28 +13668,28 @@
         </w:tc>
         <w:tc>
           <w:tcPr>
-            <w:tcW w:w="2399" w:type="dxa"/>
-            <w:tcBorders>
-              <w:top w:val="single" w:sz="2" w:space="0" w:color="CCCCCC"/>
-              <w:left w:val="single" w:sz="2" w:space="0" w:color="CCCCCC"/>
-              <w:bottom w:val="single" w:sz="2" w:space="0" w:color="CCCCCC"/>
-              <w:right w:val="single" w:sz="2" w:space="0" w:color="CCCCCC"/>
-            </w:tcBorders>
-            <w:shd w:fill="F2F2F2" w:val="clear"/>
-          </w:tcPr>
-          <w:p>
-            <w:pPr>
-              <w:pStyle w:val="Normal"/>
-              <w:widowControl w:val="false"/>
-              <w:rPr/>
-            </w:pPr>
-            <w:r>
-              <w:rPr>
-                <w:rFonts w:eastAsia="Arial" w:cs="Arial"/>
-                <w:sz w:val="20"/>
-                <w:szCs w:val="20"/>
-              </w:rPr>
-              <w:t>/tests/SVCP-HLT-001.docx</w:t>
+            <w:tcW w:w="2398" w:type="dxa"/>
+            <w:tcBorders>
+              <w:top w:val="single" w:sz="2" w:space="0" w:color="CCCCCC"/>
+              <w:left w:val="single" w:sz="2" w:space="0" w:color="CCCCCC"/>
+              <w:bottom w:val="single" w:sz="2" w:space="0" w:color="CCCCCC"/>
+              <w:right w:val="single" w:sz="2" w:space="0" w:color="CCCCCC"/>
+            </w:tcBorders>
+            <w:shd w:fill="F2F2F2" w:val="clear"/>
+          </w:tcPr>
+          <w:p>
+            <w:pPr>
+              <w:pStyle w:val="Normal"/>
+              <w:widowControl w:val="false"/>
+              <w:rPr/>
+            </w:pPr>
+            <w:r>
+              <w:rPr>
+                <w:rFonts w:eastAsia="Arial" w:cs="Arial"/>
+                <w:sz w:val="20"/>
+                <w:szCs w:val="20"/>
+              </w:rPr>
+              <w:t>/tests/SVTC-001.docx</w:t>
             </w:r>
           </w:p>
         </w:tc>
@@ -13728,7 +13746,7 @@
                 <w:sz w:val="20"/>
                 <w:szCs w:val="20"/>
               </w:rPr>
-              <w:t>STD-001</w:t>
+              <w:t>TM-001</w:t>
             </w:r>
           </w:p>
         </w:tc>
@@ -13788,7 +13806,7 @@
         </w:tc>
         <w:tc>
           <w:tcPr>
-            <w:tcW w:w="1000" w:type="dxa"/>
+            <w:tcW w:w="1001" w:type="dxa"/>
             <w:tcBorders>
               <w:top w:val="single" w:sz="2" w:space="0" w:color="CCCCCC"/>
               <w:left w:val="single" w:sz="2" w:space="0" w:color="CCCCCC"/>
@@ -13815,28 +13833,28 @@
         </w:tc>
         <w:tc>
           <w:tcPr>
-            <w:tcW w:w="2399" w:type="dxa"/>
-            <w:tcBorders>
-              <w:top w:val="single" w:sz="2" w:space="0" w:color="CCCCCC"/>
-              <w:left w:val="single" w:sz="2" w:space="0" w:color="CCCCCC"/>
-              <w:bottom w:val="single" w:sz="2" w:space="0" w:color="CCCCCC"/>
-              <w:right w:val="single" w:sz="2" w:space="0" w:color="CCCCCC"/>
-            </w:tcBorders>
-            <w:shd w:fill="FFFFFF" w:val="clear"/>
-          </w:tcPr>
-          <w:p>
-            <w:pPr>
-              <w:pStyle w:val="Normal"/>
-              <w:widowControl w:val="false"/>
-              <w:rPr/>
-            </w:pPr>
-            <w:r>
-              <w:rPr>
-                <w:rFonts w:eastAsia="Arial" w:cs="Arial"/>
-                <w:sz w:val="20"/>
-                <w:szCs w:val="20"/>
-              </w:rPr>
-              <w:t>/traceability/STD-001.xlsx</w:t>
+            <w:tcW w:w="2398" w:type="dxa"/>
+            <w:tcBorders>
+              <w:top w:val="single" w:sz="2" w:space="0" w:color="CCCCCC"/>
+              <w:left w:val="single" w:sz="2" w:space="0" w:color="CCCCCC"/>
+              <w:bottom w:val="single" w:sz="2" w:space="0" w:color="CCCCCC"/>
+              <w:right w:val="single" w:sz="2" w:space="0" w:color="CCCCCC"/>
+            </w:tcBorders>
+            <w:shd w:fill="FFFFFF" w:val="clear"/>
+          </w:tcPr>
+          <w:p>
+            <w:pPr>
+              <w:pStyle w:val="Normal"/>
+              <w:widowControl w:val="false"/>
+              <w:rPr/>
+            </w:pPr>
+            <w:r>
+              <w:rPr>
+                <w:rFonts w:eastAsia="Arial" w:cs="Arial"/>
+                <w:sz w:val="20"/>
+                <w:szCs w:val="20"/>
+              </w:rPr>
+              <w:t>/traceability/TM-001.xlsx</w:t>
             </w:r>
           </w:p>
         </w:tc>
@@ -13953,7 +13971,7 @@
         </w:tc>
         <w:tc>
           <w:tcPr>
-            <w:tcW w:w="1000" w:type="dxa"/>
+            <w:tcW w:w="1001" w:type="dxa"/>
             <w:tcBorders>
               <w:top w:val="single" w:sz="2" w:space="0" w:color="CCCCCC"/>
               <w:left w:val="single" w:sz="2" w:space="0" w:color="CCCCCC"/>
@@ -13980,7 +13998,7 @@
         </w:tc>
         <w:tc>
           <w:tcPr>
-            <w:tcW w:w="2399" w:type="dxa"/>
+            <w:tcW w:w="2398" w:type="dxa"/>
             <w:tcBorders>
               <w:top w:val="single" w:sz="2" w:space="0" w:color="CCCCCC"/>
               <w:left w:val="single" w:sz="2" w:space="0" w:color="CCCCCC"/>
@@ -14118,7 +14136,7 @@
         </w:tc>
         <w:tc>
           <w:tcPr>
-            <w:tcW w:w="1000" w:type="dxa"/>
+            <w:tcW w:w="1001" w:type="dxa"/>
             <w:tcBorders>
               <w:top w:val="single" w:sz="2" w:space="0" w:color="CCCCCC"/>
               <w:left w:val="single" w:sz="2" w:space="0" w:color="CCCCCC"/>
@@ -14145,7 +14163,7 @@
         </w:tc>
         <w:tc>
           <w:tcPr>
-            <w:tcW w:w="2399" w:type="dxa"/>
+            <w:tcW w:w="2398" w:type="dxa"/>
             <w:tcBorders>
               <w:top w:val="single" w:sz="2" w:space="0" w:color="CCCCCC"/>
               <w:left w:val="single" w:sz="2" w:space="0" w:color="CCCCCC"/>
@@ -14266,8 +14284,8 @@
         </w:tblCellMar>
       </w:tblPr>
       <w:tblGrid>
-        <w:gridCol w:w="2399"/>
-        <w:gridCol w:w="6960"/>
+        <w:gridCol w:w="2398"/>
+        <w:gridCol w:w="6961"/>
       </w:tblGrid>
       <w:tr>
         <w:trPr>
@@ -14275,7 +14293,7 @@
         </w:trPr>
         <w:tc>
           <w:tcPr>
-            <w:tcW w:w="2399" w:type="dxa"/>
+            <w:tcW w:w="2398" w:type="dxa"/>
             <w:tcBorders>
               <w:top w:val="single" w:sz="2" w:space="0" w:color="CCCCCC"/>
               <w:left w:val="single" w:sz="2" w:space="0" w:color="CCCCCC"/>
@@ -14305,7 +14323,7 @@
         </w:tc>
         <w:tc>
           <w:tcPr>
-            <w:tcW w:w="6960" w:type="dxa"/>
+            <w:tcW w:w="6961" w:type="dxa"/>
             <w:tcBorders>
               <w:top w:val="single" w:sz="2" w:space="0" w:color="CCCCCC"/>
               <w:left w:val="single" w:sz="2" w:space="0" w:color="CCCCCC"/>
@@ -14338,7 +14356,7 @@
         <w:trPr/>
         <w:tc>
           <w:tcPr>
-            <w:tcW w:w="2399" w:type="dxa"/>
+            <w:tcW w:w="2398" w:type="dxa"/>
             <w:tcBorders>
               <w:top w:val="single" w:sz="2" w:space="0" w:color="CCCCCC"/>
               <w:left w:val="single" w:sz="2" w:space="0" w:color="CCCCCC"/>
@@ -14365,7 +14383,7 @@
         </w:tc>
         <w:tc>
           <w:tcPr>
-            <w:tcW w:w="6960" w:type="dxa"/>
+            <w:tcW w:w="6961" w:type="dxa"/>
             <w:tcBorders>
               <w:top w:val="single" w:sz="2" w:space="0" w:color="CCCCCC"/>
               <w:left w:val="single" w:sz="2" w:space="0" w:color="CCCCCC"/>
@@ -14395,7 +14413,7 @@
         <w:trPr/>
         <w:tc>
           <w:tcPr>
-            <w:tcW w:w="2399" w:type="dxa"/>
+            <w:tcW w:w="2398" w:type="dxa"/>
             <w:tcBorders>
               <w:top w:val="single" w:sz="2" w:space="0" w:color="CCCCCC"/>
               <w:left w:val="single" w:sz="2" w:space="0" w:color="CCCCCC"/>
@@ -14422,7 +14440,7 @@
         </w:tc>
         <w:tc>
           <w:tcPr>
-            <w:tcW w:w="6960" w:type="dxa"/>
+            <w:tcW w:w="6961" w:type="dxa"/>
             <w:tcBorders>
               <w:top w:val="single" w:sz="2" w:space="0" w:color="CCCCCC"/>
               <w:left w:val="single" w:sz="2" w:space="0" w:color="CCCCCC"/>
@@ -14452,7 +14470,7 @@
         <w:trPr/>
         <w:tc>
           <w:tcPr>
-            <w:tcW w:w="2399" w:type="dxa"/>
+            <w:tcW w:w="2398" w:type="dxa"/>
             <w:tcBorders>
               <w:top w:val="single" w:sz="2" w:space="0" w:color="CCCCCC"/>
               <w:left w:val="single" w:sz="2" w:space="0" w:color="CCCCCC"/>
@@ -14479,7 +14497,7 @@
         </w:tc>
         <w:tc>
           <w:tcPr>
-            <w:tcW w:w="6960" w:type="dxa"/>
+            <w:tcW w:w="6961" w:type="dxa"/>
             <w:tcBorders>
               <w:top w:val="single" w:sz="2" w:space="0" w:color="CCCCCC"/>
               <w:left w:val="single" w:sz="2" w:space="0" w:color="CCCCCC"/>
@@ -14509,7 +14527,7 @@
         <w:trPr/>
         <w:tc>
           <w:tcPr>
-            <w:tcW w:w="2399" w:type="dxa"/>
+            <w:tcW w:w="2398" w:type="dxa"/>
             <w:tcBorders>
               <w:top w:val="single" w:sz="2" w:space="0" w:color="CCCCCC"/>
               <w:left w:val="single" w:sz="2" w:space="0" w:color="CCCCCC"/>
@@ -14536,7 +14554,7 @@
         </w:tc>
         <w:tc>
           <w:tcPr>
-            <w:tcW w:w="6960" w:type="dxa"/>
+            <w:tcW w:w="6961" w:type="dxa"/>
             <w:tcBorders>
               <w:top w:val="single" w:sz="2" w:space="0" w:color="CCCCCC"/>
               <w:left w:val="single" w:sz="2" w:space="0" w:color="CCCCCC"/>
@@ -14566,7 +14584,7 @@
         <w:trPr/>
         <w:tc>
           <w:tcPr>
-            <w:tcW w:w="2399" w:type="dxa"/>
+            <w:tcW w:w="2398" w:type="dxa"/>
             <w:tcBorders>
               <w:top w:val="single" w:sz="2" w:space="0" w:color="CCCCCC"/>
               <w:left w:val="single" w:sz="2" w:space="0" w:color="CCCCCC"/>
@@ -14593,7 +14611,7 @@
         </w:tc>
         <w:tc>
           <w:tcPr>
-            <w:tcW w:w="6960" w:type="dxa"/>
+            <w:tcW w:w="6961" w:type="dxa"/>
             <w:tcBorders>
               <w:top w:val="single" w:sz="2" w:space="0" w:color="CCCCCC"/>
               <w:left w:val="single" w:sz="2" w:space="0" w:color="CCCCCC"/>
@@ -14687,8 +14705,8 @@
         </w:tblCellMar>
       </w:tblPr>
       <w:tblGrid>
-        <w:gridCol w:w="1799"/>
-        <w:gridCol w:w="7560"/>
+        <w:gridCol w:w="1798"/>
+        <w:gridCol w:w="7561"/>
       </w:tblGrid>
       <w:tr>
         <w:trPr>
@@ -14696,7 +14714,7 @@
         </w:trPr>
         <w:tc>
           <w:tcPr>
-            <w:tcW w:w="1799" w:type="dxa"/>
+            <w:tcW w:w="1798" w:type="dxa"/>
             <w:tcBorders>
               <w:top w:val="single" w:sz="2" w:space="0" w:color="CCCCCC"/>
               <w:left w:val="single" w:sz="2" w:space="0" w:color="CCCCCC"/>
@@ -14726,7 +14744,7 @@
         </w:tc>
         <w:tc>
           <w:tcPr>
-            <w:tcW w:w="7560" w:type="dxa"/>
+            <w:tcW w:w="7561" w:type="dxa"/>
             <w:tcBorders>
               <w:top w:val="single" w:sz="2" w:space="0" w:color="CCCCCC"/>
               <w:left w:val="single" w:sz="2" w:space="0" w:color="CCCCCC"/>
@@ -14759,7 +14777,7 @@
         <w:trPr/>
         <w:tc>
           <w:tcPr>
-            <w:tcW w:w="1799" w:type="dxa"/>
+            <w:tcW w:w="1798" w:type="dxa"/>
             <w:tcBorders>
               <w:top w:val="single" w:sz="2" w:space="0" w:color="CCCCCC"/>
               <w:left w:val="single" w:sz="2" w:space="0" w:color="CCCCCC"/>
@@ -14786,7 +14804,7 @@
         </w:tc>
         <w:tc>
           <w:tcPr>
-            <w:tcW w:w="7560" w:type="dxa"/>
+            <w:tcW w:w="7561" w:type="dxa"/>
             <w:tcBorders>
               <w:top w:val="single" w:sz="2" w:space="0" w:color="CCCCCC"/>
               <w:left w:val="single" w:sz="2" w:space="0" w:color="CCCCCC"/>
@@ -14816,7 +14834,7 @@
         <w:trPr/>
         <w:tc>
           <w:tcPr>
-            <w:tcW w:w="1799" w:type="dxa"/>
+            <w:tcW w:w="1798" w:type="dxa"/>
             <w:tcBorders>
               <w:top w:val="single" w:sz="2" w:space="0" w:color="CCCCCC"/>
               <w:left w:val="single" w:sz="2" w:space="0" w:color="CCCCCC"/>
@@ -14843,7 +14861,7 @@
         </w:tc>
         <w:tc>
           <w:tcPr>
-            <w:tcW w:w="7560" w:type="dxa"/>
+            <w:tcW w:w="7561" w:type="dxa"/>
             <w:tcBorders>
               <w:top w:val="single" w:sz="2" w:space="0" w:color="CCCCCC"/>
               <w:left w:val="single" w:sz="2" w:space="0" w:color="CCCCCC"/>
@@ -14873,7 +14891,7 @@
         <w:trPr/>
         <w:tc>
           <w:tcPr>
-            <w:tcW w:w="1799" w:type="dxa"/>
+            <w:tcW w:w="1798" w:type="dxa"/>
             <w:tcBorders>
               <w:top w:val="single" w:sz="2" w:space="0" w:color="CCCCCC"/>
               <w:left w:val="single" w:sz="2" w:space="0" w:color="CCCCCC"/>
@@ -14900,28 +14918,28 @@
         </w:tc>
         <w:tc>
           <w:tcPr>
-            <w:tcW w:w="7560" w:type="dxa"/>
-            <w:tcBorders>
-              <w:top w:val="single" w:sz="2" w:space="0" w:color="CCCCCC"/>
-              <w:left w:val="single" w:sz="2" w:space="0" w:color="CCCCCC"/>
-              <w:bottom w:val="single" w:sz="2" w:space="0" w:color="CCCCCC"/>
-              <w:right w:val="single" w:sz="2" w:space="0" w:color="CCCCCC"/>
-            </w:tcBorders>
-            <w:shd w:fill="F2F2F2" w:val="clear"/>
-          </w:tcPr>
-          <w:p>
-            <w:pPr>
-              <w:pStyle w:val="Normal"/>
-              <w:widowControl w:val="false"/>
-              <w:rPr/>
-            </w:pPr>
-            <w:r>
-              <w:rPr>
-                <w:rFonts w:eastAsia="Arial" w:cs="Arial"/>
-                <w:sz w:val="20"/>
-                <w:szCs w:val="20"/>
-              </w:rPr>
-              <w:t>SVCP-LLT-001, SVCP-HLT-001, SVR-001, STD-001 at approved version Coverage results committed to /verification All PRs from BL-3 scope closed BL-3 tag applied and branch protected SCI register updated</w:t>
+            <w:tcW w:w="7561" w:type="dxa"/>
+            <w:tcBorders>
+              <w:top w:val="single" w:sz="2" w:space="0" w:color="CCCCCC"/>
+              <w:left w:val="single" w:sz="2" w:space="0" w:color="CCCCCC"/>
+              <w:bottom w:val="single" w:sz="2" w:space="0" w:color="CCCCCC"/>
+              <w:right w:val="single" w:sz="2" w:space="0" w:color="CCCCCC"/>
+            </w:tcBorders>
+            <w:shd w:fill="F2F2F2" w:val="clear"/>
+          </w:tcPr>
+          <w:p>
+            <w:pPr>
+              <w:pStyle w:val="Normal"/>
+              <w:widowControl w:val="false"/>
+              <w:rPr/>
+            </w:pPr>
+            <w:r>
+              <w:rPr>
+                <w:rFonts w:eastAsia="Arial" w:cs="Arial"/>
+                <w:sz w:val="20"/>
+                <w:szCs w:val="20"/>
+              </w:rPr>
+              <w:t>SUTC-001, SVTC-001, SVR-001, TM-001 at approved version Coverage results committed to /verification All PRs from BL-3 scope closed BL-3 tag applied and branch protected SCI register updated</w:t>
             </w:r>
           </w:p>
         </w:tc>
@@ -14930,7 +14948,7 @@
         <w:trPr/>
         <w:tc>
           <w:tcPr>
-            <w:tcW w:w="1799" w:type="dxa"/>
+            <w:tcW w:w="1798" w:type="dxa"/>
             <w:tcBorders>
               <w:top w:val="single" w:sz="2" w:space="0" w:color="CCCCCC"/>
               <w:left w:val="single" w:sz="2" w:space="0" w:color="CCCCCC"/>
@@ -14957,7 +14975,7 @@
         </w:tc>
         <w:tc>
           <w:tcPr>
-            <w:tcW w:w="7560" w:type="dxa"/>
+            <w:tcW w:w="7561" w:type="dxa"/>
             <w:tcBorders>
               <w:top w:val="single" w:sz="2" w:space="0" w:color="CCCCCC"/>
               <w:left w:val="single" w:sz="2" w:space="0" w:color="CCCCCC"/>
@@ -15065,7 +15083,7 @@
         <w:pStyle w:val="ListParagraph"/>
         <w:numPr>
           <w:ilvl w:val="0"/>
-          <w:numId w:val="1"/>
+          <w:numId w:val="32"/>
         </w:numPr>
         <w:spacing w:before="60" w:after="60"/>
         <w:rPr/>
@@ -15084,7 +15102,7 @@
         <w:pStyle w:val="ListParagraph"/>
         <w:numPr>
           <w:ilvl w:val="0"/>
-          <w:numId w:val="1"/>
+          <w:numId w:val="33"/>
         </w:numPr>
         <w:spacing w:before="60" w:after="60"/>
         <w:rPr/>
@@ -15103,7 +15121,7 @@
         <w:pStyle w:val="ListParagraph"/>
         <w:numPr>
           <w:ilvl w:val="0"/>
-          <w:numId w:val="1"/>
+          <w:numId w:val="34"/>
         </w:numPr>
         <w:spacing w:before="60" w:after="60"/>
         <w:rPr/>
@@ -15208,7 +15226,7 @@
         <w:pStyle w:val="ListParagraph"/>
         <w:numPr>
           <w:ilvl w:val="0"/>
-          <w:numId w:val="1"/>
+          <w:numId w:val="35"/>
         </w:numPr>
         <w:spacing w:before="60" w:after="60"/>
         <w:rPr/>
@@ -15227,7 +15245,7 @@
         <w:pStyle w:val="ListParagraph"/>
         <w:numPr>
           <w:ilvl w:val="0"/>
-          <w:numId w:val="1"/>
+          <w:numId w:val="36"/>
         </w:numPr>
         <w:spacing w:before="60" w:after="60"/>
         <w:rPr/>
@@ -15246,7 +15264,7 @@
         <w:pStyle w:val="ListParagraph"/>
         <w:numPr>
           <w:ilvl w:val="0"/>
-          <w:numId w:val="1"/>
+          <w:numId w:val="37"/>
         </w:numPr>
         <w:spacing w:before="60" w:after="60"/>
         <w:rPr/>
@@ -15344,8 +15362,8 @@
       <w:tblGrid>
         <w:gridCol w:w="2200"/>
         <w:gridCol w:w="2199"/>
-        <w:gridCol w:w="2481"/>
-        <w:gridCol w:w="1479"/>
+        <w:gridCol w:w="2482"/>
+        <w:gridCol w:w="1478"/>
       </w:tblGrid>
       <w:tr>
         <w:trPr>
@@ -15413,7 +15431,7 @@
         </w:tc>
         <w:tc>
           <w:tcPr>
-            <w:tcW w:w="2481" w:type="dxa"/>
+            <w:tcW w:w="2482" w:type="dxa"/>
             <w:tcBorders>
               <w:top w:val="single" w:sz="2" w:space="0" w:color="CCCCCC"/>
               <w:left w:val="single" w:sz="2" w:space="0" w:color="CCCCCC"/>
@@ -15443,7 +15461,7 @@
         </w:tc>
         <w:tc>
           <w:tcPr>
-            <w:tcW w:w="1479" w:type="dxa"/>
+            <w:tcW w:w="1478" w:type="dxa"/>
             <w:tcBorders>
               <w:top w:val="single" w:sz="2" w:space="0" w:color="CCCCCC"/>
               <w:left w:val="single" w:sz="2" w:space="0" w:color="CCCCCC"/>
@@ -15530,29 +15548,29 @@
         </w:tc>
         <w:tc>
           <w:tcPr>
-            <w:tcW w:w="2481" w:type="dxa"/>
-            <w:tcBorders>
-              <w:top w:val="single" w:sz="2" w:space="0" w:color="CCCCCC"/>
-              <w:left w:val="single" w:sz="2" w:space="0" w:color="CCCCCC"/>
-              <w:bottom w:val="single" w:sz="2" w:space="0" w:color="CCCCCC"/>
-              <w:right w:val="single" w:sz="2" w:space="0" w:color="CCCCCC"/>
-            </w:tcBorders>
-            <w:shd w:fill="F2F2F2" w:val="clear"/>
-          </w:tcPr>
-          <w:p>
-            <w:pPr>
-              <w:pStyle w:val="Normal"/>
-              <w:widowControl w:val="false"/>
-              <w:rPr/>
-            </w:pPr>
-            <w:r>
-              <w:rPr/>
-            </w:r>
-          </w:p>
-        </w:tc>
-        <w:tc>
-          <w:tcPr>
-            <w:tcW w:w="1479" w:type="dxa"/>
+            <w:tcW w:w="2482" w:type="dxa"/>
+            <w:tcBorders>
+              <w:top w:val="single" w:sz="2" w:space="0" w:color="CCCCCC"/>
+              <w:left w:val="single" w:sz="2" w:space="0" w:color="CCCCCC"/>
+              <w:bottom w:val="single" w:sz="2" w:space="0" w:color="CCCCCC"/>
+              <w:right w:val="single" w:sz="2" w:space="0" w:color="CCCCCC"/>
+            </w:tcBorders>
+            <w:shd w:fill="F2F2F2" w:val="clear"/>
+          </w:tcPr>
+          <w:p>
+            <w:pPr>
+              <w:pStyle w:val="Normal"/>
+              <w:widowControl w:val="false"/>
+              <w:rPr/>
+            </w:pPr>
+            <w:r>
+              <w:rPr/>
+            </w:r>
+          </w:p>
+        </w:tc>
+        <w:tc>
+          <w:tcPr>
+            <w:tcW w:w="1478" w:type="dxa"/>
             <w:tcBorders>
               <w:top w:val="single" w:sz="2" w:space="0" w:color="CCCCCC"/>
               <w:left w:val="single" w:sz="2" w:space="0" w:color="CCCCCC"/>
@@ -15631,29 +15649,29 @@
         </w:tc>
         <w:tc>
           <w:tcPr>
-            <w:tcW w:w="2481" w:type="dxa"/>
-            <w:tcBorders>
-              <w:top w:val="single" w:sz="2" w:space="0" w:color="CCCCCC"/>
-              <w:left w:val="single" w:sz="2" w:space="0" w:color="CCCCCC"/>
-              <w:bottom w:val="single" w:sz="2" w:space="0" w:color="CCCCCC"/>
-              <w:right w:val="single" w:sz="2" w:space="0" w:color="CCCCCC"/>
-            </w:tcBorders>
-            <w:shd w:fill="FFFFFF" w:val="clear"/>
-          </w:tcPr>
-          <w:p>
-            <w:pPr>
-              <w:pStyle w:val="Normal"/>
-              <w:widowControl w:val="false"/>
-              <w:rPr/>
-            </w:pPr>
-            <w:r>
-              <w:rPr/>
-            </w:r>
-          </w:p>
-        </w:tc>
-        <w:tc>
-          <w:tcPr>
-            <w:tcW w:w="1479" w:type="dxa"/>
+            <w:tcW w:w="2482" w:type="dxa"/>
+            <w:tcBorders>
+              <w:top w:val="single" w:sz="2" w:space="0" w:color="CCCCCC"/>
+              <w:left w:val="single" w:sz="2" w:space="0" w:color="CCCCCC"/>
+              <w:bottom w:val="single" w:sz="2" w:space="0" w:color="CCCCCC"/>
+              <w:right w:val="single" w:sz="2" w:space="0" w:color="CCCCCC"/>
+            </w:tcBorders>
+            <w:shd w:fill="FFFFFF" w:val="clear"/>
+          </w:tcPr>
+          <w:p>
+            <w:pPr>
+              <w:pStyle w:val="Normal"/>
+              <w:widowControl w:val="false"/>
+              <w:rPr/>
+            </w:pPr>
+            <w:r>
+              <w:rPr/>
+            </w:r>
+          </w:p>
+        </w:tc>
+        <w:tc>
+          <w:tcPr>
+            <w:tcW w:w="1478" w:type="dxa"/>
             <w:tcBorders>
               <w:top w:val="single" w:sz="2" w:space="0" w:color="CCCCCC"/>
               <w:left w:val="single" w:sz="2" w:space="0" w:color="CCCCCC"/>
@@ -15732,29 +15750,29 @@
         </w:tc>
         <w:tc>
           <w:tcPr>
-            <w:tcW w:w="2481" w:type="dxa"/>
-            <w:tcBorders>
-              <w:top w:val="single" w:sz="2" w:space="0" w:color="CCCCCC"/>
-              <w:left w:val="single" w:sz="2" w:space="0" w:color="CCCCCC"/>
-              <w:bottom w:val="single" w:sz="2" w:space="0" w:color="CCCCCC"/>
-              <w:right w:val="single" w:sz="2" w:space="0" w:color="CCCCCC"/>
-            </w:tcBorders>
-            <w:shd w:fill="F2F2F2" w:val="clear"/>
-          </w:tcPr>
-          <w:p>
-            <w:pPr>
-              <w:pStyle w:val="Normal"/>
-              <w:widowControl w:val="false"/>
-              <w:rPr/>
-            </w:pPr>
-            <w:r>
-              <w:rPr/>
-            </w:r>
-          </w:p>
-        </w:tc>
-        <w:tc>
-          <w:tcPr>
-            <w:tcW w:w="1479" w:type="dxa"/>
+            <w:tcW w:w="2482" w:type="dxa"/>
+            <w:tcBorders>
+              <w:top w:val="single" w:sz="2" w:space="0" w:color="CCCCCC"/>
+              <w:left w:val="single" w:sz="2" w:space="0" w:color="CCCCCC"/>
+              <w:bottom w:val="single" w:sz="2" w:space="0" w:color="CCCCCC"/>
+              <w:right w:val="single" w:sz="2" w:space="0" w:color="CCCCCC"/>
+            </w:tcBorders>
+            <w:shd w:fill="F2F2F2" w:val="clear"/>
+          </w:tcPr>
+          <w:p>
+            <w:pPr>
+              <w:pStyle w:val="Normal"/>
+              <w:widowControl w:val="false"/>
+              <w:rPr/>
+            </w:pPr>
+            <w:r>
+              <w:rPr/>
+            </w:r>
+          </w:p>
+        </w:tc>
+        <w:tc>
+          <w:tcPr>
+            <w:tcW w:w="1478" w:type="dxa"/>
             <w:tcBorders>
               <w:top w:val="single" w:sz="2" w:space="0" w:color="CCCCCC"/>
               <w:left w:val="single" w:sz="2" w:space="0" w:color="CCCCCC"/>
@@ -15833,29 +15851,29 @@
         </w:tc>
         <w:tc>
           <w:tcPr>
-            <w:tcW w:w="2481" w:type="dxa"/>
-            <w:tcBorders>
-              <w:top w:val="single" w:sz="2" w:space="0" w:color="CCCCCC"/>
-              <w:left w:val="single" w:sz="2" w:space="0" w:color="CCCCCC"/>
-              <w:bottom w:val="single" w:sz="2" w:space="0" w:color="CCCCCC"/>
-              <w:right w:val="single" w:sz="2" w:space="0" w:color="CCCCCC"/>
-            </w:tcBorders>
-            <w:shd w:fill="FFFFFF" w:val="clear"/>
-          </w:tcPr>
-          <w:p>
-            <w:pPr>
-              <w:pStyle w:val="Normal"/>
-              <w:widowControl w:val="false"/>
-              <w:rPr/>
-            </w:pPr>
-            <w:r>
-              <w:rPr/>
-            </w:r>
-          </w:p>
-        </w:tc>
-        <w:tc>
-          <w:tcPr>
-            <w:tcW w:w="1479" w:type="dxa"/>
+            <w:tcW w:w="2482" w:type="dxa"/>
+            <w:tcBorders>
+              <w:top w:val="single" w:sz="2" w:space="0" w:color="CCCCCC"/>
+              <w:left w:val="single" w:sz="2" w:space="0" w:color="CCCCCC"/>
+              <w:bottom w:val="single" w:sz="2" w:space="0" w:color="CCCCCC"/>
+              <w:right w:val="single" w:sz="2" w:space="0" w:color="CCCCCC"/>
+            </w:tcBorders>
+            <w:shd w:fill="FFFFFF" w:val="clear"/>
+          </w:tcPr>
+          <w:p>
+            <w:pPr>
+              <w:pStyle w:val="Normal"/>
+              <w:widowControl w:val="false"/>
+              <w:rPr/>
+            </w:pPr>
+            <w:r>
+              <w:rPr/>
+            </w:r>
+          </w:p>
+        </w:tc>
+        <w:tc>
+          <w:tcPr>
+            <w:tcW w:w="1478" w:type="dxa"/>
             <w:tcBorders>
               <w:top w:val="single" w:sz="2" w:space="0" w:color="CCCCCC"/>
               <w:left w:val="single" w:sz="2" w:space="0" w:color="CCCCCC"/>
@@ -15941,7 +15959,7 @@
     </w:r>
     <w:r>
       <w:rPr/>
-      <w:t>19</w:t>
+      <w:t>17</w:t>
     </w:r>
     <w:r>
       <w:rPr/>
@@ -15968,7 +15986,7 @@
         <w:sz w:val="18"/>
         <w:szCs w:val="18"/>
       </w:rPr>
-      <w:t>SCMP — I-SCEET   |   SCMP-TOOLCHAIN-001   |   v2.0   |   DRAFT</w:t>
+      <w:t>SCMP — I-SCEET   |   SCMP-TOOLCHAIN-001   |   v2.1   |   DRAFT</w:t>
     </w:r>
   </w:p>
 </w:hdr>
@@ -16003,6 +16021,7 @@
         </w:tabs>
         <w:ind w:left="1080" w:hanging="360"/>
       </w:pPr>
+      <w:rPr/>
     </w:lvl>
     <w:lvl w:ilvl="2">
       <w:start w:val="1"/>
@@ -16015,6 +16034,7 @@
         </w:tabs>
         <w:ind w:left="1440" w:hanging="360"/>
       </w:pPr>
+      <w:rPr/>
     </w:lvl>
     <w:lvl w:ilvl="3">
       <w:start w:val="1"/>
@@ -16027,6 +16047,7 @@
         </w:tabs>
         <w:ind w:left="1800" w:hanging="360"/>
       </w:pPr>
+      <w:rPr/>
     </w:lvl>
     <w:lvl w:ilvl="4">
       <w:start w:val="1"/>
@@ -16039,6 +16060,7 @@
         </w:tabs>
         <w:ind w:left="2160" w:hanging="360"/>
       </w:pPr>
+      <w:rPr/>
     </w:lvl>
     <w:lvl w:ilvl="5">
       <w:start w:val="1"/>
@@ -16051,6 +16073,7 @@
         </w:tabs>
         <w:ind w:left="2520" w:hanging="360"/>
       </w:pPr>
+      <w:rPr/>
     </w:lvl>
     <w:lvl w:ilvl="6">
       <w:start w:val="1"/>
@@ -16063,6 +16086,7 @@
         </w:tabs>
         <w:ind w:left="2880" w:hanging="360"/>
       </w:pPr>
+      <w:rPr/>
     </w:lvl>
     <w:lvl w:ilvl="7">
       <w:start w:val="1"/>
@@ -16075,6 +16099,7 @@
         </w:tabs>
         <w:ind w:left="3240" w:hanging="360"/>
       </w:pPr>
+      <w:rPr/>
     </w:lvl>
     <w:lvl w:ilvl="8">
       <w:start w:val="1"/>
@@ -16087,9 +16112,131 @@
         </w:tabs>
         <w:ind w:left="3600" w:hanging="360"/>
       </w:pPr>
+      <w:rPr/>
     </w:lvl>
   </w:abstractNum>
   <w:abstractNum w:abstractNumId="2">
+    <w:lvl w:ilvl="0">
+      <w:start w:val="1"/>
+      <w:numFmt w:val="bullet"/>
+      <w:lvlText w:val=""/>
+      <w:lvlJc w:val="left"/>
+      <w:pPr>
+        <w:tabs>
+          <w:tab w:val="num" w:pos="0"/>
+        </w:tabs>
+        <w:ind w:left="720" w:hanging="360"/>
+      </w:pPr>
+      <w:rPr>
+        <w:rFonts w:ascii="Symbol" w:hAnsi="Symbol" w:cs="Symbol" w:hint="default"/>
+      </w:rPr>
+    </w:lvl>
+    <w:lvl w:ilvl="1">
+      <w:start w:val="1"/>
+      <w:numFmt w:val="decimal"/>
+      <w:lvlText w:val="%2."/>
+      <w:lvlJc w:val="left"/>
+      <w:pPr>
+        <w:tabs>
+          <w:tab w:val="num" w:pos="1080"/>
+        </w:tabs>
+        <w:ind w:left="1080" w:hanging="360"/>
+      </w:pPr>
+      <w:rPr/>
+    </w:lvl>
+    <w:lvl w:ilvl="2">
+      <w:start w:val="1"/>
+      <w:numFmt w:val="decimal"/>
+      <w:lvlText w:val="%3."/>
+      <w:lvlJc w:val="left"/>
+      <w:pPr>
+        <w:tabs>
+          <w:tab w:val="num" w:pos="1440"/>
+        </w:tabs>
+        <w:ind w:left="1440" w:hanging="360"/>
+      </w:pPr>
+      <w:rPr/>
+    </w:lvl>
+    <w:lvl w:ilvl="3">
+      <w:start w:val="1"/>
+      <w:numFmt w:val="decimal"/>
+      <w:lvlText w:val="%4."/>
+      <w:lvlJc w:val="left"/>
+      <w:pPr>
+        <w:tabs>
+          <w:tab w:val="num" w:pos="1800"/>
+        </w:tabs>
+        <w:ind w:left="1800" w:hanging="360"/>
+      </w:pPr>
+      <w:rPr/>
+    </w:lvl>
+    <w:lvl w:ilvl="4">
+      <w:start w:val="1"/>
+      <w:numFmt w:val="decimal"/>
+      <w:lvlText w:val="%5."/>
+      <w:lvlJc w:val="left"/>
+      <w:pPr>
+        <w:tabs>
+          <w:tab w:val="num" w:pos="2160"/>
+        </w:tabs>
+        <w:ind w:left="2160" w:hanging="360"/>
+      </w:pPr>
+      <w:rPr/>
+    </w:lvl>
+    <w:lvl w:ilvl="5">
+      <w:start w:val="1"/>
+      <w:numFmt w:val="decimal"/>
+      <w:lvlText w:val="%6."/>
+      <w:lvlJc w:val="left"/>
+      <w:pPr>
+        <w:tabs>
+          <w:tab w:val="num" w:pos="2520"/>
+        </w:tabs>
+        <w:ind w:left="2520" w:hanging="360"/>
+      </w:pPr>
+      <w:rPr/>
+    </w:lvl>
+    <w:lvl w:ilvl="6">
+      <w:start w:val="1"/>
+      <w:numFmt w:val="decimal"/>
+      <w:lvlText w:val="%7."/>
+      <w:lvlJc w:val="left"/>
+      <w:pPr>
+        <w:tabs>
+          <w:tab w:val="num" w:pos="2880"/>
+        </w:tabs>
+        <w:ind w:left="2880" w:hanging="360"/>
+      </w:pPr>
+      <w:rPr/>
+    </w:lvl>
+    <w:lvl w:ilvl="7">
+      <w:start w:val="1"/>
+      <w:numFmt w:val="decimal"/>
+      <w:lvlText w:val="%8."/>
+      <w:lvlJc w:val="left"/>
+      <w:pPr>
+        <w:tabs>
+          <w:tab w:val="num" w:pos="3240"/>
+        </w:tabs>
+        <w:ind w:left="3240" w:hanging="360"/>
+      </w:pPr>
+      <w:rPr/>
+    </w:lvl>
+    <w:lvl w:ilvl="8">
+      <w:start w:val="1"/>
+      <w:numFmt w:val="decimal"/>
+      <w:lvlText w:val="%9."/>
+      <w:lvlJc w:val="left"/>
+      <w:pPr>
+        <w:tabs>
+          <w:tab w:val="num" w:pos="3600"/>
+        </w:tabs>
+        <w:ind w:left="3600" w:hanging="360"/>
+      </w:pPr>
+      <w:rPr/>
+    </w:lvl>
+  </w:abstractNum>
+  <w:abstractNum w:abstractNumId="3">
     <w:lvl w:ilvl="0">
       <w:start w:val="1"/>
       <w:numFmt w:val="none"/>
@@ -16215,10 +16362,112 @@
     <w:abstractNumId w:val="2"/>
   </w:num>
   <w:num w:numId="3">
-    <w:abstractNumId w:val="1"/>
+    <w:abstractNumId w:val="3"/>
+  </w:num>
+  <w:num w:numId="4">
+    <w:abstractNumId w:val="2"/>
     <w:lvlOverride w:ilvl="0">
       <w:startOverride w:val="1"/>
     </w:lvlOverride>
+  </w:num>
+  <w:num w:numId="5">
+    <w:abstractNumId w:val="2"/>
+  </w:num>
+  <w:num w:numId="6">
+    <w:abstractNumId w:val="2"/>
+  </w:num>
+  <w:num w:numId="7">
+    <w:abstractNumId w:val="2"/>
+  </w:num>
+  <w:num w:numId="8">
+    <w:abstractNumId w:val="2"/>
+  </w:num>
+  <w:num w:numId="9">
+    <w:abstractNumId w:val="2"/>
+  </w:num>
+  <w:num w:numId="10">
+    <w:abstractNumId w:val="2"/>
+  </w:num>
+  <w:num w:numId="11">
+    <w:abstractNumId w:val="2"/>
+  </w:num>
+  <w:num w:numId="12">
+    <w:abstractNumId w:val="2"/>
+  </w:num>
+  <w:num w:numId="13">
+    <w:abstractNumId w:val="2"/>
+  </w:num>
+  <w:num w:numId="14">
+    <w:abstractNumId w:val="2"/>
+  </w:num>
+  <w:num w:numId="15">
+    <w:abstractNumId w:val="2"/>
+  </w:num>
+  <w:num w:numId="16">
+    <w:abstractNumId w:val="2"/>
+  </w:num>
+  <w:num w:numId="17">
+    <w:abstractNumId w:val="2"/>
+  </w:num>
+  <w:num w:numId="18">
+    <w:abstractNumId w:val="2"/>
+  </w:num>
+  <w:num w:numId="19">
+    <w:abstractNumId w:val="2"/>
+  </w:num>
+  <w:num w:numId="20">
+    <w:abstractNumId w:val="2"/>
+  </w:num>
+  <w:num w:numId="21">
+    <w:abstractNumId w:val="2"/>
+  </w:num>
+  <w:num w:numId="22">
+    <w:abstractNumId w:val="2"/>
+  </w:num>
+  <w:num w:numId="23">
+    <w:abstractNumId w:val="2"/>
+  </w:num>
+  <w:num w:numId="24">
+    <w:abstractNumId w:val="2"/>
+  </w:num>
+  <w:num w:numId="25">
+    <w:abstractNumId w:val="2"/>
+  </w:num>
+  <w:num w:numId="26">
+    <w:abstractNumId w:val="2"/>
+  </w:num>
+  <w:num w:numId="27">
+    <w:abstractNumId w:val="2"/>
+  </w:num>
+  <w:num w:numId="28">
+    <w:abstractNumId w:val="2"/>
+  </w:num>
+  <w:num w:numId="29">
+    <w:abstractNumId w:val="2"/>
+  </w:num>
+  <w:num w:numId="30">
+    <w:abstractNumId w:val="2"/>
+  </w:num>
+  <w:num w:numId="31">
+    <w:abstractNumId w:val="2"/>
+  </w:num>
+  <w:num w:numId="32">
+    <w:abstractNumId w:val="2"/>
+  </w:num>
+  <w:num w:numId="33">
+    <w:abstractNumId w:val="2"/>
+  </w:num>
+  <w:num w:numId="34">
+    <w:abstractNumId w:val="2"/>
+  </w:num>
+  <w:num w:numId="35">
+    <w:abstractNumId w:val="2"/>
+  </w:num>
+  <w:num w:numId="36">
+    <w:abstractNumId w:val="2"/>
+  </w:num>
+  <w:num w:numId="37">
+    <w:abstractNumId w:val="2"/>
   </w:num>
 </w:numbering>
 </file>
@@ -16245,6 +16494,7 @@
     <w:qFormat/>
     <w:pPr>
       <w:widowControl/>
+      <w:suppressAutoHyphens w:val="true"/>
       <w:bidi w:val="0"/>
       <w:spacing w:before="0" w:after="0"/>
       <w:jc w:val="left"/>
@@ -16470,6 +16720,7 @@
     <w:qFormat/>
     <w:pPr>
       <w:widowControl/>
+      <w:suppressAutoHyphens w:val="true"/>
       <w:bidi w:val="0"/>
       <w:spacing w:before="0" w:after="0"/>
       <w:jc w:val="left"/>
@@ -16490,6 +16741,7 @@
     <w:qFormat/>
     <w:pPr>
       <w:widowControl/>
+      <w:suppressAutoHyphens w:val="true"/>
       <w:bidi w:val="0"/>
       <w:spacing w:before="0" w:after="0"/>
       <w:jc w:val="left"/>
@@ -16552,5 +16804,28 @@
     <w:pPr/>
     <w:rPr/>
   </w:style>
+  <w:style w:type="paragraph" w:styleId="TableContents">
+    <w:name w:val="Table Contents"/>
+    <w:basedOn w:val="Normal"/>
+    <w:qFormat/>
+    <w:pPr>
+      <w:widowControl w:val="false"/>
+      <w:suppressLineNumbers/>
+    </w:pPr>
+    <w:rPr/>
+  </w:style>
+  <w:style w:type="paragraph" w:styleId="TableHeading">
+    <w:name w:val="Table Heading"/>
+    <w:basedOn w:val="TableContents"/>
+    <w:qFormat/>
+    <w:pPr>
+      <w:suppressLineNumbers/>
+      <w:jc w:val="center"/>
+    </w:pPr>
+    <w:rPr>
+      <w:b/>
+      <w:bCs/>
+    </w:rPr>
+  </w:style>
 </w:styles>
 </file>
--- a/docs/do178/planning/SCMP_I-SCEET.docx
+++ b/docs/do178/planning/SCMP_I-SCEET.docx
@@ -235,7 +235,7 @@
                 <w:sz w:val="20"/>
                 <w:szCs w:val="20"/>
               </w:rPr>
-              <w:t>SCMP-TOOLCHAIN-001</w:t>
+              <w:t>SCMP-TOOLCHAIN-0xx</w:t>
             </w:r>
           </w:p>
         </w:tc>
@@ -292,7 +292,7 @@
                 <w:sz w:val="20"/>
                 <w:szCs w:val="20"/>
               </w:rPr>
-              <w:t>2.1</w:t>
+              <w:t>2.2</w:t>
             </w:r>
           </w:p>
         </w:tc>
@@ -1158,7 +1158,7 @@
                 <w:sz w:val="20"/>
                 <w:szCs w:val="20"/>
               </w:rPr>
-              <w:t>Updated SCI register with verified local model stack and versions (PSAC v3.0, SDP v3.0, SVP v2.0, SQAP/SRS-001/SDS-001/SCS-001 now APPROVED); fixed AI module CI example (removed external API model reference)</w:t>
+              <w:t>Updated SCI register with verified local model stack and versions (PSAC v3.0, SDP v3.0, SVP v2.0, SQAP/SRS-0xx/SDS-0xx/SCS-0xx now APPROVED); fixed AI module CI example (removed external API model reference)</w:t>
             </w:r>
           </w:p>
         </w:tc>
@@ -1686,7 +1686,7 @@
                 <w:sz w:val="20"/>
                 <w:szCs w:val="20"/>
               </w:rPr>
-              <w:t>SRD-001</w:t>
+              <w:t>SRD-0xx</w:t>
             </w:r>
           </w:p>
         </w:tc>
@@ -1797,7 +1797,7 @@
                 <w:sz w:val="20"/>
                 <w:szCs w:val="20"/>
               </w:rPr>
-              <w:t>SDDD-001</w:t>
+              <w:t>SDDD-0xx</w:t>
             </w:r>
           </w:p>
         </w:tc>
@@ -2019,7 +2019,7 @@
                 <w:sz w:val="20"/>
                 <w:szCs w:val="20"/>
               </w:rPr>
-              <w:t>SUTC-001</w:t>
+              <w:t>SUTC-0xx</w:t>
             </w:r>
           </w:p>
         </w:tc>
@@ -2130,7 +2130,7 @@
                 <w:sz w:val="20"/>
                 <w:szCs w:val="20"/>
               </w:rPr>
-              <w:t>SVTC-001</w:t>
+              <w:t>SVTC-0xx</w:t>
             </w:r>
           </w:p>
         </w:tc>
@@ -2241,7 +2241,7 @@
                 <w:sz w:val="20"/>
                 <w:szCs w:val="20"/>
               </w:rPr>
-              <w:t>TM-001</w:t>
+              <w:t>TM-0xx</w:t>
             </w:r>
           </w:p>
         </w:tc>
@@ -2352,7 +2352,7 @@
                 <w:sz w:val="20"/>
                 <w:szCs w:val="20"/>
               </w:rPr>
-              <w:t>SVR-001</w:t>
+              <w:t>SVTR-0xx</w:t>
             </w:r>
           </w:p>
         </w:tc>
@@ -2379,7 +2379,7 @@
                 <w:sz w:val="20"/>
                 <w:szCs w:val="20"/>
               </w:rPr>
-              <w:t>Software Verification Results</w:t>
+              <w:t>Software Verification Test Result</w:t>
             </w:r>
           </w:p>
         </w:tc>
@@ -2463,7 +2463,7 @@
                 <w:sz w:val="20"/>
                 <w:szCs w:val="20"/>
               </w:rPr>
-              <w:t>SAS-001</w:t>
+              <w:t>SAS-0xx</w:t>
             </w:r>
           </w:p>
         </w:tc>
@@ -2648,7 +2648,7 @@
           <w:sz w:val="22"/>
           <w:szCs w:val="22"/>
         </w:rPr>
-        <w:t>PSAC-TOOLCHAIN-001 — Plan for Software Aspects of Certification</w:t>
+        <w:t>PSAC-TOOLCHAIN-0xx — Plan for Software Aspects of Certification</w:t>
       </w:r>
     </w:p>
     <w:p>
@@ -2667,7 +2667,7 @@
           <w:sz w:val="22"/>
           <w:szCs w:val="22"/>
         </w:rPr>
-        <w:t>SDP-TOOLCHAIN-001 — Software Development Plan</w:t>
+        <w:t>SDP-TOOLCHAIN-0xx — Software Development Plan</w:t>
       </w:r>
     </w:p>
     <w:p>
@@ -2686,7 +2686,7 @@
           <w:sz w:val="22"/>
           <w:szCs w:val="22"/>
         </w:rPr>
-        <w:t>SVP-TOOLCHAIN-001 — Software Verification Plan</w:t>
+        <w:t>SVP-TOOLCHAIN-0xx — Software Verification Plan</w:t>
       </w:r>
     </w:p>
     <w:p>
@@ -2705,7 +2705,7 @@
           <w:sz w:val="22"/>
           <w:szCs w:val="22"/>
         </w:rPr>
-        <w:t>SQAP-TOOLCHAIN-001 — Software Quality Assurance Plan</w:t>
+        <w:t>SQAP-TOOLCHAIN-0xx — Software Quality Assurance Plan</w:t>
       </w:r>
     </w:p>
     <w:p>
@@ -2986,7 +2986,7 @@
                 <w:sz w:val="20"/>
                 <w:szCs w:val="20"/>
               </w:rPr>
-              <w:t>PSAC, SDP, SVP, SCMP, SQAP, SRS-001, SDS-001, SCS-001</w:t>
+              <w:t>PSAC, SDP, SVP, SCMP, SQAP, SRS-0xx, SDS-0xx, SCS-0xx</w:t>
             </w:r>
           </w:p>
         </w:tc>
@@ -3070,7 +3070,7 @@
                 <w:sz w:val="20"/>
                 <w:szCs w:val="20"/>
               </w:rPr>
-              <w:t>SRD-001, SDDD-001, /src folder</w:t>
+              <w:t>SRD-0xx, SDDD-0xx, /src folder</w:t>
             </w:r>
           </w:p>
         </w:tc>
@@ -3154,7 +3154,7 @@
                 <w:sz w:val="20"/>
                 <w:szCs w:val="20"/>
               </w:rPr>
-              <w:t>SUTC-001, SVTC-001, SVR-001, TM-001, SAS-001</w:t>
+              <w:t>SUTC-0xx, SVTC-0xx, SVTR-0xx, TM-0xx, SAS-0xx</w:t>
             </w:r>
           </w:p>
         </w:tc>
@@ -3398,7 +3398,7 @@
                 <w:sz w:val="20"/>
                 <w:szCs w:val="20"/>
               </w:rPr>
-              <w:t>PSAC-TOOLCHAIN-001</w:t>
+              <w:t>PSAC-TOOLCHAIN-0xx</w:t>
             </w:r>
           </w:p>
         </w:tc>
@@ -3506,7 +3506,7 @@
                 <w:sz w:val="20"/>
                 <w:szCs w:val="20"/>
               </w:rPr>
-              <w:t>BL-1</w:t>
+              <w:t>BSL-01</w:t>
             </w:r>
           </w:p>
         </w:tc>
@@ -3536,7 +3536,7 @@
                 <w:sz w:val="20"/>
                 <w:szCs w:val="20"/>
               </w:rPr>
-              <w:t>SDP-TOOLCHAIN-001</w:t>
+              <w:t>SDP-TOOLCHAIN-0xx</w:t>
             </w:r>
           </w:p>
         </w:tc>
@@ -3644,7 +3644,7 @@
                 <w:sz w:val="20"/>
                 <w:szCs w:val="20"/>
               </w:rPr>
-              <w:t>BL-1</w:t>
+              <w:t>BSL-01</w:t>
             </w:r>
           </w:p>
         </w:tc>
@@ -3674,7 +3674,7 @@
                 <w:sz w:val="20"/>
                 <w:szCs w:val="20"/>
               </w:rPr>
-              <w:t>SVP-TOOLCHAIN-001</w:t>
+              <w:t>SVP-TOOLCHAIN-0xx</w:t>
             </w:r>
           </w:p>
         </w:tc>
@@ -3782,7 +3782,7 @@
                 <w:sz w:val="20"/>
                 <w:szCs w:val="20"/>
               </w:rPr>
-              <w:t>BL-1</w:t>
+              <w:t>BSL-01</w:t>
             </w:r>
           </w:p>
         </w:tc>
@@ -3812,7 +3812,7 @@
                 <w:sz w:val="20"/>
                 <w:szCs w:val="20"/>
               </w:rPr>
-              <w:t>SCMP-TOOLCHAIN-001</w:t>
+              <w:t>SCMP-TOOLCHAIN-0xx</w:t>
             </w:r>
           </w:p>
         </w:tc>
@@ -3920,7 +3920,7 @@
                 <w:sz w:val="20"/>
                 <w:szCs w:val="20"/>
               </w:rPr>
-              <w:t>BL-1</w:t>
+              <w:t>BSL-01</w:t>
             </w:r>
           </w:p>
         </w:tc>
@@ -3950,7 +3950,7 @@
                 <w:sz w:val="20"/>
                 <w:szCs w:val="20"/>
               </w:rPr>
-              <w:t>SQAP-TOOLCHAIN-001</w:t>
+              <w:t>SQAP-TOOLCHAIN-0xx</w:t>
             </w:r>
           </w:p>
         </w:tc>
@@ -4058,7 +4058,7 @@
                 <w:sz w:val="20"/>
                 <w:szCs w:val="20"/>
               </w:rPr>
-              <w:t>BL-1</w:t>
+              <w:t>BSL-01</w:t>
             </w:r>
           </w:p>
         </w:tc>
@@ -4088,7 +4088,7 @@
                 <w:sz w:val="20"/>
                 <w:szCs w:val="20"/>
               </w:rPr>
-              <w:t>SRS-001</w:t>
+              <w:t>SRS-0xx</w:t>
             </w:r>
           </w:p>
         </w:tc>
@@ -4196,7 +4196,7 @@
                 <w:sz w:val="20"/>
                 <w:szCs w:val="20"/>
               </w:rPr>
-              <w:t>BL-1</w:t>
+              <w:t>BSL-01</w:t>
             </w:r>
           </w:p>
         </w:tc>
@@ -4226,7 +4226,7 @@
                 <w:sz w:val="20"/>
                 <w:szCs w:val="20"/>
               </w:rPr>
-              <w:t>SDS-001</w:t>
+              <w:t>SDS-0xx</w:t>
             </w:r>
           </w:p>
         </w:tc>
@@ -4334,7 +4334,7 @@
                 <w:sz w:val="20"/>
                 <w:szCs w:val="20"/>
               </w:rPr>
-              <w:t>BL-1</w:t>
+              <w:t>BSL-01</w:t>
             </w:r>
           </w:p>
         </w:tc>
@@ -4364,7 +4364,7 @@
                 <w:sz w:val="20"/>
                 <w:szCs w:val="20"/>
               </w:rPr>
-              <w:t>SCS-001</w:t>
+              <w:t>SCS-0xx</w:t>
             </w:r>
           </w:p>
         </w:tc>
@@ -4472,7 +4472,7 @@
                 <w:sz w:val="20"/>
                 <w:szCs w:val="20"/>
               </w:rPr>
-              <w:t>BL-1</w:t>
+              <w:t>BSL-01</w:t>
             </w:r>
           </w:p>
         </w:tc>
@@ -4502,7 +4502,7 @@
                 <w:sz w:val="20"/>
                 <w:szCs w:val="20"/>
               </w:rPr>
-              <w:t>SRD-001</w:t>
+              <w:t>SRD-0xx</w:t>
             </w:r>
           </w:p>
         </w:tc>
@@ -4610,7 +4610,7 @@
                 <w:sz w:val="20"/>
                 <w:szCs w:val="20"/>
               </w:rPr>
-              <w:t>BL-2</w:t>
+              <w:t>BSL-02</w:t>
             </w:r>
           </w:p>
         </w:tc>
@@ -4640,7 +4640,7 @@
                 <w:sz w:val="20"/>
                 <w:szCs w:val="20"/>
               </w:rPr>
-              <w:t>SDDD-001</w:t>
+              <w:t>SDDD-0xx</w:t>
             </w:r>
           </w:p>
         </w:tc>
@@ -4748,7 +4748,7 @@
                 <w:sz w:val="20"/>
                 <w:szCs w:val="20"/>
               </w:rPr>
-              <w:t>BL-2</w:t>
+              <w:t>BSL-02</w:t>
             </w:r>
           </w:p>
         </w:tc>
@@ -4886,7 +4886,7 @@
                 <w:sz w:val="20"/>
                 <w:szCs w:val="20"/>
               </w:rPr>
-              <w:t>BL-2</w:t>
+              <w:t>BSL-02</w:t>
             </w:r>
           </w:p>
         </w:tc>
@@ -4916,7 +4916,7 @@
                 <w:sz w:val="20"/>
                 <w:szCs w:val="20"/>
               </w:rPr>
-              <w:t>SUTC-001</w:t>
+              <w:t>SUTC-0xx</w:t>
             </w:r>
           </w:p>
         </w:tc>
@@ -5024,7 +5024,7 @@
                 <w:sz w:val="20"/>
                 <w:szCs w:val="20"/>
               </w:rPr>
-              <w:t>BL-3</w:t>
+              <w:t>BSL-03</w:t>
             </w:r>
           </w:p>
         </w:tc>
@@ -5054,7 +5054,7 @@
                 <w:sz w:val="20"/>
                 <w:szCs w:val="20"/>
               </w:rPr>
-              <w:t>SVTC-001</w:t>
+              <w:t>SVTC-0xx</w:t>
             </w:r>
           </w:p>
         </w:tc>
@@ -5162,7 +5162,7 @@
                 <w:sz w:val="20"/>
                 <w:szCs w:val="20"/>
               </w:rPr>
-              <w:t>BL-3</w:t>
+              <w:t>BSL-03</w:t>
             </w:r>
           </w:p>
         </w:tc>
@@ -5192,7 +5192,7 @@
                 <w:sz w:val="20"/>
                 <w:szCs w:val="20"/>
               </w:rPr>
-              <w:t>TM-001</w:t>
+              <w:t>TM-0xx</w:t>
             </w:r>
           </w:p>
         </w:tc>
@@ -5300,7 +5300,7 @@
                 <w:sz w:val="20"/>
                 <w:szCs w:val="20"/>
               </w:rPr>
-              <w:t>BL-3</w:t>
+              <w:t>BSL-03</w:t>
             </w:r>
           </w:p>
         </w:tc>
@@ -5330,7 +5330,7 @@
                 <w:sz w:val="20"/>
                 <w:szCs w:val="20"/>
               </w:rPr>
-              <w:t>SVR-001</w:t>
+              <w:t>SVTR-0xx</w:t>
             </w:r>
           </w:p>
         </w:tc>
@@ -5357,7 +5357,7 @@
                 <w:sz w:val="20"/>
                 <w:szCs w:val="20"/>
               </w:rPr>
-              <w:t>Software Verification Results</w:t>
+              <w:t>Software Verification Test Result</w:t>
             </w:r>
           </w:p>
         </w:tc>
@@ -5438,7 +5438,7 @@
                 <w:sz w:val="20"/>
                 <w:szCs w:val="20"/>
               </w:rPr>
-              <w:t>BL-3</w:t>
+              <w:t>BSL-03</w:t>
             </w:r>
           </w:p>
         </w:tc>
@@ -5468,7 +5468,7 @@
                 <w:sz w:val="20"/>
                 <w:szCs w:val="20"/>
               </w:rPr>
-              <w:t>SAS-001</w:t>
+              <w:t>SAS-0xx</w:t>
             </w:r>
           </w:p>
         </w:tc>
@@ -5576,7 +5576,7 @@
                 <w:sz w:val="20"/>
                 <w:szCs w:val="20"/>
               </w:rPr>
-              <w:t>BL-4</w:t>
+              <w:t>BSL-04</w:t>
             </w:r>
           </w:p>
         </w:tc>
@@ -6070,7 +6070,7 @@
                 <w:sz w:val="20"/>
                 <w:szCs w:val="20"/>
               </w:rPr>
-              <w:t>SRS-001, SDS-001, SCS-001</w:t>
+              <w:t>SRS-0xx, SDS-0xx, SCS-0xx</w:t>
             </w:r>
           </w:p>
         </w:tc>
@@ -6154,7 +6154,7 @@
                 <w:sz w:val="20"/>
                 <w:szCs w:val="20"/>
               </w:rPr>
-              <w:t>SRD-001 (HLRs + System Architecture)</w:t>
+              <w:t>SRD-0xx (HLRs + System Architecture)</w:t>
             </w:r>
           </w:p>
         </w:tc>
@@ -6238,7 +6238,7 @@
                 <w:sz w:val="20"/>
                 <w:szCs w:val="20"/>
               </w:rPr>
-              <w:t>SDDD-001 (LLRs + Software Architecture)</w:t>
+              <w:t>SDDD-0xx (LLRs + Software Architecture)</w:t>
             </w:r>
           </w:p>
         </w:tc>
@@ -6406,7 +6406,7 @@
                 <w:sz w:val="20"/>
                 <w:szCs w:val="20"/>
               </w:rPr>
-              <w:t>SUTC-001, SVTC-001</w:t>
+              <w:t>SUTC-0xx, SVTC-0xx</w:t>
             </w:r>
           </w:p>
         </w:tc>
@@ -6490,7 +6490,7 @@
                 <w:sz w:val="20"/>
                 <w:szCs w:val="20"/>
               </w:rPr>
-              <w:t>SVR-001, coverage reports, review records</w:t>
+              <w:t>SVTR-0xx, coverage reports, review records</w:t>
             </w:r>
           </w:p>
         </w:tc>
@@ -6574,7 +6574,7 @@
                 <w:sz w:val="20"/>
                 <w:szCs w:val="20"/>
               </w:rPr>
-              <w:t>TM-001</w:t>
+              <w:t>TM-0xx</w:t>
             </w:r>
           </w:p>
         </w:tc>
@@ -6742,7 +6742,7 @@
                 <w:sz w:val="20"/>
                 <w:szCs w:val="20"/>
               </w:rPr>
-              <w:t>SAS-001, SOI review records</w:t>
+              <w:t>SAS-0xx, SOI review records</w:t>
             </w:r>
           </w:p>
         </w:tc>
@@ -7696,7 +7696,7 @@
                 <w:sz w:val="20"/>
                 <w:szCs w:val="20"/>
               </w:rPr>
-              <w:t>BL-1</w:t>
+              <w:t>BSL-01</w:t>
             </w:r>
           </w:p>
         </w:tc>
@@ -7777,7 +7777,7 @@
                 <w:sz w:val="20"/>
                 <w:szCs w:val="20"/>
               </w:rPr>
-              <w:t>PSAC, SDP, SVP, SCMP, SQAP, SRS-001, SDS-001, SCS-001</w:t>
+              <w:t>PSAC, SDP, SVP, SCMP, SQAP, SRS-0xx, SDS-0xx, SCS-0xx</w:t>
             </w:r>
           </w:p>
         </w:tc>
@@ -7834,7 +7834,7 @@
                 <w:sz w:val="20"/>
                 <w:szCs w:val="20"/>
               </w:rPr>
-              <w:t>BL-2</w:t>
+              <w:t>BSL-02</w:t>
             </w:r>
           </w:p>
         </w:tc>
@@ -7915,7 +7915,7 @@
                 <w:sz w:val="20"/>
                 <w:szCs w:val="20"/>
               </w:rPr>
-              <w:t>BL-1 + SRD-001, SDDD-001, /src folder</w:t>
+              <w:t>BSL-01 + SRD-0xx, SDDD-0xx, /src folder</w:t>
             </w:r>
           </w:p>
         </w:tc>
@@ -7972,7 +7972,7 @@
                 <w:sz w:val="20"/>
                 <w:szCs w:val="20"/>
               </w:rPr>
-              <w:t>BL-3</w:t>
+              <w:t>BSL-03</w:t>
             </w:r>
           </w:p>
         </w:tc>
@@ -8053,7 +8053,7 @@
                 <w:sz w:val="20"/>
                 <w:szCs w:val="20"/>
               </w:rPr>
-              <w:t>BL-2 + SUTC-001, SVTC-001, SVR-001, TM-001</w:t>
+              <w:t>BSL-02 + SUTC-0xx, SVTC-0xx, SVTR-0xx, TM-0xx</w:t>
             </w:r>
           </w:p>
         </w:tc>
@@ -8110,7 +8110,7 @@
                 <w:sz w:val="20"/>
                 <w:szCs w:val="20"/>
               </w:rPr>
-              <w:t>BL-4</w:t>
+              <w:t>BSL-04</w:t>
             </w:r>
           </w:p>
         </w:tc>
@@ -8191,7 +8191,7 @@
                 <w:sz w:val="20"/>
                 <w:szCs w:val="20"/>
               </w:rPr>
-              <w:t>BL-3 + SAS-001, all SOI review records, full lifecycle package</w:t>
+              <w:t>BSL-03 + SAS-0xx, all SOI review records, full lifecycle package</w:t>
             </w:r>
           </w:p>
         </w:tc>
@@ -8306,7 +8306,7 @@
           <w:sz w:val="22"/>
           <w:szCs w:val="22"/>
         </w:rPr>
-        <w:t>Step 3: The baseline is tagged in Git as BL-N (e.g., git tag -a BL-1 -m 'Planning Baseline')</w:t>
+        <w:t>Step 3: The baseline is tagged in Git as BL-N (e.g., git tag -a BSL-01 -m 'Planning Baseline')</w:t>
       </w:r>
     </w:p>
     <w:p>
@@ -9127,7 +9127,7 @@
                 <w:sz w:val="20"/>
                 <w:szCs w:val="20"/>
               </w:rPr>
-              <w:t>Verification of affected downstream artifacts per SVP-TOOLCHAIN-001</w:t>
+              <w:t>Verification of affected downstream artifacts per SVP-TOOLCHAIN-0xx</w:t>
             </w:r>
           </w:p>
         </w:tc>
@@ -10770,7 +10770,7 @@
                 <w:sz w:val="20"/>
                 <w:szCs w:val="20"/>
               </w:rPr>
-              <w:t>PR marked closed in tracking system; referenced in SVR-001</w:t>
+              <w:t>PR marked closed in tracking system; referenced in SVTR-0xx</w:t>
             </w:r>
           </w:p>
         </w:tc>
@@ -11174,7 +11174,7 @@
                 <w:sz w:val="20"/>
                 <w:szCs w:val="20"/>
               </w:rPr>
-              <w:t>SAS-001 compilation</w:t>
+              <w:t>SAS-0xx compilation</w:t>
             </w:r>
           </w:p>
         </w:tc>
@@ -11185,24 +11185,6 @@
         <w:pStyle w:val="Normal"/>
         <w:spacing w:before="100" w:after="100"/>
         <w:rPr/>
-      </w:pPr>
-      <w:r>
-        <w:rPr/>
-      </w:r>
-    </w:p>
-    <w:p>
-      <w:pPr>
-        <w:pStyle w:val="Heading2"/>
-        <w:spacing w:before="300" w:after="150"/>
-        <w:rPr>
-          <w:rFonts w:ascii="Arial" w:hAnsi="Arial" w:eastAsia="Arial" w:cs="Arial"/>
-          <w:b/>
-          <w:b/>
-          <w:bCs/>
-          <w:color w:val="2E75B6"/>
-          <w:sz w:val="24"/>
-          <w:szCs w:val="24"/>
-        </w:rPr>
       </w:pPr>
       <w:r>
         <w:rPr/>
@@ -11299,7 +11281,7 @@
           <w:sz w:val="22"/>
           <w:szCs w:val="22"/>
         </w:rPr>
-        <w:t>PR statistics (total raised, closed, open) shall be reported in SAS-001</w:t>
+        <w:t>PR statistics (total raised, closed, open) shall be reported in SAS-0xx</w:t>
       </w:r>
     </w:p>
     <w:p>
@@ -11601,7 +11583,7 @@
                 <w:sz w:val="20"/>
                 <w:szCs w:val="20"/>
               </w:rPr>
-              <w:t>PSAC-TOOLCHAIN-001</w:t>
+              <w:t>PSAC-TOOLCHAIN-0xx</w:t>
             </w:r>
           </w:p>
         </w:tc>
@@ -11682,7 +11664,7 @@
                 <w:sz w:val="20"/>
                 <w:szCs w:val="20"/>
               </w:rPr>
-              <w:t>BL-1</w:t>
+              <w:t>BSL-01</w:t>
             </w:r>
           </w:p>
         </w:tc>
@@ -11766,7 +11748,7 @@
                 <w:sz w:val="20"/>
                 <w:szCs w:val="20"/>
               </w:rPr>
-              <w:t>SDP-TOOLCHAIN-001</w:t>
+              <w:t>SDP-TOOLCHAIN-0xx</w:t>
             </w:r>
           </w:p>
         </w:tc>
@@ -11847,7 +11829,7 @@
                 <w:sz w:val="20"/>
                 <w:szCs w:val="20"/>
               </w:rPr>
-              <w:t>BL-1</w:t>
+              <w:t>BSL-01</w:t>
             </w:r>
           </w:p>
         </w:tc>
@@ -11931,7 +11913,7 @@
                 <w:sz w:val="20"/>
                 <w:szCs w:val="20"/>
               </w:rPr>
-              <w:t>SVP-TOOLCHAIN-001</w:t>
+              <w:t>SVP-TOOLCHAIN-0xx</w:t>
             </w:r>
           </w:p>
         </w:tc>
@@ -12012,7 +11994,7 @@
                 <w:sz w:val="20"/>
                 <w:szCs w:val="20"/>
               </w:rPr>
-              <w:t>BL-1</w:t>
+              <w:t>BSL-01</w:t>
             </w:r>
           </w:p>
         </w:tc>
@@ -12096,7 +12078,7 @@
                 <w:sz w:val="20"/>
                 <w:szCs w:val="20"/>
               </w:rPr>
-              <w:t>SCMP-TOOLCHAIN-001</w:t>
+              <w:t>SCMP-TOOLCHAIN-0xx</w:t>
             </w:r>
           </w:p>
         </w:tc>
@@ -12177,7 +12159,7 @@
                 <w:sz w:val="20"/>
                 <w:szCs w:val="20"/>
               </w:rPr>
-              <w:t>BL-1</w:t>
+              <w:t>BSL-01</w:t>
             </w:r>
           </w:p>
         </w:tc>
@@ -12261,7 +12243,7 @@
                 <w:sz w:val="20"/>
                 <w:szCs w:val="20"/>
               </w:rPr>
-              <w:t>SQAP-TOOLCHAIN-001</w:t>
+              <w:t>SQAP-TOOLCHAIN-0xx</w:t>
             </w:r>
           </w:p>
         </w:tc>
@@ -12342,7 +12324,7 @@
                 <w:sz w:val="20"/>
                 <w:szCs w:val="20"/>
               </w:rPr>
-              <w:t>BL-1</w:t>
+              <w:t>BSL-01</w:t>
             </w:r>
           </w:p>
         </w:tc>
@@ -12426,7 +12408,7 @@
                 <w:sz w:val="20"/>
                 <w:szCs w:val="20"/>
               </w:rPr>
-              <w:t>SRS-001</w:t>
+              <w:t>SRS-0xx</w:t>
             </w:r>
           </w:p>
         </w:tc>
@@ -12507,7 +12489,7 @@
                 <w:sz w:val="20"/>
                 <w:szCs w:val="20"/>
               </w:rPr>
-              <w:t>BL-1</w:t>
+              <w:t>BSL-01</w:t>
             </w:r>
           </w:p>
         </w:tc>
@@ -12534,7 +12516,7 @@
                 <w:sz w:val="20"/>
                 <w:szCs w:val="20"/>
               </w:rPr>
-              <w:t>/standards/SRS-001.docx</w:t>
+              <w:t>/standards/SRS-0xx.docx</w:t>
             </w:r>
           </w:p>
         </w:tc>
@@ -12591,7 +12573,7 @@
                 <w:sz w:val="20"/>
                 <w:szCs w:val="20"/>
               </w:rPr>
-              <w:t>SDS-001</w:t>
+              <w:t>SDS-0xx</w:t>
             </w:r>
           </w:p>
         </w:tc>
@@ -12672,7 +12654,7 @@
                 <w:sz w:val="20"/>
                 <w:szCs w:val="20"/>
               </w:rPr>
-              <w:t>BL-1</w:t>
+              <w:t>BSL-01</w:t>
             </w:r>
           </w:p>
         </w:tc>
@@ -12699,7 +12681,7 @@
                 <w:sz w:val="20"/>
                 <w:szCs w:val="20"/>
               </w:rPr>
-              <w:t>/standards/SDS-001.docx</w:t>
+              <w:t>/standards/SDS-0xx.docx</w:t>
             </w:r>
           </w:p>
         </w:tc>
@@ -12756,7 +12738,7 @@
                 <w:sz w:val="20"/>
                 <w:szCs w:val="20"/>
               </w:rPr>
-              <w:t>SCS-001</w:t>
+              <w:t>SCS-0xx</w:t>
             </w:r>
           </w:p>
         </w:tc>
@@ -12837,7 +12819,7 @@
                 <w:sz w:val="20"/>
                 <w:szCs w:val="20"/>
               </w:rPr>
-              <w:t>BL-1</w:t>
+              <w:t>BSL-01</w:t>
             </w:r>
           </w:p>
         </w:tc>
@@ -12864,7 +12846,7 @@
                 <w:sz w:val="20"/>
                 <w:szCs w:val="20"/>
               </w:rPr>
-              <w:t>/standards/SCS-001.docx</w:t>
+              <w:t>/standards/SCS-0xx.docx</w:t>
             </w:r>
           </w:p>
         </w:tc>
@@ -12921,7 +12903,7 @@
                 <w:sz w:val="20"/>
                 <w:szCs w:val="20"/>
               </w:rPr>
-              <w:t>SRD-001</w:t>
+              <w:t>SRD-0xx</w:t>
             </w:r>
           </w:p>
         </w:tc>
@@ -13002,7 +12984,7 @@
                 <w:sz w:val="20"/>
                 <w:szCs w:val="20"/>
               </w:rPr>
-              <w:t>BL-2</w:t>
+              <w:t>BSL-02</w:t>
             </w:r>
           </w:p>
         </w:tc>
@@ -13029,7 +13011,7 @@
                 <w:sz w:val="20"/>
                 <w:szCs w:val="20"/>
               </w:rPr>
-              <w:t>/requirements/SRD-001.docx</w:t>
+              <w:t>/requirements/SRD-0xx.docx</w:t>
             </w:r>
           </w:p>
         </w:tc>
@@ -13086,7 +13068,7 @@
                 <w:sz w:val="20"/>
                 <w:szCs w:val="20"/>
               </w:rPr>
-              <w:t>SDDD-001</w:t>
+              <w:t>SDDD-0xx</w:t>
             </w:r>
           </w:p>
         </w:tc>
@@ -13167,7 +13149,7 @@
                 <w:sz w:val="20"/>
                 <w:szCs w:val="20"/>
               </w:rPr>
-              <w:t>BL-2</w:t>
+              <w:t>BSL-02</w:t>
             </w:r>
           </w:p>
         </w:tc>
@@ -13194,7 +13176,7 @@
                 <w:sz w:val="20"/>
                 <w:szCs w:val="20"/>
               </w:rPr>
-              <w:t>/design/SDDD-001.docx</w:t>
+              <w:t>/design/SDDD-0xx.docx</w:t>
             </w:r>
           </w:p>
         </w:tc>
@@ -13332,7 +13314,7 @@
                 <w:sz w:val="20"/>
                 <w:szCs w:val="20"/>
               </w:rPr>
-              <w:t>BL-2</w:t>
+              <w:t>BSL-02</w:t>
             </w:r>
           </w:p>
         </w:tc>
@@ -13416,7 +13398,7 @@
                 <w:sz w:val="20"/>
                 <w:szCs w:val="20"/>
               </w:rPr>
-              <w:t>SUTC-001</w:t>
+              <w:t>SUTC-0xx</w:t>
             </w:r>
           </w:p>
         </w:tc>
@@ -13497,7 +13479,7 @@
                 <w:sz w:val="20"/>
                 <w:szCs w:val="20"/>
               </w:rPr>
-              <w:t>BL-3</w:t>
+              <w:t>BSL-03</w:t>
             </w:r>
           </w:p>
         </w:tc>
@@ -13524,7 +13506,7 @@
                 <w:sz w:val="20"/>
                 <w:szCs w:val="20"/>
               </w:rPr>
-              <w:t>/tests/SUTC-001.docx</w:t>
+              <w:t>/tests/SUTC-0xx.docx</w:t>
             </w:r>
           </w:p>
         </w:tc>
@@ -13581,7 +13563,7 @@
                 <w:sz w:val="20"/>
                 <w:szCs w:val="20"/>
               </w:rPr>
-              <w:t>SVTC-001</w:t>
+              <w:t>SVTC-0xx</w:t>
             </w:r>
           </w:p>
         </w:tc>
@@ -13662,7 +13644,7 @@
                 <w:sz w:val="20"/>
                 <w:szCs w:val="20"/>
               </w:rPr>
-              <w:t>BL-3</w:t>
+              <w:t>BSL-03</w:t>
             </w:r>
           </w:p>
         </w:tc>
@@ -13689,7 +13671,7 @@
                 <w:sz w:val="20"/>
                 <w:szCs w:val="20"/>
               </w:rPr>
-              <w:t>/tests/SVTC-001.docx</w:t>
+              <w:t>/tests/SVTC-0xx.docx</w:t>
             </w:r>
           </w:p>
         </w:tc>
@@ -13746,7 +13728,7 @@
                 <w:sz w:val="20"/>
                 <w:szCs w:val="20"/>
               </w:rPr>
-              <w:t>TM-001</w:t>
+              <w:t>TM-0xx</w:t>
             </w:r>
           </w:p>
         </w:tc>
@@ -13827,7 +13809,7 @@
                 <w:sz w:val="20"/>
                 <w:szCs w:val="20"/>
               </w:rPr>
-              <w:t>BL-3</w:t>
+              <w:t>BSL-03</w:t>
             </w:r>
           </w:p>
         </w:tc>
@@ -13854,7 +13836,7 @@
                 <w:sz w:val="20"/>
                 <w:szCs w:val="20"/>
               </w:rPr>
-              <w:t>/traceability/TM-001.xlsx</w:t>
+              <w:t>/traceability/TM-0xx.xlsx</w:t>
             </w:r>
           </w:p>
         </w:tc>
@@ -13911,7 +13893,7 @@
                 <w:sz w:val="20"/>
                 <w:szCs w:val="20"/>
               </w:rPr>
-              <w:t>SVR-001</w:t>
+              <w:t>SVTR-0xx</w:t>
             </w:r>
           </w:p>
         </w:tc>
@@ -13992,7 +13974,7 @@
                 <w:sz w:val="20"/>
                 <w:szCs w:val="20"/>
               </w:rPr>
-              <w:t>BL-3</w:t>
+              <w:t>BSL-03</w:t>
             </w:r>
           </w:p>
         </w:tc>
@@ -14019,7 +14001,7 @@
                 <w:sz w:val="20"/>
                 <w:szCs w:val="20"/>
               </w:rPr>
-              <w:t>/verification/SVR-001.docx</w:t>
+              <w:t>/verification/SVTR-0xx.docx</w:t>
             </w:r>
           </w:p>
         </w:tc>
@@ -14076,7 +14058,7 @@
                 <w:sz w:val="20"/>
                 <w:szCs w:val="20"/>
               </w:rPr>
-              <w:t>SAS-001</w:t>
+              <w:t>SAS-0xx</w:t>
             </w:r>
           </w:p>
         </w:tc>
@@ -14157,7 +14139,7 @@
                 <w:sz w:val="20"/>
                 <w:szCs w:val="20"/>
               </w:rPr>
-              <w:t>BL-4</w:t>
+              <w:t>BSL-04</w:t>
             </w:r>
           </w:p>
         </w:tc>
@@ -14184,7 +14166,7 @@
                 <w:sz w:val="20"/>
                 <w:szCs w:val="20"/>
               </w:rPr>
-              <w:t>/certification/SAS-001.docx</w:t>
+              <w:t>/certification/SAS-0xx.docx</w:t>
             </w:r>
           </w:p>
         </w:tc>
@@ -14798,7 +14780,7 @@
                 <w:sz w:val="20"/>
                 <w:szCs w:val="20"/>
               </w:rPr>
-              <w:t>SOI #1 — BL-1</w:t>
+              <w:t>SOI #1 — BSL-01</w:t>
             </w:r>
           </w:p>
         </w:tc>
@@ -14825,7 +14807,7 @@
                 <w:sz w:val="20"/>
                 <w:szCs w:val="20"/>
               </w:rPr>
-              <w:t>All 8 planning/standards SCIs at approved version All SCIs committed to /planning and /standards folders No open Critical or Major PRs BL-1 tag applied and branch protected SCI register updated</w:t>
+              <w:t>All 8 planning/standards SCIs at approved version All SCIs committed to /planning and /standards folders No open Critical or Major PRs BSL-01 tag applied and branch protected SCI register updated</w:t>
             </w:r>
           </w:p>
         </w:tc>
@@ -14855,7 +14837,7 @@
                 <w:sz w:val="20"/>
                 <w:szCs w:val="20"/>
               </w:rPr>
-              <w:t>SOI #2 — BL-2</w:t>
+              <w:t>SOI #2 — BSL-02</w:t>
             </w:r>
           </w:p>
         </w:tc>
@@ -14882,7 +14864,7 @@
                 <w:sz w:val="20"/>
                 <w:szCs w:val="20"/>
               </w:rPr>
-              <w:t>SRD-001, SDDD-001, /src at approved version All review records committed to /verification All PRs from BL-2 scope closed BL-2 tag applied and branch protected SCI register updated AI module configs recorded in /ai-configs</w:t>
+              <w:t>SRD-0xx, SDDD-0xx, /src at approved version All review records committed to /verification All PRs from BSL-02 scope closed BSL-02 tag applied and branch protected SCI register updated AI module configs recorded in /ai-configs</w:t>
             </w:r>
           </w:p>
         </w:tc>
@@ -14912,7 +14894,7 @@
                 <w:sz w:val="20"/>
                 <w:szCs w:val="20"/>
               </w:rPr>
-              <w:t>SOI #3 — BL-3</w:t>
+              <w:t>SOI #3 — BSL-03</w:t>
             </w:r>
           </w:p>
         </w:tc>
@@ -14939,7 +14921,7 @@
                 <w:sz w:val="20"/>
                 <w:szCs w:val="20"/>
               </w:rPr>
-              <w:t>SUTC-001, SVTC-001, SVR-001, TM-001 at approved version Coverage results committed to /verification All PRs from BL-3 scope closed BL-3 tag applied and branch protected SCI register updated</w:t>
+              <w:t>SUTC-0xx, SVTC-0xx, SVTR-0xx, TM-0xx at approved version Coverage results committed to /verification All PRs from BSL-03 scope closed BSL-03 tag applied and branch protected SCI register updated</w:t>
             </w:r>
           </w:p>
         </w:tc>
@@ -14969,7 +14951,7 @@
                 <w:sz w:val="20"/>
                 <w:szCs w:val="20"/>
               </w:rPr>
-              <w:t>SOI #4 — BL-4</w:t>
+              <w:t>SOI #4 — BSL-04</w:t>
             </w:r>
           </w:p>
         </w:tc>
@@ -14996,7 +14978,7 @@
                 <w:sz w:val="20"/>
                 <w:szCs w:val="20"/>
               </w:rPr>
-              <w:t>SAS-001 at approved version All SOI review records committed All PRs in the project closed BL-4 tag applied — project lifecycle complete Full SCI register submitted to certification authority</w:t>
+              <w:t>SAS-0xx at approved version All SOI review records committed All PRs in the project closed BSL-04 tag applied — project lifecycle complete Full SCI register submitted to certification authority</w:t>
             </w:r>
           </w:p>
         </w:tc>
@@ -15959,7 +15941,7 @@
     </w:r>
     <w:r>
       <w:rPr/>
-      <w:t>17</w:t>
+      <w:t>5</w:t>
     </w:r>
     <w:r>
       <w:rPr/>
@@ -15986,7 +15968,79 @@
         <w:sz w:val="18"/>
         <w:szCs w:val="18"/>
       </w:rPr>
-      <w:t>SCMP — I-SCEET   |   SCMP-TOOLCHAIN-001   |   v2.1   |   DRAFT</w:t>
+      <w:t>SCMP — I-SCEET   |   S</w:t>
+    </w:r>
+    <w:r>
+      <w:rPr>
+        <w:rFonts w:eastAsia="Arial" w:cs="Arial"/>
+        <w:color w:val="666666"/>
+        <w:sz w:val="18"/>
+        <w:szCs w:val="18"/>
+      </w:rPr>
+      <w:t>oftware</w:t>
+    </w:r>
+    <w:r>
+      <w:rPr>
+        <w:rFonts w:eastAsia="Arial" w:cs="Arial"/>
+        <w:color w:val="666666"/>
+        <w:sz w:val="18"/>
+        <w:szCs w:val="18"/>
+      </w:rPr>
+      <w:t xml:space="preserve"> C</w:t>
+    </w:r>
+    <w:r>
+      <w:rPr>
+        <w:rFonts w:eastAsia="Arial" w:cs="Arial"/>
+        <w:color w:val="666666"/>
+        <w:sz w:val="18"/>
+        <w:szCs w:val="18"/>
+      </w:rPr>
+      <w:t>onfiguration</w:t>
+    </w:r>
+    <w:r>
+      <w:rPr>
+        <w:rFonts w:eastAsia="Arial" w:cs="Arial"/>
+        <w:color w:val="666666"/>
+        <w:sz w:val="18"/>
+        <w:szCs w:val="18"/>
+      </w:rPr>
+      <w:t xml:space="preserve"> M</w:t>
+    </w:r>
+    <w:r>
+      <w:rPr>
+        <w:rFonts w:eastAsia="Arial" w:cs="Arial"/>
+        <w:color w:val="666666"/>
+        <w:sz w:val="18"/>
+        <w:szCs w:val="18"/>
+      </w:rPr>
+      <w:t>anagement</w:t>
+    </w:r>
+    <w:r>
+      <w:rPr>
+        <w:rFonts w:eastAsia="Arial" w:cs="Arial"/>
+        <w:color w:val="666666"/>
+        <w:sz w:val="18"/>
+        <w:szCs w:val="18"/>
+      </w:rPr>
+      <w:t xml:space="preserve"> P</w:t>
+    </w:r>
+    <w:r>
+      <w:rPr>
+        <w:rFonts w:eastAsia="Arial" w:cs="Arial"/>
+        <w:color w:val="666666"/>
+        <w:sz w:val="18"/>
+        <w:szCs w:val="18"/>
+      </w:rPr>
+      <w:t>lan</w:t>
+    </w:r>
+    <w:r>
+      <w:rPr>
+        <w:rFonts w:eastAsia="Arial" w:cs="Arial"/>
+        <w:color w:val="666666"/>
+        <w:sz w:val="18"/>
+        <w:szCs w:val="18"/>
+      </w:rPr>
+      <w:t xml:space="preserve">   |   v2.2   |   DRAFT</w:t>
     </w:r>
   </w:p>
 </w:hdr>
@@ -16804,28 +16858,5 @@
     <w:pPr/>
     <w:rPr/>
   </w:style>
-  <w:style w:type="paragraph" w:styleId="TableContents">
-    <w:name w:val="Table Contents"/>
-    <w:basedOn w:val="Normal"/>
-    <w:qFormat/>
-    <w:pPr>
-      <w:widowControl w:val="false"/>
-      <w:suppressLineNumbers/>
-    </w:pPr>
-    <w:rPr/>
-  </w:style>
-  <w:style w:type="paragraph" w:styleId="TableHeading">
-    <w:name w:val="Table Heading"/>
-    <w:basedOn w:val="TableContents"/>
-    <w:qFormat/>
-    <w:pPr>
-      <w:suppressLineNumbers/>
-      <w:jc w:val="center"/>
-    </w:pPr>
-    <w:rPr>
-      <w:b/>
-      <w:bCs/>
-    </w:rPr>
-  </w:style>
 </w:styles>
 </file>